--- a/vista/plantilla_acta_inicio_1.docx
+++ b/vista/plantilla_acta_inicio_1.docx
@@ -5,52 +5,9 @@
   <w:body>
     <w:p>
       <w:pPr>
-        <w:pBdr>
-          <w:top w:val="nil"/>
-          <w:left w:val="nil"/>
-          <w:bottom w:val="nil"/>
-          <w:right w:val="nil"/>
-          <w:between w:val="nil"/>
-        </w:pBdr>
-        <w:spacing w:line="276" w:lineRule="auto"/>
-      </w:pPr>
-      <w:r>
-        <w:pict w14:anchorId="1101832A">
-          <v:shapetype id="_x0000_t136" coordsize="21600,21600" o:spt="136" adj="10800" path="m@7,l@8,m@5,21600l@6,21600e">
-            <v:formulas>
-              <v:f eqn="sum #0 0 10800"/>
-              <v:f eqn="prod #0 2 1"/>
-              <v:f eqn="sum 21600 0 @1"/>
-              <v:f eqn="sum 0 0 @2"/>
-              <v:f eqn="sum 21600 0 @3"/>
-              <v:f eqn="if @0 @3 0"/>
-              <v:f eqn="if @0 21600 @1"/>
-              <v:f eqn="if @0 0 @2"/>
-              <v:f eqn="if @0 @4 21600"/>
-              <v:f eqn="mid @5 @6"/>
-              <v:f eqn="mid @8 @5"/>
-              <v:f eqn="mid @7 @8"/>
-              <v:f eqn="mid @6 @7"/>
-              <v:f eqn="sum @6 0 @5"/>
-            </v:formulas>
-            <v:path textpathok="t" o:connecttype="custom" o:connectlocs="@9,0;@10,10800;@11,21600;@12,10800" o:connectangles="270,180,90,0"/>
-            <v:textpath on="t" fitshape="t"/>
-            <v:handles>
-              <v:h position="#0,bottomRight" xrange="6629,14971"/>
-            </v:handles>
-            <o:lock v:ext="edit" text="t" shapetype="t"/>
-          </v:shapetype>
-          <v:shape id="_x0000_s2050" type="#_x0000_t136" style="position:absolute;margin-left:0;margin-top:0;width:50pt;height:50pt;z-index:251657728;visibility:hidden">
-            <o:lock v:ext="edit" selection="t"/>
-          </v:shape>
-        </w:pict>
-      </w:r>
-    </w:p>
-    <w:p>
-      <w:pPr>
         <w:ind w:left="3540"/>
         <w:rPr>
-          <w:rFonts w:ascii="Arial" w:eastAsia="Arial" w:hAnsi="Arial" w:cs="Arial"/>
+          <w:rFonts w:ascii="Arial" w:hAnsi="Arial" w:cs="Arial"/>
           <w:b/>
           <w:sz w:val="16"/>
           <w:szCs w:val="16"/>
@@ -58,12 +15,57 @@
       </w:pPr>
       <w:r>
         <w:rPr>
-          <w:rFonts w:ascii="Arial" w:eastAsia="Arial" w:hAnsi="Arial" w:cs="Arial"/>
+          <w:rFonts w:ascii="Arial" w:hAnsi="Arial" w:cs="Arial"/>
           <w:b/>
           <w:sz w:val="16"/>
           <w:szCs w:val="16"/>
         </w:rPr>
-        <w:t xml:space="preserve">                                                             ACTA No. </w:t>
+        <w:t xml:space="preserve">                                         </w:t>
+      </w:r>
+      <w:r>
+        <w:rPr>
+          <w:rFonts w:ascii="Arial" w:hAnsi="Arial" w:cs="Arial"/>
+          <w:b/>
+          <w:sz w:val="16"/>
+          <w:szCs w:val="16"/>
+        </w:rPr>
+        <w:t xml:space="preserve">     </w:t>
+      </w:r>
+      <w:r>
+        <w:rPr>
+          <w:rFonts w:ascii="Arial" w:hAnsi="Arial" w:cs="Arial"/>
+          <w:b/>
+          <w:sz w:val="16"/>
+          <w:szCs w:val="16"/>
+        </w:rPr>
+        <w:t xml:space="preserve">              </w:t>
+      </w:r>
+      <w:r>
+        <w:rPr>
+          <w:rFonts w:ascii="Arial" w:hAnsi="Arial" w:cs="Arial"/>
+          <w:b/>
+          <w:sz w:val="16"/>
+          <w:szCs w:val="16"/>
+        </w:rPr>
+        <w:t xml:space="preserve"> </w:t>
+      </w:r>
+      <w:r>
+        <w:rPr>
+          <w:rFonts w:ascii="Arial" w:hAnsi="Arial" w:cs="Arial"/>
+          <w:b/>
+          <w:sz w:val="16"/>
+          <w:szCs w:val="16"/>
+        </w:rPr>
+        <w:t>ACTA N</w:t>
+      </w:r>
+      <w:r>
+        <w:rPr>
+          <w:rFonts w:ascii="Arial" w:hAnsi="Arial" w:cs="Arial"/>
+          <w:b/>
+          <w:sz w:val="16"/>
+          <w:szCs w:val="16"/>
+        </w:rPr>
+        <w:t xml:space="preserve">o. </w:t>
       </w:r>
       <w:r>
         <w:rPr>
@@ -73,7 +75,40 @@
           <w:szCs w:val="22"/>
           <w:u w:val="single"/>
         </w:rPr>
-        <w:t>${numero_acta}</w:t>
+        <w:t>${</w:t>
+      </w:r>
+      <w:proofErr w:type="spellStart"/>
+      <w:r>
+        <w:rPr>
+          <w:rFonts w:ascii="Arial" w:eastAsia="Arial" w:hAnsi="Arial" w:cs="Arial"/>
+          <w:b/>
+          <w:sz w:val="22"/>
+          <w:szCs w:val="22"/>
+          <w:u w:val="single"/>
+        </w:rPr>
+        <w:t>numero_</w:t>
+      </w:r>
+      <w:proofErr w:type="gramStart"/>
+      <w:r>
+        <w:rPr>
+          <w:rFonts w:ascii="Arial" w:eastAsia="Arial" w:hAnsi="Arial" w:cs="Arial"/>
+          <w:b/>
+          <w:sz w:val="22"/>
+          <w:szCs w:val="22"/>
+          <w:u w:val="single"/>
+        </w:rPr>
+        <w:t>acta</w:t>
+      </w:r>
+      <w:proofErr w:type="spellEnd"/>
+      <w:r>
+        <w:rPr>
+          <w:rFonts w:ascii="Arial" w:eastAsia="Arial" w:hAnsi="Arial" w:cs="Arial"/>
+          <w:b/>
+          <w:sz w:val="22"/>
+          <w:szCs w:val="22"/>
+          <w:u w:val="single"/>
+        </w:rPr>
+        <w:t>}</w:t>
       </w:r>
       <w:r>
         <w:rPr>
@@ -84,59 +119,122 @@
         </w:rPr>
         <w:t>/</w:t>
       </w:r>
-    </w:p>
-    <w:p>
-      <w:pPr>
-        <w:ind w:left="3540"/>
-        <w:jc w:val="right"/>
-        <w:rPr>
-          <w:rFonts w:ascii="Arial" w:eastAsia="Arial" w:hAnsi="Arial" w:cs="Arial"/>
+      <w:proofErr w:type="gramEnd"/>
+      <w:r>
+        <w:rPr>
+          <w:rFonts w:ascii="Arial" w:hAnsi="Arial" w:cs="Arial"/>
           <w:b/>
           <w:sz w:val="16"/>
           <w:szCs w:val="16"/>
         </w:rPr>
-      </w:pPr>
-      <w:r>
-        <w:rPr>
-          <w:rFonts w:ascii="Arial" w:eastAsia="Arial" w:hAnsi="Arial" w:cs="Arial"/>
+        <w:t>/</w:t>
+      </w:r>
+    </w:p>
+    <w:p>
+      <w:pPr>
+        <w:ind w:left="3540"/>
+        <w:jc w:val="right"/>
+        <w:rPr>
+          <w:rFonts w:ascii="Arial" w:hAnsi="Arial" w:cs="Arial"/>
           <w:b/>
           <w:sz w:val="16"/>
           <w:szCs w:val="16"/>
         </w:rPr>
-        <w:t xml:space="preserve">             </w:t>
-      </w:r>
-    </w:p>
-    <w:p>
-      <w:pPr>
-        <w:ind w:left="3540"/>
-        <w:jc w:val="center"/>
-        <w:rPr>
-          <w:rFonts w:ascii="Arial" w:eastAsia="Arial" w:hAnsi="Arial" w:cs="Arial"/>
+      </w:pPr>
+      <w:r>
+        <w:rPr>
+          <w:rFonts w:ascii="Arial" w:hAnsi="Arial" w:cs="Arial"/>
           <w:b/>
           <w:sz w:val="16"/>
           <w:szCs w:val="16"/>
         </w:rPr>
-      </w:pPr>
-      <w:r>
-        <w:rPr>
-          <w:rFonts w:ascii="Arial" w:eastAsia="Arial" w:hAnsi="Arial" w:cs="Arial"/>
+        <w:t xml:space="preserve">  </w:t>
+      </w:r>
+      <w:r>
+        <w:rPr>
+          <w:rFonts w:ascii="Arial" w:hAnsi="Arial" w:cs="Arial"/>
           <w:b/>
           <w:sz w:val="16"/>
           <w:szCs w:val="16"/>
         </w:rPr>
-        <w:t xml:space="preserve">                                        REG AL FOLIO No. </w:t>
-      </w:r>
-      <w:r>
-        <w:rPr>
-          <w:rFonts w:ascii="Arial" w:eastAsia="Arial" w:hAnsi="Arial" w:cs="Arial"/>
+        <w:t xml:space="preserve">           </w:t>
+      </w:r>
+    </w:p>
+    <w:p>
+      <w:pPr>
+        <w:ind w:left="3540"/>
+        <w:jc w:val="center"/>
+        <w:rPr>
+          <w:rFonts w:ascii="Arial" w:hAnsi="Arial" w:cs="Arial"/>
+          <w:b/>
+          <w:sz w:val="16"/>
+          <w:szCs w:val="16"/>
+        </w:rPr>
+      </w:pPr>
+      <w:r>
+        <w:rPr>
+          <w:rFonts w:ascii="Arial" w:hAnsi="Arial" w:cs="Arial"/>
+          <w:b/>
+          <w:sz w:val="16"/>
+          <w:szCs w:val="16"/>
+        </w:rPr>
+        <w:t xml:space="preserve">                </w:t>
+      </w:r>
+      <w:r>
+        <w:rPr>
+          <w:rFonts w:ascii="Arial" w:hAnsi="Arial" w:cs="Arial"/>
+          <w:b/>
+          <w:sz w:val="16"/>
+          <w:szCs w:val="16"/>
+        </w:rPr>
+        <w:t xml:space="preserve">                       </w:t>
+      </w:r>
+      <w:r>
+        <w:rPr>
+          <w:rFonts w:ascii="Arial" w:hAnsi="Arial" w:cs="Arial"/>
+          <w:b/>
+          <w:sz w:val="16"/>
+          <w:szCs w:val="16"/>
+        </w:rPr>
+        <w:t xml:space="preserve"> </w:t>
+      </w:r>
+      <w:r>
+        <w:rPr>
+          <w:rFonts w:ascii="Arial" w:hAnsi="Arial" w:cs="Arial"/>
+          <w:b/>
+          <w:sz w:val="16"/>
+          <w:szCs w:val="16"/>
+        </w:rPr>
+        <w:t>REG AL FOLIO N</w:t>
+      </w:r>
+      <w:r>
+        <w:rPr>
+          <w:rFonts w:ascii="Arial" w:hAnsi="Arial" w:cs="Arial"/>
+          <w:b/>
+          <w:sz w:val="16"/>
+          <w:szCs w:val="16"/>
+        </w:rPr>
+        <w:t xml:space="preserve">o. </w:t>
+      </w:r>
+      <w:r>
+        <w:rPr>
+          <w:rFonts w:ascii="Arial" w:hAnsi="Arial" w:cs="Arial"/>
           <w:b/>
           <w:u w:val="single"/>
         </w:rPr>
-        <w:t>14</w:t>
-      </w:r>
-      <w:r>
-        <w:rPr>
-          <w:rFonts w:ascii="Arial" w:eastAsia="Arial" w:hAnsi="Arial" w:cs="Arial"/>
+        <w:t>3</w:t>
+      </w:r>
+      <w:r>
+        <w:rPr>
+          <w:rFonts w:ascii="Arial" w:hAnsi="Arial" w:cs="Arial"/>
+          <w:b/>
+          <w:u w:val="single"/>
+        </w:rPr>
+        <w:t>4</w:t>
+      </w:r>
+      <w:r>
+        <w:rPr>
+          <w:rFonts w:ascii="Arial" w:hAnsi="Arial" w:cs="Arial"/>
           <w:b/>
           <w:sz w:val="16"/>
           <w:szCs w:val="16"/>
@@ -150,7 +248,7 @@
         <w:ind w:left="709"/>
         <w:jc w:val="both"/>
         <w:rPr>
-          <w:rFonts w:ascii="Arial" w:eastAsia="Arial" w:hAnsi="Arial" w:cs="Arial"/>
+          <w:rFonts w:ascii="Arial" w:hAnsi="Arial" w:cs="Arial"/>
           <w:sz w:val="20"/>
           <w:szCs w:val="20"/>
         </w:rPr>
@@ -158,20 +256,18 @@
     </w:p>
     <w:tbl>
       <w:tblPr>
-        <w:tblStyle w:val="a"/>
-        <w:tblW w:w="10052" w:type="dxa"/>
+        <w:tblStyle w:val="Tablaconcuadrcula"/>
+        <w:tblW w:w="5687" w:type="pct"/>
         <w:jc w:val="center"/>
-        <w:tblInd w:w="0" w:type="dxa"/>
         <w:tblBorders>
-          <w:top w:val="nil"/>
-          <w:left w:val="nil"/>
-          <w:bottom w:val="nil"/>
-          <w:right w:val="nil"/>
-          <w:insideH w:val="nil"/>
-          <w:insideV w:val="nil"/>
+          <w:top w:val="none" w:sz="0" w:space="0" w:color="auto"/>
+          <w:left w:val="none" w:sz="0" w:space="0" w:color="auto"/>
+          <w:bottom w:val="none" w:sz="0" w:space="0" w:color="auto"/>
+          <w:right w:val="none" w:sz="0" w:space="0" w:color="auto"/>
+          <w:insideH w:val="none" w:sz="0" w:space="0" w:color="auto"/>
+          <w:insideV w:val="none" w:sz="0" w:space="0" w:color="auto"/>
         </w:tblBorders>
-        <w:tblLayout w:type="fixed"/>
-        <w:tblLook w:val="0400" w:firstRow="0" w:lastRow="0" w:firstColumn="0" w:lastColumn="0" w:noHBand="0" w:noVBand="1"/>
+        <w:tblLook w:val="04A0" w:firstRow="1" w:lastRow="0" w:firstColumn="1" w:lastColumn="0" w:noHBand="0" w:noVBand="1"/>
       </w:tblPr>
       <w:tblGrid>
         <w:gridCol w:w="1813"/>
@@ -184,49 +280,86 @@
         </w:trPr>
         <w:tc>
           <w:tcPr>
-            <w:tcW w:w="1813" w:type="dxa"/>
+            <w:tcW w:w="902" w:type="pct"/>
           </w:tcPr>
           <w:p>
             <w:pPr>
               <w:jc w:val="both"/>
               <w:rPr>
-                <w:rFonts w:ascii="Arial" w:eastAsia="Arial" w:hAnsi="Arial" w:cs="Arial"/>
-                <w:sz w:val="18"/>
-                <w:szCs w:val="18"/>
+                <w:rFonts w:ascii="Arial" w:hAnsi="Arial" w:cs="Arial"/>
+                <w:sz w:val="19"/>
+                <w:szCs w:val="19"/>
               </w:rPr>
             </w:pPr>
             <w:r>
               <w:rPr>
-                <w:rFonts w:ascii="Arial" w:eastAsia="Arial" w:hAnsi="Arial" w:cs="Arial"/>
-                <w:b/>
-                <w:sz w:val="18"/>
-                <w:szCs w:val="18"/>
-              </w:rPr>
-              <w:t>LUGAR Y FECHA:</w:t>
+                <w:rFonts w:ascii="Arial" w:hAnsi="Arial" w:cs="Arial"/>
+                <w:b/>
+                <w:sz w:val="19"/>
+                <w:szCs w:val="19"/>
+              </w:rPr>
+              <w:t>LUGAR Y FECHA</w:t>
+            </w:r>
+            <w:r>
+              <w:rPr>
+                <w:rFonts w:ascii="Arial" w:hAnsi="Arial" w:cs="Arial"/>
+                <w:b/>
+                <w:sz w:val="19"/>
+                <w:szCs w:val="19"/>
+              </w:rPr>
+              <w:t>:</w:t>
             </w:r>
           </w:p>
         </w:tc>
         <w:tc>
           <w:tcPr>
-            <w:tcW w:w="8239" w:type="dxa"/>
+            <w:tcW w:w="4098" w:type="pct"/>
           </w:tcPr>
           <w:p>
             <w:pPr>
               <w:jc w:val="both"/>
               <w:rPr>
                 <w:rFonts w:ascii="Arial" w:eastAsia="Arial" w:hAnsi="Arial" w:cs="Arial"/>
-                <w:sz w:val="18"/>
-                <w:szCs w:val="18"/>
+                <w:sz w:val="19"/>
+                <w:szCs w:val="19"/>
               </w:rPr>
             </w:pPr>
             <w:r>
               <w:rPr>
                 <w:rFonts w:ascii="Arial" w:eastAsia="Arial" w:hAnsi="Arial" w:cs="Arial"/>
-                <w:sz w:val="18"/>
-                <w:szCs w:val="18"/>
-              </w:rPr>
-              <w:t>${lugar}, ${fecha_acta}</w:t>
-            </w:r>
+                <w:sz w:val="19"/>
+                <w:szCs w:val="19"/>
+              </w:rPr>
+              <w:t>${lugar}, ${</w:t>
+            </w:r>
+            <w:proofErr w:type="spellStart"/>
+            <w:r>
+              <w:rPr>
+                <w:rFonts w:ascii="Arial" w:eastAsia="Arial" w:hAnsi="Arial" w:cs="Arial"/>
+                <w:sz w:val="19"/>
+                <w:szCs w:val="19"/>
+              </w:rPr>
+              <w:t>fecha_acta</w:t>
+            </w:r>
+            <w:proofErr w:type="spellEnd"/>
+            <w:r>
+              <w:rPr>
+                <w:rFonts w:ascii="Arial" w:eastAsia="Arial" w:hAnsi="Arial" w:cs="Arial"/>
+                <w:sz w:val="19"/>
+                <w:szCs w:val="19"/>
+              </w:rPr>
+              <w:t>}</w:t>
+            </w:r>
+          </w:p>
+          <w:p>
+            <w:pPr>
+              <w:jc w:val="both"/>
+              <w:rPr>
+                <w:rFonts w:ascii="Arial" w:hAnsi="Arial" w:cs="Arial"/>
+                <w:sz w:val="19"/>
+                <w:szCs w:val="19"/>
+              </w:rPr>
+            </w:pPr>
           </w:p>
         </w:tc>
       </w:tr>
@@ -237,31 +370,41 @@
         </w:trPr>
         <w:tc>
           <w:tcPr>
-            <w:tcW w:w="1813" w:type="dxa"/>
+            <w:tcW w:w="902" w:type="pct"/>
           </w:tcPr>
           <w:p>
             <w:pPr>
               <w:jc w:val="both"/>
               <w:rPr>
-                <w:rFonts w:ascii="Arial" w:eastAsia="Arial" w:hAnsi="Arial" w:cs="Arial"/>
-                <w:sz w:val="18"/>
-                <w:szCs w:val="18"/>
+                <w:rFonts w:ascii="Arial" w:hAnsi="Arial" w:cs="Arial"/>
+                <w:sz w:val="19"/>
+                <w:szCs w:val="19"/>
+                <w:lang w:val="en-US"/>
               </w:rPr>
             </w:pPr>
             <w:r>
               <w:rPr>
-                <w:rFonts w:ascii="Arial" w:eastAsia="Arial" w:hAnsi="Arial" w:cs="Arial"/>
-                <w:b/>
-                <w:sz w:val="18"/>
-                <w:szCs w:val="18"/>
-              </w:rPr>
-              <w:t>INTERVIENEN:</w:t>
+                <w:rFonts w:ascii="Arial" w:hAnsi="Arial" w:cs="Arial"/>
+                <w:b/>
+                <w:sz w:val="19"/>
+                <w:szCs w:val="19"/>
+              </w:rPr>
+              <w:t>INTERVIENEN</w:t>
+            </w:r>
+            <w:r>
+              <w:rPr>
+                <w:rFonts w:ascii="Arial" w:hAnsi="Arial" w:cs="Arial"/>
+                <w:b/>
+                <w:sz w:val="19"/>
+                <w:szCs w:val="19"/>
+              </w:rPr>
+              <w:t>:</w:t>
             </w:r>
           </w:p>
         </w:tc>
         <w:tc>
           <w:tcPr>
-            <w:tcW w:w="8239" w:type="dxa"/>
+            <w:tcW w:w="4098" w:type="pct"/>
           </w:tcPr>
           <w:p>
             <w:pPr>
@@ -272,18 +415,58 @@
               <w:rPr>
                 <w:rFonts w:ascii="Arial" w:eastAsia="Arial" w:hAnsi="Arial" w:cs="Arial"/>
                 <w:b/>
-                <w:sz w:val="18"/>
-                <w:szCs w:val="18"/>
+                <w:sz w:val="19"/>
+                <w:szCs w:val="19"/>
               </w:rPr>
             </w:pPr>
             <w:r>
               <w:rPr>
                 <w:rFonts w:ascii="Arial" w:eastAsia="Arial" w:hAnsi="Arial" w:cs="Arial"/>
                 <w:b/>
-                <w:sz w:val="18"/>
-                <w:szCs w:val="18"/>
-              </w:rPr>
-              <w:t>Teniente Coronel ${nombre_subdirector}</w:t>
+                <w:sz w:val="19"/>
+                <w:szCs w:val="19"/>
+              </w:rPr>
+              <w:t xml:space="preserve">Teniente </w:t>
+            </w:r>
+            <w:proofErr w:type="gramStart"/>
+            <w:r>
+              <w:rPr>
+                <w:rFonts w:ascii="Arial" w:eastAsia="Arial" w:hAnsi="Arial" w:cs="Arial"/>
+                <w:b/>
+                <w:sz w:val="19"/>
+                <w:szCs w:val="19"/>
+              </w:rPr>
+              <w:t>Coronel</w:t>
+            </w:r>
+            <w:proofErr w:type="gramEnd"/>
+            <w:r>
+              <w:rPr>
+                <w:rFonts w:ascii="Arial" w:eastAsia="Arial" w:hAnsi="Arial" w:cs="Arial"/>
+                <w:b/>
+                <w:sz w:val="19"/>
+                <w:szCs w:val="19"/>
+              </w:rPr>
+              <w:t xml:space="preserve"> ${</w:t>
+            </w:r>
+            <w:proofErr w:type="spellStart"/>
+            <w:r>
+              <w:rPr>
+                <w:rFonts w:ascii="Arial" w:eastAsia="Arial" w:hAnsi="Arial" w:cs="Arial"/>
+                <w:b/>
+                <w:sz w:val="19"/>
+                <w:szCs w:val="19"/>
+              </w:rPr>
+              <w:t>nombre_subdirector</w:t>
+            </w:r>
+            <w:proofErr w:type="spellEnd"/>
+            <w:r>
+              <w:rPr>
+                <w:rFonts w:ascii="Arial" w:eastAsia="Arial" w:hAnsi="Arial" w:cs="Arial"/>
+                <w:b/>
+                <w:sz w:val="19"/>
+                <w:szCs w:val="19"/>
+              </w:rPr>
+              <w:t>}</w:t>
             </w:r>
           </w:p>
           <w:p>
@@ -291,17 +474,35 @@
               <w:jc w:val="both"/>
               <w:rPr>
                 <w:rFonts w:ascii="Arial" w:eastAsia="Arial" w:hAnsi="Arial" w:cs="Arial"/>
-                <w:sz w:val="18"/>
-                <w:szCs w:val="18"/>
+                <w:sz w:val="19"/>
+                <w:szCs w:val="19"/>
               </w:rPr>
             </w:pPr>
             <w:r>
               <w:rPr>
                 <w:rFonts w:ascii="Arial" w:eastAsia="Arial" w:hAnsi="Arial" w:cs="Arial"/>
-                <w:sz w:val="18"/>
-                <w:szCs w:val="18"/>
-              </w:rPr>
-              <w:t>${cargo_subdirector}</w:t>
+                <w:sz w:val="19"/>
+                <w:szCs w:val="19"/>
+              </w:rPr>
+              <w:t>${</w:t>
+            </w:r>
+            <w:proofErr w:type="spellStart"/>
+            <w:r>
+              <w:rPr>
+                <w:rFonts w:ascii="Arial" w:eastAsia="Arial" w:hAnsi="Arial" w:cs="Arial"/>
+                <w:sz w:val="19"/>
+                <w:szCs w:val="19"/>
+              </w:rPr>
+              <w:t>cargo_subdirector</w:t>
+            </w:r>
+            <w:proofErr w:type="spellEnd"/>
+            <w:r>
+              <w:rPr>
+                <w:rFonts w:ascii="Arial" w:eastAsia="Arial" w:hAnsi="Arial" w:cs="Arial"/>
+                <w:sz w:val="19"/>
+                <w:szCs w:val="19"/>
+              </w:rPr>
+              <w:t>}</w:t>
             </w:r>
           </w:p>
           <w:p>
@@ -309,18 +510,38 @@
               <w:jc w:val="both"/>
               <w:rPr>
                 <w:rFonts w:ascii="Arial" w:eastAsia="Arial" w:hAnsi="Arial" w:cs="Arial"/>
-                <w:sz w:val="18"/>
-                <w:szCs w:val="18"/>
+                <w:sz w:val="19"/>
+                <w:szCs w:val="19"/>
               </w:rPr>
             </w:pPr>
             <w:r>
               <w:rPr>
                 <w:rFonts w:ascii="Arial" w:eastAsia="Arial" w:hAnsi="Arial" w:cs="Arial"/>
                 <w:b/>
-                <w:sz w:val="18"/>
-                <w:szCs w:val="18"/>
-              </w:rPr>
-              <w:t>SP. ${nombre_supervisor}</w:t>
+                <w:sz w:val="19"/>
+                <w:szCs w:val="19"/>
+              </w:rPr>
+              <w:t>SP. ${</w:t>
+            </w:r>
+            <w:proofErr w:type="spellStart"/>
+            <w:r>
+              <w:rPr>
+                <w:rFonts w:ascii="Arial" w:eastAsia="Arial" w:hAnsi="Arial" w:cs="Arial"/>
+                <w:b/>
+                <w:sz w:val="19"/>
+                <w:szCs w:val="19"/>
+              </w:rPr>
+              <w:t>nombre_supervisor</w:t>
+            </w:r>
+            <w:proofErr w:type="spellEnd"/>
+            <w:r>
+              <w:rPr>
+                <w:rFonts w:ascii="Arial" w:eastAsia="Arial" w:hAnsi="Arial" w:cs="Arial"/>
+                <w:b/>
+                <w:sz w:val="19"/>
+                <w:szCs w:val="19"/>
+              </w:rPr>
+              <w:t>}</w:t>
             </w:r>
           </w:p>
           <w:p>
@@ -328,15 +549,15 @@
               <w:jc w:val="both"/>
               <w:rPr>
                 <w:rFonts w:ascii="Arial" w:eastAsia="Arial" w:hAnsi="Arial" w:cs="Arial"/>
-                <w:sz w:val="18"/>
-                <w:szCs w:val="18"/>
+                <w:sz w:val="19"/>
+                <w:szCs w:val="19"/>
               </w:rPr>
             </w:pPr>
             <w:r>
               <w:rPr>
                 <w:rFonts w:ascii="Arial" w:eastAsia="Arial" w:hAnsi="Arial" w:cs="Arial"/>
-                <w:sz w:val="18"/>
-                <w:szCs w:val="18"/>
+                <w:sz w:val="19"/>
+                <w:szCs w:val="19"/>
               </w:rPr>
               <w:t xml:space="preserve">Supervisor Contrato No. </w:t>
             </w:r>
@@ -344,10 +565,30 @@
               <w:rPr>
                 <w:rFonts w:ascii="Arial" w:eastAsia="Arial" w:hAnsi="Arial" w:cs="Arial"/>
                 <w:b/>
-                <w:sz w:val="18"/>
-                <w:szCs w:val="18"/>
-              </w:rPr>
-              <w:t>${numero_contrato}</w:t>
+                <w:sz w:val="19"/>
+                <w:szCs w:val="19"/>
+              </w:rPr>
+              <w:t>${</w:t>
+            </w:r>
+            <w:proofErr w:type="spellStart"/>
+            <w:r>
+              <w:rPr>
+                <w:rFonts w:ascii="Arial" w:eastAsia="Arial" w:hAnsi="Arial" w:cs="Arial"/>
+                <w:b/>
+                <w:sz w:val="19"/>
+                <w:szCs w:val="19"/>
+              </w:rPr>
+              <w:t>numero_contrato</w:t>
+            </w:r>
+            <w:proofErr w:type="spellEnd"/>
+            <w:r>
+              <w:rPr>
+                <w:rFonts w:ascii="Arial" w:eastAsia="Arial" w:hAnsi="Arial" w:cs="Arial"/>
+                <w:b/>
+                <w:sz w:val="19"/>
+                <w:szCs w:val="19"/>
+              </w:rPr>
+              <w:t>}</w:t>
             </w:r>
           </w:p>
           <w:p>
@@ -356,18 +597,58 @@
               <w:rPr>
                 <w:rFonts w:ascii="Arial" w:eastAsia="Arial" w:hAnsi="Arial" w:cs="Arial"/>
                 <w:b/>
-                <w:sz w:val="18"/>
-                <w:szCs w:val="18"/>
+                <w:sz w:val="19"/>
+                <w:szCs w:val="19"/>
               </w:rPr>
             </w:pPr>
             <w:r>
               <w:rPr>
                 <w:rFonts w:ascii="Arial" w:eastAsia="Arial" w:hAnsi="Arial" w:cs="Arial"/>
                 <w:b/>
-                <w:sz w:val="18"/>
-                <w:szCs w:val="18"/>
-              </w:rPr>
-              <w:t>${nombre_contratista} con NIT. ${nit_contratista},</w:t>
+                <w:sz w:val="19"/>
+                <w:szCs w:val="19"/>
+              </w:rPr>
+              <w:t>${</w:t>
+            </w:r>
+            <w:proofErr w:type="spellStart"/>
+            <w:r>
+              <w:rPr>
+                <w:rFonts w:ascii="Arial" w:eastAsia="Arial" w:hAnsi="Arial" w:cs="Arial"/>
+                <w:b/>
+                <w:sz w:val="19"/>
+                <w:szCs w:val="19"/>
+              </w:rPr>
+              <w:t>nombre_contratista</w:t>
+            </w:r>
+            <w:proofErr w:type="spellEnd"/>
+            <w:r>
+              <w:rPr>
+                <w:rFonts w:ascii="Arial" w:eastAsia="Arial" w:hAnsi="Arial" w:cs="Arial"/>
+                <w:b/>
+                <w:sz w:val="19"/>
+                <w:szCs w:val="19"/>
+              </w:rPr>
+              <w:t>} con NIT. ${</w:t>
+            </w:r>
+            <w:proofErr w:type="spellStart"/>
+            <w:r>
+              <w:rPr>
+                <w:rFonts w:ascii="Arial" w:eastAsia="Arial" w:hAnsi="Arial" w:cs="Arial"/>
+                <w:b/>
+                <w:sz w:val="19"/>
+                <w:szCs w:val="19"/>
+              </w:rPr>
+              <w:t>nit_contratista</w:t>
+            </w:r>
+            <w:proofErr w:type="spellEnd"/>
+            <w:r>
+              <w:rPr>
+                <w:rFonts w:ascii="Arial" w:eastAsia="Arial" w:hAnsi="Arial" w:cs="Arial"/>
+                <w:b/>
+                <w:sz w:val="19"/>
+                <w:szCs w:val="19"/>
+              </w:rPr>
+              <w:t>},</w:t>
             </w:r>
           </w:p>
           <w:p>
@@ -375,15 +656,15 @@
               <w:keepNext/>
               <w:rPr>
                 <w:rFonts w:ascii="Arial" w:eastAsia="Arial" w:hAnsi="Arial" w:cs="Arial"/>
-                <w:sz w:val="18"/>
-                <w:szCs w:val="18"/>
+                <w:sz w:val="19"/>
+                <w:szCs w:val="19"/>
               </w:rPr>
             </w:pPr>
             <w:r>
               <w:rPr>
                 <w:rFonts w:ascii="Arial" w:eastAsia="Arial" w:hAnsi="Arial" w:cs="Arial"/>
-                <w:sz w:val="18"/>
-                <w:szCs w:val="18"/>
+                <w:sz w:val="19"/>
+                <w:szCs w:val="19"/>
               </w:rPr>
               <w:t xml:space="preserve">Representante Legal </w:t>
             </w:r>
@@ -391,52 +672,101 @@
               <w:rPr>
                 <w:rFonts w:ascii="Arial" w:eastAsia="Arial" w:hAnsi="Arial" w:cs="Arial"/>
                 <w:b/>
-                <w:sz w:val="18"/>
-                <w:szCs w:val="18"/>
-              </w:rPr>
-              <w:t>${representante_legal}</w:t>
+                <w:sz w:val="19"/>
+                <w:szCs w:val="19"/>
+              </w:rPr>
+              <w:t>${</w:t>
+            </w:r>
+            <w:proofErr w:type="spellStart"/>
+            <w:r>
+              <w:rPr>
+                <w:rFonts w:ascii="Arial" w:eastAsia="Arial" w:hAnsi="Arial" w:cs="Arial"/>
+                <w:b/>
+                <w:sz w:val="19"/>
+                <w:szCs w:val="19"/>
+              </w:rPr>
+              <w:t>representante_legal</w:t>
+            </w:r>
+            <w:proofErr w:type="spellEnd"/>
+            <w:r>
+              <w:rPr>
+                <w:rFonts w:ascii="Arial" w:eastAsia="Arial" w:hAnsi="Arial" w:cs="Arial"/>
+                <w:b/>
+                <w:sz w:val="19"/>
+                <w:szCs w:val="19"/>
+              </w:rPr>
+              <w:t>}</w:t>
             </w:r>
           </w:p>
           <w:p>
             <w:pPr>
-              <w:pBdr>
-                <w:top w:val="nil"/>
-                <w:left w:val="nil"/>
-                <w:bottom w:val="nil"/>
-                <w:right w:val="nil"/>
-                <w:between w:val="nil"/>
-              </w:pBdr>
+              <w:pStyle w:val="Textoindependiente"/>
+              <w:spacing w:after="0"/>
               <w:rPr>
                 <w:rFonts w:ascii="Arial" w:eastAsia="Arial" w:hAnsi="Arial" w:cs="Arial"/>
                 <w:color w:val="000000"/>
-                <w:sz w:val="18"/>
-                <w:szCs w:val="18"/>
+                <w:sz w:val="19"/>
+                <w:szCs w:val="19"/>
               </w:rPr>
             </w:pPr>
             <w:r>
               <w:rPr>
                 <w:rFonts w:ascii="Arial" w:eastAsia="Arial" w:hAnsi="Arial" w:cs="Arial"/>
                 <w:color w:val="000000"/>
-                <w:sz w:val="18"/>
-                <w:szCs w:val="18"/>
-              </w:rPr>
-              <w:t>identificado con cedula ciudadanía No. ${cedula_contratista} de ${lugar_cedula_contratista}</w:t>
+                <w:sz w:val="19"/>
+                <w:szCs w:val="19"/>
+              </w:rPr>
+              <w:t>identificado con cedula ciudadanía No. ${</w:t>
+            </w:r>
+            <w:proofErr w:type="spellStart"/>
+            <w:r>
+              <w:rPr>
+                <w:rFonts w:ascii="Arial" w:eastAsia="Arial" w:hAnsi="Arial" w:cs="Arial"/>
+                <w:color w:val="000000"/>
+                <w:sz w:val="19"/>
+                <w:szCs w:val="19"/>
+              </w:rPr>
+              <w:t>cedula_contratista</w:t>
+            </w:r>
+            <w:proofErr w:type="spellEnd"/>
+            <w:r>
+              <w:rPr>
+                <w:rFonts w:ascii="Arial" w:eastAsia="Arial" w:hAnsi="Arial" w:cs="Arial"/>
+                <w:color w:val="000000"/>
+                <w:sz w:val="19"/>
+                <w:szCs w:val="19"/>
+              </w:rPr>
+              <w:t>} de ${</w:t>
+            </w:r>
+            <w:proofErr w:type="spellStart"/>
+            <w:r>
+              <w:rPr>
+                <w:rFonts w:ascii="Arial" w:eastAsia="Arial" w:hAnsi="Arial" w:cs="Arial"/>
+                <w:color w:val="000000"/>
+                <w:sz w:val="19"/>
+                <w:szCs w:val="19"/>
+              </w:rPr>
+              <w:t>lugar_cedula_contratista</w:t>
+            </w:r>
+            <w:proofErr w:type="spellEnd"/>
+            <w:r>
+              <w:rPr>
+                <w:rFonts w:ascii="Arial" w:eastAsia="Arial" w:hAnsi="Arial" w:cs="Arial"/>
+                <w:color w:val="000000"/>
+                <w:sz w:val="19"/>
+                <w:szCs w:val="19"/>
+              </w:rPr>
+              <w:t>}</w:t>
             </w:r>
           </w:p>
           <w:p>
             <w:pPr>
-              <w:pBdr>
-                <w:top w:val="nil"/>
-                <w:left w:val="nil"/>
-                <w:bottom w:val="nil"/>
-                <w:right w:val="nil"/>
-                <w:between w:val="nil"/>
-              </w:pBdr>
-              <w:rPr>
-                <w:rFonts w:ascii="Arial" w:eastAsia="Arial" w:hAnsi="Arial" w:cs="Arial"/>
-                <w:color w:val="000000"/>
-                <w:sz w:val="18"/>
-                <w:szCs w:val="18"/>
+              <w:pStyle w:val="Textoindependiente"/>
+              <w:spacing w:after="0"/>
+              <w:rPr>
+                <w:rFonts w:ascii="Arial" w:hAnsi="Arial" w:cs="Arial"/>
+                <w:sz w:val="19"/>
+                <w:szCs w:val="19"/>
               </w:rPr>
             </w:pPr>
           </w:p>
@@ -449,23 +779,23 @@
         </w:trPr>
         <w:tc>
           <w:tcPr>
-            <w:tcW w:w="1813" w:type="dxa"/>
+            <w:tcW w:w="902" w:type="pct"/>
           </w:tcPr>
           <w:p>
             <w:pPr>
               <w:jc w:val="both"/>
               <w:rPr>
-                <w:rFonts w:ascii="Arial" w:eastAsia="Arial" w:hAnsi="Arial" w:cs="Arial"/>
-                <w:sz w:val="18"/>
-                <w:szCs w:val="18"/>
+                <w:rFonts w:ascii="Arial" w:hAnsi="Arial" w:cs="Arial"/>
+                <w:sz w:val="19"/>
+                <w:szCs w:val="19"/>
               </w:rPr>
             </w:pPr>
             <w:r>
               <w:rPr>
-                <w:rFonts w:ascii="Arial" w:eastAsia="Arial" w:hAnsi="Arial" w:cs="Arial"/>
-                <w:b/>
-                <w:sz w:val="18"/>
-                <w:szCs w:val="18"/>
+                <w:rFonts w:ascii="Arial" w:hAnsi="Arial" w:cs="Arial"/>
+                <w:b/>
+                <w:sz w:val="19"/>
+                <w:szCs w:val="19"/>
               </w:rPr>
               <w:t>ASUNTO:</w:t>
             </w:r>
@@ -473,26 +803,38 @@
         </w:tc>
         <w:tc>
           <w:tcPr>
-            <w:tcW w:w="8239" w:type="dxa"/>
+            <w:tcW w:w="4098" w:type="pct"/>
           </w:tcPr>
           <w:p>
             <w:pPr>
               <w:jc w:val="both"/>
               <w:rPr>
-                <w:rFonts w:ascii="Arial" w:eastAsia="Arial" w:hAnsi="Arial" w:cs="Arial"/>
-                <w:b/>
+                <w:rFonts w:ascii="Arial" w:hAnsi="Arial" w:cs="Arial"/>
+                <w:b/>
+                <w:bCs/>
+                <w:sz w:val="19"/>
+                <w:szCs w:val="19"/>
+                <w:lang w:val="es-ES"/>
+              </w:rPr>
+            </w:pPr>
+            <w:r>
+              <w:rPr>
+                <w:rFonts w:ascii="Arial" w:eastAsia="Arial" w:hAnsi="Arial" w:cs="Arial"/>
                 <w:sz w:val="18"/>
                 <w:szCs w:val="18"/>
               </w:rPr>
-            </w:pPr>
-            <w:r>
-              <w:rPr>
-                <w:rFonts w:ascii="Arial" w:eastAsia="Arial" w:hAnsi="Arial" w:cs="Arial"/>
+              <w:t xml:space="preserve">ACTA DE INICIO </w:t>
+            </w:r>
+            <w:r>
+              <w:rPr>
+                <w:rFonts w:ascii="Arial" w:eastAsia="Arial" w:hAnsi="Arial" w:cs="Arial"/>
+                <w:b/>
                 <w:sz w:val="18"/>
                 <w:szCs w:val="18"/>
               </w:rPr>
-              <w:t xml:space="preserve">ACTA DE INICIO </w:t>
-            </w:r>
+              <w:t>CONTRATO No. ${</w:t>
+            </w:r>
+            <w:proofErr w:type="spellStart"/>
             <w:r>
               <w:rPr>
                 <w:rFonts w:ascii="Arial" w:eastAsia="Arial" w:hAnsi="Arial" w:cs="Arial"/>
@@ -500,24 +842,54 @@
                 <w:sz w:val="18"/>
                 <w:szCs w:val="18"/>
               </w:rPr>
-              <w:t>CONTRATO No. ${numero_contrato}</w:t>
-            </w:r>
-            <w:r>
-              <w:rPr>
-                <w:rFonts w:ascii="Arial" w:eastAsia="Arial" w:hAnsi="Arial" w:cs="Arial"/>
+              <w:t>numero_contrato</w:t>
+            </w:r>
+            <w:proofErr w:type="spellEnd"/>
+            <w:r>
+              <w:rPr>
+                <w:rFonts w:ascii="Arial" w:eastAsia="Arial" w:hAnsi="Arial" w:cs="Arial"/>
+                <w:b/>
                 <w:sz w:val="18"/>
                 <w:szCs w:val="18"/>
               </w:rPr>
-              <w:t xml:space="preserve">, cuyo objeto es </w:t>
-            </w:r>
-            <w:r>
-              <w:rPr>
-                <w:rFonts w:ascii="Arial" w:eastAsia="Arial" w:hAnsi="Arial" w:cs="Arial"/>
-                <w:b/>
+              <w:t>}</w:t>
+            </w:r>
+            <w:r>
+              <w:rPr>
+                <w:rFonts w:ascii="Arial" w:eastAsia="Arial" w:hAnsi="Arial" w:cs="Arial"/>
                 <w:sz w:val="18"/>
                 <w:szCs w:val="18"/>
               </w:rPr>
-              <w:t>“${objeto_contrato}”.</w:t>
+              <w:t xml:space="preserve">, cuyo objeto es </w:t>
+            </w:r>
+            <w:r>
+              <w:rPr>
+                <w:rFonts w:ascii="Arial" w:eastAsia="Arial" w:hAnsi="Arial" w:cs="Arial"/>
+                <w:b/>
+                <w:sz w:val="18"/>
+                <w:szCs w:val="18"/>
+              </w:rPr>
+              <w:t>“${</w:t>
+            </w:r>
+            <w:proofErr w:type="spellStart"/>
+            <w:r>
+              <w:rPr>
+                <w:rFonts w:ascii="Arial" w:eastAsia="Arial" w:hAnsi="Arial" w:cs="Arial"/>
+                <w:b/>
+                <w:sz w:val="18"/>
+                <w:szCs w:val="18"/>
+              </w:rPr>
+              <w:t>objeto_contrato</w:t>
+            </w:r>
+            <w:proofErr w:type="spellEnd"/>
+            <w:r>
+              <w:rPr>
+                <w:rFonts w:ascii="Arial" w:eastAsia="Arial" w:hAnsi="Arial" w:cs="Arial"/>
+                <w:b/>
+                <w:sz w:val="18"/>
+                <w:szCs w:val="18"/>
+              </w:rPr>
+              <w:t>}”.</w:t>
             </w:r>
           </w:p>
         </w:tc>
@@ -526,11 +898,11 @@
     <w:p>
       <w:pPr>
         <w:pBdr>
-          <w:bottom w:val="single" w:sz="12" w:space="1" w:color="000000"/>
+          <w:bottom w:val="single" w:sz="12" w:space="1" w:color="auto"/>
         </w:pBdr>
         <w:jc w:val="both"/>
         <w:rPr>
-          <w:rFonts w:ascii="Arial" w:eastAsia="Arial" w:hAnsi="Arial" w:cs="Arial"/>
+          <w:rFonts w:ascii="Arial" w:hAnsi="Arial" w:cs="Arial"/>
           <w:sz w:val="16"/>
           <w:szCs w:val="16"/>
         </w:rPr>
@@ -540,62 +912,25 @@
       <w:pPr>
         <w:jc w:val="center"/>
         <w:rPr>
-          <w:rFonts w:ascii="Arial Narrow" w:eastAsia="Arial Narrow" w:hAnsi="Arial Narrow" w:cs="Arial Narrow"/>
-          <w:color w:val="000000"/>
-          <w:sz w:val="22"/>
-          <w:szCs w:val="22"/>
-        </w:rPr>
-      </w:pPr>
-      <w:r>
-        <w:rPr>
-          <w:rFonts w:ascii="Arial" w:eastAsia="Arial" w:hAnsi="Arial" w:cs="Arial"/>
+          <w:rFonts w:ascii="Arial" w:hAnsi="Arial" w:cs="Arial"/>
           <w:sz w:val="16"/>
           <w:szCs w:val="16"/>
         </w:rPr>
-        <w:t>Al efecto se procedió co</w:t>
-      </w:r>
-      <w:r>
-        <w:rPr>
-          <w:rFonts w:ascii="Arial Narrow" w:eastAsia="Arial Narrow" w:hAnsi="Arial Narrow" w:cs="Arial Narrow"/>
-          <w:color w:val="000000"/>
-          <w:sz w:val="22"/>
-          <w:szCs w:val="22"/>
-        </w:rPr>
-        <w:t xml:space="preserve">identificado con cedula ciudadanía No. </w:t>
-      </w:r>
-      <w:r>
-        <w:rPr>
-          <w:rFonts w:ascii="Arial" w:eastAsia="Arial" w:hAnsi="Arial" w:cs="Arial"/>
-          <w:color w:val="000000"/>
-          <w:sz w:val="18"/>
-          <w:szCs w:val="18"/>
-        </w:rPr>
-        <w:t>${cedula_contratista} de ${lugar_cedula_contratista}</w:t>
+      </w:pPr>
+      <w:r>
+        <w:rPr>
+          <w:rFonts w:ascii="Arial" w:hAnsi="Arial" w:cs="Arial"/>
+          <w:sz w:val="16"/>
+          <w:szCs w:val="16"/>
+        </w:rPr>
+        <w:t>Al efecto se procedió como sigue:</w:t>
       </w:r>
     </w:p>
     <w:p>
       <w:pPr>
         <w:jc w:val="center"/>
         <w:rPr>
-          <w:rFonts w:ascii="Arial" w:eastAsia="Arial" w:hAnsi="Arial" w:cs="Arial"/>
-          <w:sz w:val="16"/>
-          <w:szCs w:val="16"/>
-        </w:rPr>
-      </w:pPr>
-      <w:r>
-        <w:rPr>
-          <w:rFonts w:ascii="Arial" w:eastAsia="Arial" w:hAnsi="Arial" w:cs="Arial"/>
-          <w:sz w:val="16"/>
-          <w:szCs w:val="16"/>
-        </w:rPr>
-        <w:t>mo sigue:</w:t>
-      </w:r>
-    </w:p>
-    <w:p>
-      <w:pPr>
-        <w:jc w:val="center"/>
-        <w:rPr>
-          <w:rFonts w:ascii="Arial" w:eastAsia="Arial" w:hAnsi="Arial" w:cs="Arial"/>
+          <w:rFonts w:ascii="Arial" w:hAnsi="Arial" w:cs="Arial"/>
           <w:sz w:val="16"/>
           <w:szCs w:val="16"/>
         </w:rPr>
@@ -603,20 +938,19 @@
     </w:p>
     <w:tbl>
       <w:tblPr>
-        <w:tblStyle w:val="a0"/>
-        <w:tblpPr w:leftFromText="141" w:rightFromText="141" w:vertAnchor="text" w:tblpY="1"/>
+        <w:tblpPr w:leftFromText="141" w:rightFromText="141" w:vertAnchor="text" w:tblpXSpec="center" w:tblpY="1"/>
+        <w:tblOverlap w:val="never"/>
         <w:tblW w:w="10332" w:type="dxa"/>
-        <w:tblInd w:w="0" w:type="dxa"/>
         <w:tblBorders>
-          <w:top w:val="single" w:sz="4" w:space="0" w:color="000000"/>
-          <w:left w:val="single" w:sz="4" w:space="0" w:color="000000"/>
-          <w:bottom w:val="single" w:sz="4" w:space="0" w:color="000000"/>
-          <w:right w:val="single" w:sz="4" w:space="0" w:color="000000"/>
-          <w:insideH w:val="single" w:sz="4" w:space="0" w:color="000000"/>
-          <w:insideV w:val="single" w:sz="4" w:space="0" w:color="000000"/>
+          <w:top w:val="single" w:sz="4" w:space="0" w:color="auto"/>
+          <w:left w:val="single" w:sz="4" w:space="0" w:color="auto"/>
+          <w:bottom w:val="single" w:sz="4" w:space="0" w:color="auto"/>
+          <w:right w:val="single" w:sz="4" w:space="0" w:color="auto"/>
+          <w:insideH w:val="single" w:sz="4" w:space="0" w:color="auto"/>
+          <w:insideV w:val="single" w:sz="4" w:space="0" w:color="auto"/>
         </w:tblBorders>
         <w:tblLayout w:type="fixed"/>
-        <w:tblLook w:val="0000" w:firstRow="0" w:lastRow="0" w:firstColumn="0" w:lastColumn="0" w:noHBand="0" w:noVBand="0"/>
+        <w:tblLook w:val="01E0" w:firstRow="1" w:lastRow="1" w:firstColumn="1" w:lastColumn="1" w:noHBand="0" w:noVBand="0"/>
       </w:tblPr>
       <w:tblGrid>
         <w:gridCol w:w="1966"/>
@@ -631,24 +965,30 @@
         <w:tc>
           <w:tcPr>
             <w:tcW w:w="1966" w:type="dxa"/>
-            <w:shd w:val="clear" w:color="auto" w:fill="D9D9D9"/>
+            <w:tcBorders>
+              <w:bottom w:val="single" w:sz="4" w:space="0" w:color="auto"/>
+              <w:right w:val="single" w:sz="4" w:space="0" w:color="auto"/>
+            </w:tcBorders>
+            <w:shd w:val="clear" w:color="auto" w:fill="D9D9D9" w:themeFill="background1" w:themeFillShade="D9"/>
           </w:tcPr>
           <w:p>
             <w:pPr>
               <w:jc w:val="center"/>
               <w:rPr>
-                <w:rFonts w:ascii="Arial" w:eastAsia="Arial" w:hAnsi="Arial" w:cs="Arial"/>
-                <w:b/>
-                <w:sz w:val="19"/>
-                <w:szCs w:val="19"/>
+                <w:rFonts w:ascii="Arial" w:hAnsi="Arial" w:cs="Arial"/>
+                <w:b/>
+                <w:color w:val="000000"/>
+                <w:sz w:val="17"/>
+                <w:szCs w:val="17"/>
               </w:rPr>
             </w:pPr>
             <w:r>
               <w:rPr>
-                <w:rFonts w:ascii="Arial" w:eastAsia="Arial" w:hAnsi="Arial" w:cs="Arial"/>
-                <w:b/>
-                <w:sz w:val="19"/>
-                <w:szCs w:val="19"/>
+                <w:rFonts w:ascii="Arial" w:hAnsi="Arial" w:cs="Arial"/>
+                <w:b/>
+                <w:color w:val="000000"/>
+                <w:sz w:val="17"/>
+                <w:szCs w:val="17"/>
               </w:rPr>
               <w:t xml:space="preserve">ACTA DE INICIO </w:t>
             </w:r>
@@ -658,20 +998,61 @@
           <w:tcPr>
             <w:tcW w:w="8094" w:type="dxa"/>
             <w:tcBorders>
+              <w:top w:val="single" w:sz="4" w:space="0" w:color="auto"/>
+              <w:left w:val="single" w:sz="4" w:space="0" w:color="auto"/>
+              <w:bottom w:val="single" w:sz="4" w:space="0" w:color="auto"/>
               <w:right w:val="nil"/>
             </w:tcBorders>
-            <w:shd w:val="clear" w:color="auto" w:fill="D9D9D9"/>
+            <w:shd w:val="clear" w:color="auto" w:fill="D9D9D9" w:themeFill="background1" w:themeFillShade="D9"/>
           </w:tcPr>
           <w:p>
             <w:pPr>
               <w:jc w:val="center"/>
               <w:rPr>
+                <w:rFonts w:ascii="Arial" w:hAnsi="Arial" w:cs="Arial"/>
+                <w:b/>
+                <w:color w:val="000000"/>
+                <w:sz w:val="17"/>
+                <w:szCs w:val="17"/>
+              </w:rPr>
+            </w:pPr>
+            <w:r>
+              <w:rPr>
+                <w:rFonts w:ascii="Arial" w:hAnsi="Arial" w:cs="Arial"/>
+                <w:b/>
+                <w:sz w:val="17"/>
+                <w:szCs w:val="17"/>
+              </w:rPr>
+              <w:t>F</w:t>
+            </w:r>
+            <w:r>
+              <w:rPr>
+                <w:rFonts w:ascii="Arial" w:hAnsi="Arial" w:cs="Arial"/>
+                <w:b/>
+                <w:sz w:val="17"/>
+                <w:szCs w:val="17"/>
+              </w:rPr>
+              <w:t>echa</w:t>
+            </w:r>
+            <w:r>
+              <w:rPr>
+                <w:rFonts w:ascii="Arial" w:hAnsi="Arial" w:cs="Arial"/>
+                <w:b/>
+                <w:sz w:val="17"/>
+                <w:szCs w:val="17"/>
+              </w:rPr>
+              <w:t xml:space="preserve"> </w:t>
+            </w:r>
+            <w:r>
+              <w:rPr>
                 <w:rFonts w:ascii="Arial" w:eastAsia="Arial" w:hAnsi="Arial" w:cs="Arial"/>
                 <w:b/>
                 <w:sz w:val="19"/>
                 <w:szCs w:val="19"/>
               </w:rPr>
-            </w:pPr>
+              <w:t>${</w:t>
+            </w:r>
+            <w:proofErr w:type="spellStart"/>
             <w:r>
               <w:rPr>
                 <w:rFonts w:ascii="Arial" w:eastAsia="Arial" w:hAnsi="Arial" w:cs="Arial"/>
@@ -679,7 +1060,17 @@
                 <w:sz w:val="19"/>
                 <w:szCs w:val="19"/>
               </w:rPr>
-              <w:t>Fecha ${fecha_acta_inicio}</w:t>
+              <w:t>fecha_acta_inicio</w:t>
+            </w:r>
+            <w:proofErr w:type="spellEnd"/>
+            <w:r>
+              <w:rPr>
+                <w:rFonts w:ascii="Arial" w:eastAsia="Arial" w:hAnsi="Arial" w:cs="Arial"/>
+                <w:b/>
+                <w:sz w:val="19"/>
+                <w:szCs w:val="19"/>
+              </w:rPr>
+              <w:t>}</w:t>
             </w:r>
           </w:p>
         </w:tc>
@@ -687,18 +1078,22 @@
           <w:tcPr>
             <w:tcW w:w="272" w:type="dxa"/>
             <w:tcBorders>
+              <w:top w:val="single" w:sz="4" w:space="0" w:color="auto"/>
               <w:left w:val="nil"/>
+              <w:bottom w:val="single" w:sz="4" w:space="0" w:color="auto"/>
+              <w:right w:val="single" w:sz="4" w:space="0" w:color="auto"/>
             </w:tcBorders>
-            <w:shd w:val="clear" w:color="auto" w:fill="D9D9D9"/>
+            <w:shd w:val="clear" w:color="auto" w:fill="D9D9D9" w:themeFill="background1" w:themeFillShade="D9"/>
           </w:tcPr>
           <w:p>
             <w:pPr>
               <w:jc w:val="center"/>
               <w:rPr>
-                <w:rFonts w:ascii="Arial" w:eastAsia="Arial" w:hAnsi="Arial" w:cs="Arial"/>
-                <w:b/>
-                <w:sz w:val="19"/>
-                <w:szCs w:val="19"/>
+                <w:rFonts w:ascii="Arial" w:hAnsi="Arial" w:cs="Arial"/>
+                <w:b/>
+                <w:color w:val="000000"/>
+                <w:sz w:val="17"/>
+                <w:szCs w:val="17"/>
               </w:rPr>
             </w:pPr>
           </w:p>
@@ -706,10 +1101,11 @@
             <w:pPr>
               <w:jc w:val="center"/>
               <w:rPr>
-                <w:rFonts w:ascii="Arial" w:eastAsia="Arial" w:hAnsi="Arial" w:cs="Arial"/>
-                <w:b/>
-                <w:sz w:val="19"/>
-                <w:szCs w:val="19"/>
+                <w:rFonts w:ascii="Arial" w:hAnsi="Arial" w:cs="Arial"/>
+                <w:b/>
+                <w:color w:val="000000"/>
+                <w:sz w:val="17"/>
+                <w:szCs w:val="17"/>
               </w:rPr>
             </w:pPr>
           </w:p>
@@ -724,20 +1120,110 @@
           <w:p>
             <w:pPr>
               <w:rPr>
-                <w:rFonts w:ascii="Arial" w:eastAsia="Arial" w:hAnsi="Arial" w:cs="Arial"/>
-                <w:b/>
-                <w:sz w:val="19"/>
-                <w:szCs w:val="19"/>
+                <w:rFonts w:ascii="Arial" w:hAnsi="Arial" w:cs="Arial"/>
+                <w:b/>
+                <w:color w:val="000000"/>
+                <w:sz w:val="17"/>
+                <w:szCs w:val="17"/>
               </w:rPr>
             </w:pPr>
             <w:r>
               <w:rPr>
-                <w:rFonts w:ascii="Arial" w:eastAsia="Arial" w:hAnsi="Arial" w:cs="Arial"/>
-                <w:b/>
-                <w:sz w:val="19"/>
-                <w:szCs w:val="19"/>
+                <w:rFonts w:ascii="Arial" w:hAnsi="Arial" w:cs="Arial"/>
+                <w:b/>
+                <w:color w:val="000000"/>
+                <w:sz w:val="17"/>
+                <w:szCs w:val="17"/>
               </w:rPr>
               <w:t>CONTRATO No.</w:t>
+            </w:r>
+          </w:p>
+        </w:tc>
+        <w:tc>
+          <w:tcPr>
+            <w:tcW w:w="8366" w:type="dxa"/>
+            <w:gridSpan w:val="2"/>
+            <w:tcBorders>
+              <w:top w:val="single" w:sz="4" w:space="0" w:color="auto"/>
+            </w:tcBorders>
+            <w:vAlign w:val="center"/>
+          </w:tcPr>
+          <w:p>
+            <w:pPr>
+              <w:jc w:val="center"/>
+              <w:rPr>
+                <w:rFonts w:ascii="Arial" w:hAnsi="Arial" w:cs="Arial"/>
+                <w:b/>
+                <w:bCs/>
+                <w:color w:val="000000"/>
+                <w:sz w:val="17"/>
+                <w:szCs w:val="17"/>
+              </w:rPr>
+            </w:pPr>
+            <w:r>
+              <w:rPr>
+                <w:rFonts w:ascii="Arial" w:hAnsi="Arial" w:cs="Arial"/>
+                <w:sz w:val="17"/>
+                <w:szCs w:val="17"/>
+              </w:rPr>
+              <w:t xml:space="preserve">CONTRATO No. </w:t>
+            </w:r>
+            <w:r>
+              <w:rPr>
+                <w:rFonts w:ascii="Arial" w:eastAsia="Arial" w:hAnsi="Arial" w:cs="Arial"/>
+                <w:b/>
+                <w:sz w:val="17"/>
+                <w:szCs w:val="17"/>
+              </w:rPr>
+              <w:t>${</w:t>
+            </w:r>
+            <w:proofErr w:type="spellStart"/>
+            <w:r>
+              <w:rPr>
+                <w:rFonts w:ascii="Arial" w:eastAsia="Arial" w:hAnsi="Arial" w:cs="Arial"/>
+                <w:b/>
+                <w:sz w:val="17"/>
+                <w:szCs w:val="17"/>
+              </w:rPr>
+              <w:t>numero_contrato</w:t>
+            </w:r>
+            <w:proofErr w:type="spellEnd"/>
+            <w:r>
+              <w:rPr>
+                <w:rFonts w:ascii="Arial" w:eastAsia="Arial" w:hAnsi="Arial" w:cs="Arial"/>
+                <w:b/>
+                <w:sz w:val="17"/>
+                <w:szCs w:val="17"/>
+              </w:rPr>
+              <w:t>}</w:t>
+            </w:r>
+          </w:p>
+        </w:tc>
+      </w:tr>
+      <w:tr>
+        <w:tc>
+          <w:tcPr>
+            <w:tcW w:w="1966" w:type="dxa"/>
+          </w:tcPr>
+          <w:p>
+            <w:pPr>
+              <w:rPr>
+                <w:rFonts w:ascii="Arial" w:hAnsi="Arial" w:cs="Arial"/>
+                <w:b/>
+                <w:color w:val="000000"/>
+                <w:sz w:val="17"/>
+                <w:szCs w:val="17"/>
+              </w:rPr>
+            </w:pPr>
+            <w:r>
+              <w:rPr>
+                <w:rFonts w:ascii="Arial" w:hAnsi="Arial" w:cs="Arial"/>
+                <w:b/>
+                <w:color w:val="000000"/>
+                <w:sz w:val="17"/>
+                <w:szCs w:val="17"/>
+              </w:rPr>
+              <w:t>FECHA DE SUSCRIPCIÓN DEL CONTRATO</w:t>
             </w:r>
           </w:p>
         </w:tc>
@@ -749,80 +1235,37 @@
           </w:tcPr>
           <w:p>
             <w:pPr>
-              <w:jc w:val="center"/>
-              <w:rPr>
-                <w:rFonts w:ascii="Arial" w:eastAsia="Arial" w:hAnsi="Arial" w:cs="Arial"/>
-                <w:b/>
-                <w:sz w:val="19"/>
-                <w:szCs w:val="19"/>
+              <w:rPr>
+                <w:rFonts w:ascii="Arial" w:hAnsi="Arial" w:cs="Arial"/>
+                <w:sz w:val="17"/>
+                <w:szCs w:val="17"/>
               </w:rPr>
             </w:pPr>
             <w:r>
               <w:rPr>
                 <w:rFonts w:ascii="Arial" w:eastAsia="Arial" w:hAnsi="Arial" w:cs="Arial"/>
-                <w:sz w:val="19"/>
-                <w:szCs w:val="19"/>
-              </w:rPr>
-              <w:t xml:space="preserve">CONTRATO No. </w:t>
-            </w:r>
-            <w:r>
-              <w:rPr>
-                <w:rFonts w:ascii="Arial" w:eastAsia="Arial" w:hAnsi="Arial" w:cs="Arial"/>
-                <w:b/>
-                <w:sz w:val="19"/>
-                <w:szCs w:val="19"/>
-              </w:rPr>
-              <w:t>${numero_contrato}</w:t>
-            </w:r>
-          </w:p>
-        </w:tc>
-      </w:tr>
-      <w:tr>
-        <w:tc>
-          <w:tcPr>
-            <w:tcW w:w="1966" w:type="dxa"/>
-          </w:tcPr>
-          <w:p>
-            <w:pPr>
-              <w:rPr>
-                <w:rFonts w:ascii="Arial" w:eastAsia="Arial" w:hAnsi="Arial" w:cs="Arial"/>
-                <w:b/>
-                <w:sz w:val="19"/>
-                <w:szCs w:val="19"/>
-              </w:rPr>
-            </w:pPr>
-            <w:r>
-              <w:rPr>
-                <w:rFonts w:ascii="Arial" w:eastAsia="Arial" w:hAnsi="Arial" w:cs="Arial"/>
-                <w:b/>
-                <w:sz w:val="19"/>
-                <w:szCs w:val="19"/>
-              </w:rPr>
-              <w:t>FECHA DE SUSCRIPCIÓN DEL CONTRATO</w:t>
-            </w:r>
-          </w:p>
-        </w:tc>
-        <w:tc>
-          <w:tcPr>
-            <w:tcW w:w="8366" w:type="dxa"/>
-            <w:gridSpan w:val="2"/>
-            <w:vAlign w:val="center"/>
-          </w:tcPr>
-          <w:p>
-            <w:pPr>
-              <w:rPr>
-                <w:rFonts w:ascii="Arial" w:eastAsia="Arial" w:hAnsi="Arial" w:cs="Arial"/>
-                <w:sz w:val="19"/>
-                <w:szCs w:val="19"/>
-              </w:rPr>
-            </w:pPr>
-            <w:r>
-              <w:rPr>
-                <w:rFonts w:ascii="Arial" w:eastAsia="Arial" w:hAnsi="Arial" w:cs="Arial"/>
-                <w:sz w:val="19"/>
-                <w:szCs w:val="19"/>
-              </w:rPr>
-              <w:t>${fecha_suscripcion}</w:t>
+                <w:sz w:val="17"/>
+                <w:szCs w:val="17"/>
+              </w:rPr>
+              <w:t>${</w:t>
+            </w:r>
+            <w:proofErr w:type="spellStart"/>
+            <w:r>
+              <w:rPr>
+                <w:rFonts w:ascii="Arial" w:eastAsia="Arial" w:hAnsi="Arial" w:cs="Arial"/>
+                <w:sz w:val="17"/>
+                <w:szCs w:val="17"/>
+              </w:rPr>
+              <w:t>fecha_suscripcion</w:t>
+            </w:r>
+            <w:proofErr w:type="spellEnd"/>
+            <w:r>
+              <w:rPr>
+                <w:rFonts w:ascii="Arial" w:eastAsia="Arial" w:hAnsi="Arial" w:cs="Arial"/>
+                <w:sz w:val="17"/>
+                <w:szCs w:val="17"/>
+              </w:rPr>
+              <w:t>}</w:t>
             </w:r>
           </w:p>
         </w:tc>
@@ -839,18 +1282,20 @@
           <w:p>
             <w:pPr>
               <w:rPr>
-                <w:rFonts w:ascii="Arial" w:eastAsia="Arial" w:hAnsi="Arial" w:cs="Arial"/>
-                <w:b/>
-                <w:sz w:val="19"/>
-                <w:szCs w:val="19"/>
+                <w:rFonts w:ascii="Arial" w:hAnsi="Arial" w:cs="Arial"/>
+                <w:b/>
+                <w:color w:val="000000"/>
+                <w:sz w:val="17"/>
+                <w:szCs w:val="17"/>
               </w:rPr>
             </w:pPr>
             <w:r>
               <w:rPr>
-                <w:rFonts w:ascii="Arial" w:eastAsia="Arial" w:hAnsi="Arial" w:cs="Arial"/>
-                <w:b/>
-                <w:sz w:val="19"/>
-                <w:szCs w:val="19"/>
+                <w:rFonts w:ascii="Arial" w:hAnsi="Arial" w:cs="Arial"/>
+                <w:b/>
+                <w:color w:val="000000"/>
+                <w:sz w:val="17"/>
+                <w:szCs w:val="17"/>
               </w:rPr>
               <w:t>OBJETO DEL CONTRATO</w:t>
             </w:r>
@@ -864,21 +1309,44 @@
           </w:tcPr>
           <w:p>
             <w:pPr>
+              <w:autoSpaceDE w:val="0"/>
+              <w:autoSpaceDN w:val="0"/>
+              <w:adjustRightInd w:val="0"/>
               <w:ind w:right="11"/>
               <w:jc w:val="both"/>
               <w:rPr>
-                <w:rFonts w:ascii="Arial" w:eastAsia="Arial" w:hAnsi="Arial" w:cs="Arial"/>
-                <w:sz w:val="19"/>
-                <w:szCs w:val="19"/>
+                <w:rFonts w:ascii="Arial" w:eastAsia="Times New Roman" w:hAnsi="Arial" w:cs="Arial"/>
+                <w:kern w:val="0"/>
+                <w:sz w:val="17"/>
+                <w:szCs w:val="17"/>
+                <w:lang w:eastAsia="es-ES"/>
               </w:rPr>
             </w:pPr>
             <w:r>
               <w:rPr>
                 <w:rFonts w:ascii="Arial" w:eastAsia="Arial" w:hAnsi="Arial" w:cs="Arial"/>
-                <w:sz w:val="19"/>
-                <w:szCs w:val="19"/>
-              </w:rPr>
-              <w:t>“${objeto_contrato}”.</w:t>
+                <w:sz w:val="17"/>
+                <w:szCs w:val="17"/>
+              </w:rPr>
+              <w:t>“${</w:t>
+            </w:r>
+            <w:proofErr w:type="spellStart"/>
+            <w:r>
+              <w:rPr>
+                <w:rFonts w:ascii="Arial" w:eastAsia="Arial" w:hAnsi="Arial" w:cs="Arial"/>
+                <w:sz w:val="17"/>
+                <w:szCs w:val="17"/>
+              </w:rPr>
+              <w:t>objeto_contrato</w:t>
+            </w:r>
+            <w:proofErr w:type="spellEnd"/>
+            <w:r>
+              <w:rPr>
+                <w:rFonts w:ascii="Arial" w:eastAsia="Arial" w:hAnsi="Arial" w:cs="Arial"/>
+                <w:sz w:val="17"/>
+                <w:szCs w:val="17"/>
+              </w:rPr>
+              <w:t>}”.</w:t>
             </w:r>
           </w:p>
         </w:tc>
@@ -891,18 +1359,20 @@
           <w:p>
             <w:pPr>
               <w:rPr>
-                <w:rFonts w:ascii="Arial" w:eastAsia="Arial" w:hAnsi="Arial" w:cs="Arial"/>
-                <w:b/>
-                <w:sz w:val="19"/>
-                <w:szCs w:val="19"/>
+                <w:rFonts w:ascii="Arial" w:hAnsi="Arial" w:cs="Arial"/>
+                <w:b/>
+                <w:color w:val="000000"/>
+                <w:sz w:val="17"/>
+                <w:szCs w:val="17"/>
               </w:rPr>
             </w:pPr>
             <w:r>
               <w:rPr>
-                <w:rFonts w:ascii="Arial" w:eastAsia="Arial" w:hAnsi="Arial" w:cs="Arial"/>
-                <w:b/>
-                <w:sz w:val="19"/>
-                <w:szCs w:val="19"/>
+                <w:rFonts w:ascii="Arial" w:hAnsi="Arial" w:cs="Arial"/>
+                <w:b/>
+                <w:color w:val="000000"/>
+                <w:sz w:val="17"/>
+                <w:szCs w:val="17"/>
               </w:rPr>
               <w:t>VALOR DEL CONTRATO</w:t>
             </w:r>
@@ -917,25 +1387,66 @@
             <w:pPr>
               <w:jc w:val="both"/>
               <w:rPr>
-                <w:rFonts w:ascii="Arial" w:eastAsia="Arial" w:hAnsi="Arial" w:cs="Arial"/>
-                <w:sz w:val="19"/>
-                <w:szCs w:val="19"/>
+                <w:rFonts w:ascii="Arial" w:hAnsi="Arial" w:cs="Arial"/>
+                <w:color w:val="000000"/>
+                <w:sz w:val="17"/>
+                <w:szCs w:val="17"/>
               </w:rPr>
             </w:pPr>
             <w:r>
               <w:rPr>
                 <w:rFonts w:ascii="Arial" w:eastAsia="Arial" w:hAnsi="Arial" w:cs="Arial"/>
                 <w:b/>
-                <w:sz w:val="19"/>
-                <w:szCs w:val="19"/>
-              </w:rPr>
-              <w:t xml:space="preserve">${valor_letras} (${valor_numerico}) </w:t>
-            </w:r>
-            <w:r>
-              <w:rPr>
-                <w:rFonts w:ascii="Arial" w:eastAsia="Arial" w:hAnsi="Arial" w:cs="Arial"/>
-                <w:sz w:val="19"/>
-                <w:szCs w:val="19"/>
+                <w:sz w:val="17"/>
+                <w:szCs w:val="17"/>
+              </w:rPr>
+              <w:t>${</w:t>
+            </w:r>
+            <w:proofErr w:type="spellStart"/>
+            <w:r>
+              <w:rPr>
+                <w:rFonts w:ascii="Arial" w:eastAsia="Arial" w:hAnsi="Arial" w:cs="Arial"/>
+                <w:b/>
+                <w:sz w:val="17"/>
+                <w:szCs w:val="17"/>
+              </w:rPr>
+              <w:t>valor_letras</w:t>
+            </w:r>
+            <w:proofErr w:type="spellEnd"/>
+            <w:r>
+              <w:rPr>
+                <w:rFonts w:ascii="Arial" w:eastAsia="Arial" w:hAnsi="Arial" w:cs="Arial"/>
+                <w:b/>
+                <w:sz w:val="17"/>
+                <w:szCs w:val="17"/>
+              </w:rPr>
+              <w:t>} (${</w:t>
+            </w:r>
+            <w:proofErr w:type="spellStart"/>
+            <w:r>
+              <w:rPr>
+                <w:rFonts w:ascii="Arial" w:eastAsia="Arial" w:hAnsi="Arial" w:cs="Arial"/>
+                <w:b/>
+                <w:sz w:val="17"/>
+                <w:szCs w:val="17"/>
+              </w:rPr>
+              <w:t>valor_numerico</w:t>
+            </w:r>
+            <w:proofErr w:type="spellEnd"/>
+            <w:r>
+              <w:rPr>
+                <w:rFonts w:ascii="Arial" w:eastAsia="Arial" w:hAnsi="Arial" w:cs="Arial"/>
+                <w:b/>
+                <w:sz w:val="17"/>
+                <w:szCs w:val="17"/>
+              </w:rPr>
+              <w:t xml:space="preserve">}) </w:t>
+            </w:r>
+            <w:r>
+              <w:rPr>
+                <w:rFonts w:ascii="Arial" w:eastAsia="Arial" w:hAnsi="Arial" w:cs="Arial"/>
+                <w:sz w:val="17"/>
+                <w:szCs w:val="17"/>
               </w:rPr>
               <w:t>IVA INCLUIDO</w:t>
             </w:r>
@@ -953,18 +1464,20 @@
           <w:p>
             <w:pPr>
               <w:rPr>
-                <w:rFonts w:ascii="Arial" w:eastAsia="Arial" w:hAnsi="Arial" w:cs="Arial"/>
-                <w:b/>
-                <w:sz w:val="19"/>
-                <w:szCs w:val="19"/>
+                <w:rFonts w:ascii="Arial" w:hAnsi="Arial" w:cs="Arial"/>
+                <w:b/>
+                <w:color w:val="000000"/>
+                <w:sz w:val="17"/>
+                <w:szCs w:val="17"/>
               </w:rPr>
             </w:pPr>
             <w:r>
               <w:rPr>
-                <w:rFonts w:ascii="Arial" w:eastAsia="Arial" w:hAnsi="Arial" w:cs="Arial"/>
-                <w:b/>
-                <w:sz w:val="19"/>
-                <w:szCs w:val="19"/>
+                <w:rFonts w:ascii="Arial" w:hAnsi="Arial" w:cs="Arial"/>
+                <w:b/>
+                <w:color w:val="000000"/>
+                <w:sz w:val="17"/>
+                <w:szCs w:val="17"/>
               </w:rPr>
               <w:t>CONTRATISTA</w:t>
             </w:r>
@@ -977,38 +1490,21 @@
           </w:tcPr>
           <w:p>
             <w:pPr>
-              <w:keepNext/>
-              <w:rPr>
-                <w:rFonts w:ascii="Arial" w:eastAsia="Arial" w:hAnsi="Arial" w:cs="Arial"/>
-                <w:sz w:val="19"/>
-                <w:szCs w:val="19"/>
+              <w:pStyle w:val="Textoindependiente"/>
+              <w:spacing w:after="0"/>
+              <w:rPr>
+                <w:rFonts w:ascii="Arial" w:hAnsi="Arial" w:cs="Arial"/>
+                <w:sz w:val="17"/>
+                <w:szCs w:val="17"/>
               </w:rPr>
             </w:pPr>
             <w:r>
               <w:rPr>
-                <w:rFonts w:ascii="Arial" w:eastAsia="Arial" w:hAnsi="Arial" w:cs="Arial"/>
-                <w:sz w:val="19"/>
-                <w:szCs w:val="19"/>
-              </w:rPr>
-              <w:t xml:space="preserve">${nombre_contratista} con NIT. ${nit_contratista},  </w:t>
-            </w:r>
-          </w:p>
-          <w:p>
-            <w:pPr>
-              <w:jc w:val="center"/>
-              <w:rPr>
-                <w:rFonts w:ascii="Arial" w:eastAsia="Arial" w:hAnsi="Arial" w:cs="Arial"/>
-                <w:sz w:val="19"/>
-                <w:szCs w:val="19"/>
-              </w:rPr>
-            </w:pPr>
-            <w:r>
-              <w:rPr>
-                <w:rFonts w:ascii="Arial" w:eastAsia="Arial" w:hAnsi="Arial" w:cs="Arial"/>
-                <w:sz w:val="19"/>
-                <w:szCs w:val="19"/>
-              </w:rPr>
-              <w:t>Representante Legal ${representante_legal} identificado con cédula No. ${cedula_contratista} de ${lugar_cedula_contratista}</w:t>
+                <w:rFonts w:ascii="Arial" w:hAnsi="Arial" w:cs="Arial"/>
+                <w:sz w:val="17"/>
+                <w:szCs w:val="17"/>
+              </w:rPr>
+              <w:t>${contratista}</w:t>
             </w:r>
           </w:p>
         </w:tc>
@@ -1021,18 +1517,20 @@
           <w:p>
             <w:pPr>
               <w:rPr>
-                <w:rFonts w:ascii="Arial" w:eastAsia="Arial" w:hAnsi="Arial" w:cs="Arial"/>
-                <w:b/>
-                <w:sz w:val="19"/>
-                <w:szCs w:val="19"/>
+                <w:rFonts w:ascii="Arial" w:hAnsi="Arial" w:cs="Arial"/>
+                <w:b/>
+                <w:color w:val="000000"/>
+                <w:sz w:val="17"/>
+                <w:szCs w:val="17"/>
               </w:rPr>
             </w:pPr>
             <w:r>
               <w:rPr>
-                <w:rFonts w:ascii="Arial" w:eastAsia="Arial" w:hAnsi="Arial" w:cs="Arial"/>
-                <w:b/>
-                <w:sz w:val="19"/>
-                <w:szCs w:val="19"/>
+                <w:rFonts w:ascii="Arial" w:hAnsi="Arial" w:cs="Arial"/>
+                <w:b/>
+                <w:color w:val="000000"/>
+                <w:sz w:val="17"/>
+                <w:szCs w:val="17"/>
               </w:rPr>
               <w:t>SUPERVISOR</w:t>
             </w:r>
@@ -1047,18 +1545,34 @@
             <w:pPr>
               <w:jc w:val="both"/>
               <w:rPr>
-                <w:rFonts w:ascii="Arial" w:eastAsia="Arial" w:hAnsi="Arial" w:cs="Arial"/>
-                <w:sz w:val="19"/>
-                <w:szCs w:val="19"/>
+                <w:rFonts w:ascii="Arial" w:hAnsi="Arial" w:cs="Arial"/>
+                <w:sz w:val="17"/>
+                <w:szCs w:val="17"/>
               </w:rPr>
             </w:pPr>
             <w:r>
               <w:rPr>
-                <w:rFonts w:ascii="Arial" w:eastAsia="Arial" w:hAnsi="Arial" w:cs="Arial"/>
-                <w:sz w:val="19"/>
-                <w:szCs w:val="19"/>
-              </w:rPr>
-              <w:t>SP. ${nombre_supervisor}</w:t>
+                <w:rFonts w:ascii="Arial" w:hAnsi="Arial" w:cs="Arial"/>
+                <w:sz w:val="17"/>
+                <w:szCs w:val="17"/>
+              </w:rPr>
+              <w:t>${</w:t>
+            </w:r>
+            <w:r>
+              <w:rPr>
+                <w:rFonts w:ascii="Arial" w:hAnsi="Arial" w:cs="Arial"/>
+                <w:sz w:val="17"/>
+                <w:szCs w:val="17"/>
+              </w:rPr>
+              <w:t>supervisor</w:t>
+            </w:r>
+            <w:r>
+              <w:rPr>
+                <w:rFonts w:ascii="Arial" w:hAnsi="Arial" w:cs="Arial"/>
+                <w:sz w:val="17"/>
+                <w:szCs w:val="17"/>
+              </w:rPr>
+              <w:t>}</w:t>
             </w:r>
           </w:p>
         </w:tc>
@@ -1072,18 +1586,20 @@
           <w:p>
             <w:pPr>
               <w:rPr>
-                <w:rFonts w:ascii="Arial" w:eastAsia="Arial" w:hAnsi="Arial" w:cs="Arial"/>
-                <w:b/>
-                <w:sz w:val="19"/>
-                <w:szCs w:val="19"/>
+                <w:rFonts w:ascii="Arial" w:hAnsi="Arial" w:cs="Arial"/>
+                <w:b/>
+                <w:color w:val="000000"/>
+                <w:sz w:val="17"/>
+                <w:szCs w:val="17"/>
               </w:rPr>
             </w:pPr>
             <w:r>
               <w:rPr>
-                <w:rFonts w:ascii="Arial" w:eastAsia="Arial" w:hAnsi="Arial" w:cs="Arial"/>
-                <w:b/>
-                <w:sz w:val="19"/>
-                <w:szCs w:val="19"/>
+                <w:rFonts w:ascii="Arial" w:hAnsi="Arial" w:cs="Arial"/>
+                <w:b/>
+                <w:color w:val="000000"/>
+                <w:sz w:val="17"/>
+                <w:szCs w:val="17"/>
               </w:rPr>
               <w:t>FORMA DE REMUNERACIÓN AL CONTRATISTA</w:t>
             </w:r>
@@ -1097,21 +1613,42 @@
           </w:tcPr>
           <w:p>
             <w:pPr>
+              <w:autoSpaceDE w:val="0"/>
+              <w:autoSpaceDN w:val="0"/>
               <w:ind w:right="51"/>
+              <w:contextualSpacing/>
               <w:jc w:val="both"/>
               <w:rPr>
-                <w:rFonts w:ascii="Arial" w:eastAsia="Arial" w:hAnsi="Arial" w:cs="Arial"/>
-                <w:sz w:val="19"/>
-                <w:szCs w:val="19"/>
+                <w:rFonts w:ascii="Arial" w:hAnsi="Arial" w:cs="Arial"/>
+                <w:sz w:val="17"/>
+                <w:szCs w:val="17"/>
               </w:rPr>
             </w:pPr>
             <w:r>
               <w:rPr>
                 <w:rFonts w:ascii="Arial" w:eastAsia="Arial" w:hAnsi="Arial" w:cs="Arial"/>
-                <w:sz w:val="19"/>
-                <w:szCs w:val="19"/>
-              </w:rPr>
-              <w:t xml:space="preserve"> ${forma_pago}</w:t>
+                <w:sz w:val="17"/>
+                <w:szCs w:val="17"/>
+              </w:rPr>
+              <w:t>${</w:t>
+            </w:r>
+            <w:proofErr w:type="spellStart"/>
+            <w:r>
+              <w:rPr>
+                <w:rFonts w:ascii="Arial" w:eastAsia="Arial" w:hAnsi="Arial" w:cs="Arial"/>
+                <w:sz w:val="17"/>
+                <w:szCs w:val="17"/>
+              </w:rPr>
+              <w:t>forma_pago</w:t>
+            </w:r>
+            <w:proofErr w:type="spellEnd"/>
+            <w:r>
+              <w:rPr>
+                <w:rFonts w:ascii="Arial" w:eastAsia="Arial" w:hAnsi="Arial" w:cs="Arial"/>
+                <w:sz w:val="17"/>
+                <w:szCs w:val="17"/>
+              </w:rPr>
+              <w:t>}</w:t>
             </w:r>
           </w:p>
         </w:tc>
@@ -1129,20 +1666,42 @@
           <w:p>
             <w:pPr>
               <w:rPr>
-                <w:rFonts w:ascii="Arial" w:eastAsia="Arial" w:hAnsi="Arial" w:cs="Arial"/>
-                <w:b/>
-                <w:sz w:val="19"/>
-                <w:szCs w:val="19"/>
+                <w:rFonts w:ascii="Arial" w:hAnsi="Arial" w:cs="Arial"/>
+                <w:b/>
+                <w:color w:val="000000"/>
+                <w:sz w:val="17"/>
+                <w:szCs w:val="17"/>
               </w:rPr>
             </w:pPr>
             <w:r>
               <w:rPr>
-                <w:rFonts w:ascii="Arial" w:eastAsia="Arial" w:hAnsi="Arial" w:cs="Arial"/>
-                <w:b/>
-                <w:sz w:val="19"/>
-                <w:szCs w:val="19"/>
-              </w:rPr>
-              <w:t>PLAZO DE   EJECUCIÓN DEL CONTRATO</w:t>
+                <w:rFonts w:ascii="Arial" w:hAnsi="Arial" w:cs="Arial"/>
+                <w:b/>
+                <w:color w:val="000000"/>
+                <w:sz w:val="17"/>
+                <w:szCs w:val="17"/>
+              </w:rPr>
+              <w:t xml:space="preserve">PLAZO DE   </w:t>
+            </w:r>
+            <w:r>
+              <w:rPr>
+                <w:rFonts w:ascii="Arial" w:hAnsi="Arial" w:cs="Arial"/>
+                <w:b/>
+                <w:color w:val="000000"/>
+                <w:sz w:val="17"/>
+                <w:szCs w:val="17"/>
+              </w:rPr>
+              <w:t>EJECUCIÓ</w:t>
+            </w:r>
+            <w:r>
+              <w:rPr>
+                <w:rFonts w:ascii="Arial" w:hAnsi="Arial" w:cs="Arial"/>
+                <w:b/>
+                <w:color w:val="000000"/>
+                <w:sz w:val="17"/>
+                <w:szCs w:val="17"/>
+              </w:rPr>
+              <w:t>N DEL CONTRATO</w:t>
             </w:r>
           </w:p>
         </w:tc>
@@ -1156,18 +1715,37 @@
             <w:pPr>
               <w:jc w:val="both"/>
               <w:rPr>
-                <w:rFonts w:ascii="Arial" w:eastAsia="Arial" w:hAnsi="Arial" w:cs="Arial"/>
-                <w:sz w:val="19"/>
-                <w:szCs w:val="19"/>
+                <w:rFonts w:ascii="Arial" w:hAnsi="Arial" w:cs="Arial"/>
+                <w:color w:val="000000"/>
+                <w:sz w:val="17"/>
+                <w:szCs w:val="17"/>
               </w:rPr>
             </w:pPr>
             <w:r>
               <w:rPr>
                 <w:rFonts w:ascii="Arial" w:eastAsia="Arial" w:hAnsi="Arial" w:cs="Arial"/>
-                <w:sz w:val="19"/>
-                <w:szCs w:val="19"/>
-              </w:rPr>
-              <w:t>${plazo_contrato}</w:t>
+                <w:sz w:val="17"/>
+                <w:szCs w:val="17"/>
+              </w:rPr>
+              <w:t>${</w:t>
+            </w:r>
+            <w:proofErr w:type="spellStart"/>
+            <w:r>
+              <w:rPr>
+                <w:rFonts w:ascii="Arial" w:eastAsia="Arial" w:hAnsi="Arial" w:cs="Arial"/>
+                <w:sz w:val="17"/>
+                <w:szCs w:val="17"/>
+              </w:rPr>
+              <w:t>plazo_contrato</w:t>
+            </w:r>
+            <w:proofErr w:type="spellEnd"/>
+            <w:r>
+              <w:rPr>
+                <w:rFonts w:ascii="Arial" w:eastAsia="Arial" w:hAnsi="Arial" w:cs="Arial"/>
+                <w:sz w:val="17"/>
+                <w:szCs w:val="17"/>
+              </w:rPr>
+              <w:t>}</w:t>
             </w:r>
           </w:p>
         </w:tc>
@@ -1181,6 +1759,9 @@
           <w:tcPr>
             <w:tcW w:w="10332" w:type="dxa"/>
             <w:gridSpan w:val="3"/>
+            <w:tcBorders>
+              <w:bottom w:val="single" w:sz="4" w:space="0" w:color="auto"/>
+            </w:tcBorders>
           </w:tcPr>
           <w:p>
             <w:pPr>
@@ -1188,99 +1769,264 @@
                 <w:tab w:val="left" w:pos="3810"/>
               </w:tabs>
               <w:ind w:right="49"/>
+              <w:contextualSpacing/>
               <w:jc w:val="both"/>
               <w:rPr>
-                <w:rFonts w:ascii="Arial" w:eastAsia="Arial" w:hAnsi="Arial" w:cs="Arial"/>
-                <w:sz w:val="19"/>
-                <w:szCs w:val="19"/>
-                <w:u w:val="single"/>
+                <w:rFonts w:ascii="Arial" w:hAnsi="Arial" w:cs="Arial"/>
+                <w:b/>
+                <w:sz w:val="17"/>
+                <w:szCs w:val="17"/>
               </w:rPr>
             </w:pPr>
-            <w:bookmarkStart w:id="0" w:name="_heading=h.wfpzybc2wyqo" w:colFirst="0" w:colLast="0"/>
-            <w:bookmarkEnd w:id="0"/>
-            <w:r>
-              <w:rPr>
-                <w:rFonts w:ascii="Arial" w:eastAsia="Arial" w:hAnsi="Arial" w:cs="Arial"/>
-                <w:sz w:val="19"/>
-                <w:szCs w:val="19"/>
-              </w:rPr>
-              <w:t xml:space="preserve">El día ${fecha_acta}, se suscribe la presente acta de inicio entre los señores </w:t>
-            </w:r>
-            <w:r>
-              <w:rPr>
-                <w:rFonts w:ascii="Arial" w:eastAsia="Arial" w:hAnsi="Arial" w:cs="Arial"/>
-                <w:b/>
-                <w:sz w:val="19"/>
-                <w:szCs w:val="19"/>
-              </w:rPr>
-              <w:t>Teniente Coronel ${nombre_subdirector}</w:t>
-            </w:r>
-            <w:r>
-              <w:rPr>
-                <w:rFonts w:ascii="Arial" w:eastAsia="Arial" w:hAnsi="Arial" w:cs="Arial"/>
-                <w:sz w:val="19"/>
-                <w:szCs w:val="19"/>
-              </w:rPr>
-              <w:t xml:space="preserve"> ${cargo_subdirector}, el señor</w:t>
-            </w:r>
-            <w:r>
-              <w:rPr>
-                <w:rFonts w:ascii="Arial" w:eastAsia="Arial" w:hAnsi="Arial" w:cs="Arial"/>
-                <w:b/>
-                <w:sz w:val="19"/>
-                <w:szCs w:val="19"/>
+            <w:r>
+              <w:rPr>
+                <w:rFonts w:ascii="Arial" w:eastAsia="Arial" w:hAnsi="Arial" w:cs="Arial"/>
+                <w:sz w:val="17"/>
+                <w:szCs w:val="17"/>
+              </w:rPr>
+              <w:t>El día ${</w:t>
+            </w:r>
+            <w:proofErr w:type="spellStart"/>
+            <w:r>
+              <w:rPr>
+                <w:rFonts w:ascii="Arial" w:eastAsia="Arial" w:hAnsi="Arial" w:cs="Arial"/>
+                <w:sz w:val="17"/>
+                <w:szCs w:val="17"/>
+              </w:rPr>
+              <w:t>fecha_acta</w:t>
+            </w:r>
+            <w:proofErr w:type="spellEnd"/>
+            <w:r>
+              <w:rPr>
+                <w:rFonts w:ascii="Arial" w:eastAsia="Arial" w:hAnsi="Arial" w:cs="Arial"/>
+                <w:sz w:val="17"/>
+                <w:szCs w:val="17"/>
+              </w:rPr>
+              <w:t xml:space="preserve">}, se suscribe la presente acta de inicio entre los señores </w:t>
+            </w:r>
+            <w:proofErr w:type="gramStart"/>
+            <w:r>
+              <w:rPr>
+                <w:rFonts w:ascii="Arial" w:eastAsia="Arial" w:hAnsi="Arial" w:cs="Arial"/>
+                <w:b/>
+                <w:sz w:val="17"/>
+                <w:szCs w:val="17"/>
+              </w:rPr>
+              <w:t>Teniente Coronel</w:t>
+            </w:r>
+            <w:proofErr w:type="gramEnd"/>
+            <w:r>
+              <w:rPr>
+                <w:rFonts w:ascii="Arial" w:eastAsia="Arial" w:hAnsi="Arial" w:cs="Arial"/>
+                <w:b/>
+                <w:sz w:val="17"/>
+                <w:szCs w:val="17"/>
+              </w:rPr>
+              <w:t xml:space="preserve"> ${</w:t>
+            </w:r>
+            <w:proofErr w:type="spellStart"/>
+            <w:r>
+              <w:rPr>
+                <w:rFonts w:ascii="Arial" w:eastAsia="Arial" w:hAnsi="Arial" w:cs="Arial"/>
+                <w:b/>
+                <w:sz w:val="17"/>
+                <w:szCs w:val="17"/>
+              </w:rPr>
+              <w:t>nombre_subdirector</w:t>
+            </w:r>
+            <w:proofErr w:type="spellEnd"/>
+            <w:r>
+              <w:rPr>
+                <w:rFonts w:ascii="Arial" w:eastAsia="Arial" w:hAnsi="Arial" w:cs="Arial"/>
+                <w:b/>
+                <w:sz w:val="17"/>
+                <w:szCs w:val="17"/>
+              </w:rPr>
+              <w:t>}</w:t>
+            </w:r>
+            <w:r>
+              <w:rPr>
+                <w:rFonts w:ascii="Arial" w:eastAsia="Arial" w:hAnsi="Arial" w:cs="Arial"/>
+                <w:sz w:val="17"/>
+                <w:szCs w:val="17"/>
+              </w:rPr>
+              <w:t xml:space="preserve"> ${</w:t>
+            </w:r>
+            <w:proofErr w:type="spellStart"/>
+            <w:r>
+              <w:rPr>
+                <w:rFonts w:ascii="Arial" w:eastAsia="Arial" w:hAnsi="Arial" w:cs="Arial"/>
+                <w:sz w:val="17"/>
+                <w:szCs w:val="17"/>
+              </w:rPr>
+              <w:t>cargo_subdirector</w:t>
+            </w:r>
+            <w:proofErr w:type="spellEnd"/>
+            <w:r>
+              <w:rPr>
+                <w:rFonts w:ascii="Arial" w:eastAsia="Arial" w:hAnsi="Arial" w:cs="Arial"/>
+                <w:sz w:val="17"/>
+                <w:szCs w:val="17"/>
+              </w:rPr>
+              <w:t>}, el señor</w:t>
+            </w:r>
+            <w:r>
+              <w:rPr>
+                <w:rFonts w:ascii="Arial" w:eastAsia="Arial" w:hAnsi="Arial" w:cs="Arial"/>
+                <w:b/>
+                <w:sz w:val="17"/>
+                <w:szCs w:val="17"/>
                 <w:shd w:val="clear" w:color="auto" w:fill="F9F9F9"/>
               </w:rPr>
-              <w:t xml:space="preserve"> ${representante_legal} </w:t>
-            </w:r>
-            <w:r>
-              <w:rPr>
-                <w:rFonts w:ascii="Arial" w:eastAsia="Arial" w:hAnsi="Arial" w:cs="Arial"/>
-                <w:sz w:val="19"/>
-                <w:szCs w:val="19"/>
+              <w:t xml:space="preserve"> ${</w:t>
+            </w:r>
+            <w:proofErr w:type="spellStart"/>
+            <w:r>
+              <w:rPr>
+                <w:rFonts w:ascii="Arial" w:eastAsia="Arial" w:hAnsi="Arial" w:cs="Arial"/>
+                <w:b/>
+                <w:sz w:val="17"/>
+                <w:szCs w:val="17"/>
                 <w:shd w:val="clear" w:color="auto" w:fill="F9F9F9"/>
               </w:rPr>
+              <w:t>representante_legal</w:t>
+            </w:r>
+            <w:proofErr w:type="spellEnd"/>
+            <w:r>
+              <w:rPr>
+                <w:rFonts w:ascii="Arial" w:eastAsia="Arial" w:hAnsi="Arial" w:cs="Arial"/>
+                <w:b/>
+                <w:sz w:val="17"/>
+                <w:szCs w:val="17"/>
+                <w:shd w:val="clear" w:color="auto" w:fill="F9F9F9"/>
+              </w:rPr>
+              <w:t xml:space="preserve">} </w:t>
+            </w:r>
+            <w:r>
+              <w:rPr>
+                <w:rFonts w:ascii="Arial" w:eastAsia="Arial" w:hAnsi="Arial" w:cs="Arial"/>
+                <w:sz w:val="17"/>
+                <w:szCs w:val="17"/>
+                <w:shd w:val="clear" w:color="auto" w:fill="F9F9F9"/>
+              </w:rPr>
               <w:t>en</w:t>
             </w:r>
             <w:r>
               <w:rPr>
                 <w:rFonts w:ascii="Arial" w:eastAsia="Arial" w:hAnsi="Arial" w:cs="Arial"/>
-                <w:sz w:val="19"/>
-                <w:szCs w:val="19"/>
-              </w:rPr>
-              <w:t xml:space="preserve"> su condición de contratista y el señor</w:t>
-            </w:r>
-            <w:r>
-              <w:rPr>
-                <w:rFonts w:ascii="Arial" w:eastAsia="Arial" w:hAnsi="Arial" w:cs="Arial"/>
-                <w:b/>
-                <w:sz w:val="19"/>
-                <w:szCs w:val="19"/>
-              </w:rPr>
-              <w:t xml:space="preserve">  SP. ${nombre_supervisor}</w:t>
-            </w:r>
-            <w:r>
-              <w:rPr>
-                <w:rFonts w:ascii="Arial" w:eastAsia="Arial" w:hAnsi="Arial" w:cs="Arial"/>
-                <w:sz w:val="19"/>
-                <w:szCs w:val="19"/>
-              </w:rPr>
-              <w:t xml:space="preserve"> en calidad de supervisor, con el fin de dar inicio a la ejecución contractual del Contrato No. </w:t>
-            </w:r>
-            <w:r>
-              <w:rPr>
-                <w:rFonts w:ascii="Arial" w:eastAsia="Arial" w:hAnsi="Arial" w:cs="Arial"/>
-                <w:b/>
-                <w:sz w:val="19"/>
-                <w:szCs w:val="19"/>
-              </w:rPr>
-              <w:t>${numero_contrato}</w:t>
-            </w:r>
-            <w:r>
-              <w:rPr>
-                <w:rFonts w:ascii="Arial" w:eastAsia="Arial" w:hAnsi="Arial" w:cs="Arial"/>
-                <w:sz w:val="19"/>
-                <w:szCs w:val="19"/>
+                <w:sz w:val="17"/>
+                <w:szCs w:val="17"/>
+              </w:rPr>
+              <w:t xml:space="preserve"> su condición de contratista y el </w:t>
+            </w:r>
+            <w:proofErr w:type="gramStart"/>
+            <w:r>
+              <w:rPr>
+                <w:rFonts w:ascii="Arial" w:eastAsia="Arial" w:hAnsi="Arial" w:cs="Arial"/>
+                <w:sz w:val="17"/>
+                <w:szCs w:val="17"/>
+              </w:rPr>
+              <w:t>señor</w:t>
+            </w:r>
+            <w:r>
+              <w:rPr>
+                <w:rFonts w:ascii="Arial" w:eastAsia="Arial" w:hAnsi="Arial" w:cs="Arial"/>
+                <w:b/>
+                <w:sz w:val="17"/>
+                <w:szCs w:val="17"/>
+              </w:rPr>
+              <w:t xml:space="preserve">  SP.</w:t>
+            </w:r>
+            <w:proofErr w:type="gramEnd"/>
+            <w:r>
+              <w:rPr>
+                <w:rFonts w:ascii="Arial" w:eastAsia="Arial" w:hAnsi="Arial" w:cs="Arial"/>
+                <w:b/>
+                <w:sz w:val="17"/>
+                <w:szCs w:val="17"/>
+              </w:rPr>
+              <w:t xml:space="preserve"> ${</w:t>
+            </w:r>
+            <w:proofErr w:type="spellStart"/>
+            <w:r>
+              <w:rPr>
+                <w:rFonts w:ascii="Arial" w:eastAsia="Arial" w:hAnsi="Arial" w:cs="Arial"/>
+                <w:b/>
+                <w:sz w:val="17"/>
+                <w:szCs w:val="17"/>
+              </w:rPr>
+              <w:t>nombre_supervisor</w:t>
+            </w:r>
+            <w:proofErr w:type="spellEnd"/>
+            <w:r>
+              <w:rPr>
+                <w:rFonts w:ascii="Arial" w:eastAsia="Arial" w:hAnsi="Arial" w:cs="Arial"/>
+                <w:b/>
+                <w:sz w:val="17"/>
+                <w:szCs w:val="17"/>
+              </w:rPr>
+              <w:t>}</w:t>
+            </w:r>
+            <w:r>
+              <w:rPr>
+                <w:rFonts w:ascii="Arial" w:eastAsia="Arial" w:hAnsi="Arial" w:cs="Arial"/>
+                <w:sz w:val="17"/>
+                <w:szCs w:val="17"/>
+              </w:rPr>
+              <w:t xml:space="preserve"> en calidad de supervisor, con el fin de </w:t>
+            </w:r>
+            <w:proofErr w:type="gramStart"/>
+            <w:r>
+              <w:rPr>
+                <w:rFonts w:ascii="Arial" w:eastAsia="Arial" w:hAnsi="Arial" w:cs="Arial"/>
+                <w:sz w:val="17"/>
+                <w:szCs w:val="17"/>
+              </w:rPr>
+              <w:t>dar inicio a</w:t>
+            </w:r>
+            <w:proofErr w:type="gramEnd"/>
+            <w:r>
+              <w:rPr>
+                <w:rFonts w:ascii="Arial" w:eastAsia="Arial" w:hAnsi="Arial" w:cs="Arial"/>
+                <w:sz w:val="17"/>
+                <w:szCs w:val="17"/>
+              </w:rPr>
+              <w:t xml:space="preserve"> la ejecución contractual del Contrato No. </w:t>
+            </w:r>
+            <w:r>
+              <w:rPr>
+                <w:rFonts w:ascii="Arial" w:eastAsia="Arial" w:hAnsi="Arial" w:cs="Arial"/>
+                <w:b/>
+                <w:sz w:val="17"/>
+                <w:szCs w:val="17"/>
+              </w:rPr>
+              <w:t>${</w:t>
+            </w:r>
+            <w:proofErr w:type="spellStart"/>
+            <w:r>
+              <w:rPr>
+                <w:rFonts w:ascii="Arial" w:eastAsia="Arial" w:hAnsi="Arial" w:cs="Arial"/>
+                <w:b/>
+                <w:sz w:val="17"/>
+                <w:szCs w:val="17"/>
+              </w:rPr>
+              <w:t>numero_contrato</w:t>
+            </w:r>
+            <w:proofErr w:type="spellEnd"/>
+            <w:r>
+              <w:rPr>
+                <w:rFonts w:ascii="Arial" w:eastAsia="Arial" w:hAnsi="Arial" w:cs="Arial"/>
+                <w:b/>
+                <w:sz w:val="17"/>
+                <w:szCs w:val="17"/>
+              </w:rPr>
+              <w:t>}</w:t>
+            </w:r>
+            <w:r>
+              <w:rPr>
+                <w:rFonts w:ascii="Arial" w:eastAsia="Arial" w:hAnsi="Arial" w:cs="Arial"/>
+                <w:sz w:val="17"/>
+                <w:szCs w:val="17"/>
               </w:rPr>
               <w:t>, cuyo objeto es “</w:t>
             </w:r>
@@ -1288,16 +2034,36 @@
               <w:rPr>
                 <w:rFonts w:ascii="Arial" w:eastAsia="Arial" w:hAnsi="Arial" w:cs="Arial"/>
                 <w:b/>
-                <w:sz w:val="19"/>
-                <w:szCs w:val="19"/>
-              </w:rPr>
-              <w:t>${objeto_contrato}</w:t>
-            </w:r>
-            <w:r>
-              <w:rPr>
-                <w:rFonts w:ascii="Arial" w:eastAsia="Arial" w:hAnsi="Arial" w:cs="Arial"/>
-                <w:sz w:val="19"/>
-                <w:szCs w:val="19"/>
+                <w:sz w:val="17"/>
+                <w:szCs w:val="17"/>
+              </w:rPr>
+              <w:t>${</w:t>
+            </w:r>
+            <w:proofErr w:type="spellStart"/>
+            <w:r>
+              <w:rPr>
+                <w:rFonts w:ascii="Arial" w:eastAsia="Arial" w:hAnsi="Arial" w:cs="Arial"/>
+                <w:b/>
+                <w:sz w:val="17"/>
+                <w:szCs w:val="17"/>
+              </w:rPr>
+              <w:t>objeto_contrato</w:t>
+            </w:r>
+            <w:proofErr w:type="spellEnd"/>
+            <w:r>
+              <w:rPr>
+                <w:rFonts w:ascii="Arial" w:eastAsia="Arial" w:hAnsi="Arial" w:cs="Arial"/>
+                <w:b/>
+                <w:sz w:val="17"/>
+                <w:szCs w:val="17"/>
+              </w:rPr>
+              <w:t>}</w:t>
+            </w:r>
+            <w:r>
+              <w:rPr>
+                <w:rFonts w:ascii="Arial" w:eastAsia="Arial" w:hAnsi="Arial" w:cs="Arial"/>
+                <w:sz w:val="17"/>
+                <w:szCs w:val="17"/>
               </w:rPr>
               <w:t>”</w:t>
             </w:r>
@@ -1305,16 +2071,16 @@
               <w:rPr>
                 <w:rFonts w:ascii="Arial" w:eastAsia="Arial" w:hAnsi="Arial" w:cs="Arial"/>
                 <w:b/>
-                <w:sz w:val="19"/>
-                <w:szCs w:val="19"/>
+                <w:sz w:val="17"/>
+                <w:szCs w:val="17"/>
               </w:rPr>
               <w:t>.</w:t>
             </w:r>
             <w:r>
               <w:rPr>
                 <w:rFonts w:ascii="Arial" w:eastAsia="Arial" w:hAnsi="Arial" w:cs="Arial"/>
-                <w:sz w:val="19"/>
-                <w:szCs w:val="19"/>
+                <w:sz w:val="17"/>
+                <w:szCs w:val="17"/>
               </w:rPr>
               <w:t xml:space="preserve"> Una vez cumplidos los requisitos de ejecución, suscripción, Registro Presupuestal, póliza y su respectiva Aprobación.</w:t>
             </w:r>
@@ -1325,7 +2091,8 @@
     <w:p>
       <w:pPr>
         <w:rPr>
-          <w:rFonts w:ascii="Arial" w:eastAsia="Arial" w:hAnsi="Arial" w:cs="Arial"/>
+          <w:rFonts w:ascii="Arial" w:hAnsi="Arial" w:cs="Arial"/>
+          <w:color w:val="000000"/>
           <w:sz w:val="16"/>
           <w:szCs w:val="16"/>
         </w:rPr>
@@ -1334,14 +2101,16 @@
     <w:p>
       <w:pPr>
         <w:rPr>
-          <w:rFonts w:ascii="Arial" w:eastAsia="Arial" w:hAnsi="Arial" w:cs="Arial"/>
+          <w:rFonts w:ascii="Arial" w:hAnsi="Arial" w:cs="Arial"/>
+          <w:color w:val="000000"/>
           <w:sz w:val="20"/>
           <w:szCs w:val="20"/>
         </w:rPr>
       </w:pPr>
       <w:r>
         <w:rPr>
-          <w:rFonts w:ascii="Arial" w:eastAsia="Arial" w:hAnsi="Arial" w:cs="Arial"/>
+          <w:rFonts w:ascii="Arial" w:hAnsi="Arial" w:cs="Arial"/>
+          <w:color w:val="000000"/>
           <w:sz w:val="20"/>
           <w:szCs w:val="20"/>
         </w:rPr>
@@ -1352,7 +2121,7 @@
       <w:pPr>
         <w:jc w:val="center"/>
         <w:rPr>
-          <w:rFonts w:ascii="Arial" w:eastAsia="Arial" w:hAnsi="Arial" w:cs="Arial"/>
+          <w:rFonts w:ascii="Arial" w:hAnsi="Arial" w:cs="Arial"/>
           <w:sz w:val="20"/>
           <w:szCs w:val="20"/>
         </w:rPr>
@@ -1361,7 +2130,7 @@
     <w:p>
       <w:pPr>
         <w:rPr>
-          <w:rFonts w:ascii="Arial" w:eastAsia="Arial" w:hAnsi="Arial" w:cs="Arial"/>
+          <w:rFonts w:ascii="Arial" w:hAnsi="Arial" w:cs="Arial"/>
           <w:sz w:val="20"/>
           <w:szCs w:val="20"/>
         </w:rPr>
@@ -1370,7 +2139,7 @@
     <w:p>
       <w:pPr>
         <w:rPr>
-          <w:rFonts w:ascii="Arial" w:eastAsia="Arial" w:hAnsi="Arial" w:cs="Arial"/>
+          <w:rFonts w:ascii="Arial" w:hAnsi="Arial" w:cs="Arial"/>
           <w:sz w:val="20"/>
           <w:szCs w:val="20"/>
         </w:rPr>
@@ -1378,9 +2147,8 @@
     </w:p>
     <w:p>
       <w:pPr>
-        <w:jc w:val="center"/>
-        <w:rPr>
-          <w:rFonts w:ascii="Arial" w:eastAsia="Arial" w:hAnsi="Arial" w:cs="Arial"/>
+        <w:rPr>
+          <w:rFonts w:ascii="Arial" w:hAnsi="Arial" w:cs="Arial"/>
           <w:sz w:val="20"/>
           <w:szCs w:val="20"/>
         </w:rPr>
@@ -1390,7 +2158,7 @@
       <w:pPr>
         <w:jc w:val="center"/>
         <w:rPr>
-          <w:rFonts w:ascii="Arial" w:eastAsia="Arial" w:hAnsi="Arial" w:cs="Arial"/>
+          <w:rFonts w:ascii="Arial" w:hAnsi="Arial" w:cs="Arial"/>
           <w:sz w:val="20"/>
           <w:szCs w:val="20"/>
         </w:rPr>
@@ -1400,7 +2168,7 @@
       <w:pPr>
         <w:jc w:val="center"/>
         <w:rPr>
-          <w:rFonts w:ascii="Arial" w:eastAsia="Arial" w:hAnsi="Arial" w:cs="Arial"/>
+          <w:rFonts w:ascii="Arial" w:hAnsi="Arial" w:cs="Arial"/>
           <w:sz w:val="20"/>
           <w:szCs w:val="20"/>
         </w:rPr>
@@ -1410,17 +2178,7 @@
       <w:pPr>
         <w:jc w:val="center"/>
         <w:rPr>
-          <w:rFonts w:ascii="Arial" w:eastAsia="Arial" w:hAnsi="Arial" w:cs="Arial"/>
-          <w:sz w:val="20"/>
-          <w:szCs w:val="20"/>
-        </w:rPr>
-      </w:pPr>
-    </w:p>
-    <w:p>
-      <w:pPr>
-        <w:jc w:val="center"/>
-        <w:rPr>
-          <w:rFonts w:ascii="Arial" w:eastAsia="Arial" w:hAnsi="Arial" w:cs="Arial"/>
+          <w:rFonts w:ascii="Arial" w:hAnsi="Arial" w:cs="Arial"/>
           <w:sz w:val="19"/>
           <w:szCs w:val="19"/>
         </w:rPr>
@@ -1442,8 +2200,18 @@
           <w:sz w:val="19"/>
           <w:szCs w:val="19"/>
         </w:rPr>
-        <w:t>Teniente Coronel</w:t>
-      </w:r>
+        <w:t xml:space="preserve">Teniente </w:t>
+      </w:r>
+      <w:proofErr w:type="gramStart"/>
+      <w:r>
+        <w:rPr>
+          <w:rFonts w:ascii="Arial" w:eastAsia="Arial" w:hAnsi="Arial" w:cs="Arial"/>
+          <w:sz w:val="19"/>
+          <w:szCs w:val="19"/>
+        </w:rPr>
+        <w:t>Coronel</w:t>
+      </w:r>
+      <w:proofErr w:type="gramEnd"/>
       <w:r>
         <w:rPr>
           <w:rFonts w:ascii="Arial" w:eastAsia="Arial" w:hAnsi="Arial" w:cs="Arial"/>
@@ -1451,7 +2219,27 @@
           <w:sz w:val="19"/>
           <w:szCs w:val="19"/>
         </w:rPr>
-        <w:t xml:space="preserve"> ${nombre_subdirector}  </w:t>
+        <w:t xml:space="preserve"> ${</w:t>
+      </w:r>
+      <w:proofErr w:type="spellStart"/>
+      <w:r>
+        <w:rPr>
+          <w:rFonts w:ascii="Arial" w:eastAsia="Arial" w:hAnsi="Arial" w:cs="Arial"/>
+          <w:b/>
+          <w:sz w:val="19"/>
+          <w:szCs w:val="19"/>
+        </w:rPr>
+        <w:t>nombre_subdirector</w:t>
+      </w:r>
+      <w:proofErr w:type="spellEnd"/>
+      <w:r>
+        <w:rPr>
+          <w:rFonts w:ascii="Arial" w:eastAsia="Arial" w:hAnsi="Arial" w:cs="Arial"/>
+          <w:b/>
+          <w:sz w:val="19"/>
+          <w:szCs w:val="19"/>
+        </w:rPr>
+        <w:t xml:space="preserve">}  </w:t>
       </w:r>
     </w:p>
     <w:p>
@@ -1469,7 +2257,26 @@
           <w:sz w:val="19"/>
           <w:szCs w:val="19"/>
         </w:rPr>
-        <w:t>${cargo_subdirector}</w:t>
+        <w:lastRenderedPageBreak/>
+        <w:t>${</w:t>
+      </w:r>
+      <w:proofErr w:type="spellStart"/>
+      <w:r>
+        <w:rPr>
+          <w:rFonts w:ascii="Arial" w:eastAsia="Arial" w:hAnsi="Arial" w:cs="Arial"/>
+          <w:sz w:val="19"/>
+          <w:szCs w:val="19"/>
+        </w:rPr>
+        <w:t>cargo_subdirector</w:t>
+      </w:r>
+      <w:proofErr w:type="spellEnd"/>
+      <w:r>
+        <w:rPr>
+          <w:rFonts w:ascii="Arial" w:eastAsia="Arial" w:hAnsi="Arial" w:cs="Arial"/>
+          <w:sz w:val="19"/>
+          <w:szCs w:val="19"/>
+        </w:rPr>
+        <w:t>}</w:t>
       </w:r>
     </w:p>
     <w:p>
@@ -1527,18 +2334,38 @@
         <w:rPr>
           <w:rFonts w:ascii="Arial Narrow" w:eastAsia="Arial Narrow" w:hAnsi="Arial Narrow" w:cs="Arial Narrow"/>
           <w:b/>
-          <w:sz w:val="22"/>
-          <w:szCs w:val="22"/>
+          <w:sz w:val="19"/>
+          <w:szCs w:val="19"/>
         </w:rPr>
       </w:pPr>
       <w:r>
         <w:rPr>
           <w:rFonts w:ascii="Arial Narrow" w:eastAsia="Arial Narrow" w:hAnsi="Arial Narrow" w:cs="Arial Narrow"/>
           <w:b/>
-          <w:sz w:val="22"/>
-          <w:szCs w:val="22"/>
-        </w:rPr>
-        <w:t>SP. ${nombre_supervisor}</w:t>
+          <w:sz w:val="19"/>
+          <w:szCs w:val="19"/>
+        </w:rPr>
+        <w:t>SP. ${</w:t>
+      </w:r>
+      <w:proofErr w:type="spellStart"/>
+      <w:r>
+        <w:rPr>
+          <w:rFonts w:ascii="Arial Narrow" w:eastAsia="Arial Narrow" w:hAnsi="Arial Narrow" w:cs="Arial Narrow"/>
+          <w:b/>
+          <w:sz w:val="19"/>
+          <w:szCs w:val="19"/>
+        </w:rPr>
+        <w:t>nombre_supervisor</w:t>
+      </w:r>
+      <w:proofErr w:type="spellEnd"/>
+      <w:r>
+        <w:rPr>
+          <w:rFonts w:ascii="Arial Narrow" w:eastAsia="Arial Narrow" w:hAnsi="Arial Narrow" w:cs="Arial Narrow"/>
+          <w:b/>
+          <w:sz w:val="19"/>
+          <w:szCs w:val="19"/>
+        </w:rPr>
+        <w:t>}</w:t>
       </w:r>
     </w:p>
     <w:p>
@@ -1566,10 +2393,30 @@
         <w:rPr>
           <w:rFonts w:ascii="Arial Narrow" w:eastAsia="Arial Narrow" w:hAnsi="Arial Narrow" w:cs="Arial Narrow"/>
           <w:b/>
-          <w:sz w:val="22"/>
-          <w:szCs w:val="22"/>
-        </w:rPr>
-        <w:t>${numero_contrato}</w:t>
+          <w:sz w:val="19"/>
+          <w:szCs w:val="19"/>
+        </w:rPr>
+        <w:t>${</w:t>
+      </w:r>
+      <w:proofErr w:type="spellStart"/>
+      <w:r>
+        <w:rPr>
+          <w:rFonts w:ascii="Arial Narrow" w:eastAsia="Arial Narrow" w:hAnsi="Arial Narrow" w:cs="Arial Narrow"/>
+          <w:b/>
+          <w:sz w:val="19"/>
+          <w:szCs w:val="19"/>
+        </w:rPr>
+        <w:t>numero_contrato</w:t>
+      </w:r>
+      <w:proofErr w:type="spellEnd"/>
+      <w:r>
+        <w:rPr>
+          <w:rFonts w:ascii="Arial Narrow" w:eastAsia="Arial Narrow" w:hAnsi="Arial Narrow" w:cs="Arial Narrow"/>
+          <w:b/>
+          <w:sz w:val="19"/>
+          <w:szCs w:val="19"/>
+        </w:rPr>
+        <w:t>}</w:t>
       </w:r>
     </w:p>
     <w:p>
@@ -1625,18 +2472,58 @@
         <w:rPr>
           <w:rFonts w:ascii="Arial Narrow" w:eastAsia="Arial Narrow" w:hAnsi="Arial Narrow" w:cs="Arial Narrow"/>
           <w:b/>
-          <w:sz w:val="22"/>
-          <w:szCs w:val="22"/>
+          <w:sz w:val="19"/>
+          <w:szCs w:val="19"/>
         </w:rPr>
       </w:pPr>
       <w:r>
         <w:rPr>
           <w:rFonts w:ascii="Arial Narrow" w:eastAsia="Arial Narrow" w:hAnsi="Arial Narrow" w:cs="Arial Narrow"/>
           <w:b/>
-          <w:sz w:val="22"/>
-          <w:szCs w:val="22"/>
-        </w:rPr>
-        <w:t>${representante_legal} con NIT. ${nit_representante_legal},</w:t>
+          <w:sz w:val="19"/>
+          <w:szCs w:val="19"/>
+        </w:rPr>
+        <w:t>${</w:t>
+      </w:r>
+      <w:proofErr w:type="spellStart"/>
+      <w:r>
+        <w:rPr>
+          <w:rFonts w:ascii="Arial Narrow" w:eastAsia="Arial Narrow" w:hAnsi="Arial Narrow" w:cs="Arial Narrow"/>
+          <w:b/>
+          <w:sz w:val="19"/>
+          <w:szCs w:val="19"/>
+        </w:rPr>
+        <w:t>representante_legal</w:t>
+      </w:r>
+      <w:proofErr w:type="spellEnd"/>
+      <w:r>
+        <w:rPr>
+          <w:rFonts w:ascii="Arial Narrow" w:eastAsia="Arial Narrow" w:hAnsi="Arial Narrow" w:cs="Arial Narrow"/>
+          <w:b/>
+          <w:sz w:val="19"/>
+          <w:szCs w:val="19"/>
+        </w:rPr>
+        <w:t>} con NIT. ${</w:t>
+      </w:r>
+      <w:proofErr w:type="spellStart"/>
+      <w:r>
+        <w:rPr>
+          <w:rFonts w:ascii="Arial Narrow" w:eastAsia="Arial Narrow" w:hAnsi="Arial Narrow" w:cs="Arial Narrow"/>
+          <w:b/>
+          <w:sz w:val="19"/>
+          <w:szCs w:val="19"/>
+        </w:rPr>
+        <w:t>nit_representante_legal</w:t>
+      </w:r>
+      <w:proofErr w:type="spellEnd"/>
+      <w:r>
+        <w:rPr>
+          <w:rFonts w:ascii="Arial Narrow" w:eastAsia="Arial Narrow" w:hAnsi="Arial Narrow" w:cs="Arial Narrow"/>
+          <w:b/>
+          <w:sz w:val="19"/>
+          <w:szCs w:val="19"/>
+        </w:rPr>
+        <w:t>},</w:t>
       </w:r>
     </w:p>
     <w:p>
@@ -1645,15 +2532,15 @@
         <w:jc w:val="center"/>
         <w:rPr>
           <w:rFonts w:ascii="Arial Narrow" w:eastAsia="Arial Narrow" w:hAnsi="Arial Narrow" w:cs="Arial Narrow"/>
-          <w:sz w:val="22"/>
-          <w:szCs w:val="22"/>
+          <w:sz w:val="19"/>
+          <w:szCs w:val="19"/>
         </w:rPr>
       </w:pPr>
       <w:r>
         <w:rPr>
           <w:rFonts w:ascii="Arial Narrow" w:eastAsia="Arial Narrow" w:hAnsi="Arial Narrow" w:cs="Arial Narrow"/>
-          <w:sz w:val="22"/>
-          <w:szCs w:val="22"/>
+          <w:sz w:val="19"/>
+          <w:szCs w:val="19"/>
         </w:rPr>
         <w:t xml:space="preserve">Representante Legal </w:t>
       </w:r>
@@ -1661,45 +2548,207 @@
         <w:rPr>
           <w:rFonts w:ascii="Arial Narrow" w:eastAsia="Arial Narrow" w:hAnsi="Arial Narrow" w:cs="Arial Narrow"/>
           <w:b/>
-          <w:sz w:val="22"/>
-          <w:szCs w:val="22"/>
-        </w:rPr>
-        <w:t>${nombre_contratista}</w:t>
+          <w:sz w:val="19"/>
+          <w:szCs w:val="19"/>
+        </w:rPr>
+        <w:t>${</w:t>
+      </w:r>
+      <w:proofErr w:type="spellStart"/>
+      <w:r>
+        <w:rPr>
+          <w:rFonts w:ascii="Arial Narrow" w:eastAsia="Arial Narrow" w:hAnsi="Arial Narrow" w:cs="Arial Narrow"/>
+          <w:b/>
+          <w:sz w:val="19"/>
+          <w:szCs w:val="19"/>
+        </w:rPr>
+        <w:t>nombre_contratista</w:t>
+      </w:r>
+      <w:proofErr w:type="spellEnd"/>
+      <w:r>
+        <w:rPr>
+          <w:rFonts w:ascii="Arial Narrow" w:eastAsia="Arial Narrow" w:hAnsi="Arial Narrow" w:cs="Arial Narrow"/>
+          <w:b/>
+          <w:sz w:val="19"/>
+          <w:szCs w:val="19"/>
+        </w:rPr>
+        <w:t>}</w:t>
       </w:r>
     </w:p>
     <w:p>
       <w:pPr>
-        <w:pBdr>
-          <w:top w:val="nil"/>
-          <w:left w:val="nil"/>
-          <w:bottom w:val="nil"/>
-          <w:right w:val="nil"/>
-          <w:between w:val="nil"/>
-        </w:pBdr>
-        <w:jc w:val="center"/>
-        <w:rPr>
-          <w:rFonts w:ascii="Arial" w:eastAsia="Arial" w:hAnsi="Arial" w:cs="Arial"/>
-          <w:sz w:val="16"/>
-          <w:szCs w:val="16"/>
+        <w:rPr>
+          <w:rFonts w:ascii="Arial" w:hAnsi="Arial" w:cs="Arial"/>
+          <w:sz w:val="19"/>
+          <w:szCs w:val="19"/>
         </w:rPr>
       </w:pPr>
     </w:p>
     <w:p>
       <w:pPr>
-        <w:pBdr>
-          <w:top w:val="nil"/>
-          <w:left w:val="nil"/>
-          <w:bottom w:val="nil"/>
-          <w:right w:val="nil"/>
-          <w:between w:val="nil"/>
-        </w:pBdr>
+        <w:rPr>
+          <w:rFonts w:ascii="Arial" w:hAnsi="Arial" w:cs="Arial"/>
+          <w:sz w:val="19"/>
+          <w:szCs w:val="19"/>
+        </w:rPr>
+      </w:pPr>
+    </w:p>
+    <w:p>
+      <w:pPr>
+        <w:rPr>
+          <w:rFonts w:ascii="Arial" w:hAnsi="Arial" w:cs="Arial"/>
+          <w:sz w:val="19"/>
+          <w:szCs w:val="19"/>
+        </w:rPr>
+      </w:pPr>
+    </w:p>
+    <w:p>
+      <w:pPr>
+        <w:rPr>
+          <w:rFonts w:ascii="Arial" w:hAnsi="Arial" w:cs="Arial"/>
+          <w:sz w:val="19"/>
+          <w:szCs w:val="19"/>
+        </w:rPr>
+      </w:pPr>
+    </w:p>
+    <w:p>
+      <w:pPr>
+        <w:rPr>
+          <w:rFonts w:ascii="Arial" w:hAnsi="Arial" w:cs="Arial"/>
+          <w:sz w:val="19"/>
+          <w:szCs w:val="19"/>
+        </w:rPr>
+      </w:pPr>
+    </w:p>
+    <w:p>
+      <w:pPr>
+        <w:keepNext/>
+        <w:jc w:val="center"/>
+        <w:rPr>
+          <w:rFonts w:ascii="Arial Narrow" w:eastAsia="Arial Narrow" w:hAnsi="Arial Narrow" w:cs="Arial Narrow"/>
+          <w:b/>
+          <w:sz w:val="19"/>
+          <w:szCs w:val="19"/>
+        </w:rPr>
+      </w:pPr>
+      <w:r>
+        <w:rPr>
+          <w:rFonts w:ascii="Arial Narrow" w:eastAsia="Arial Narrow" w:hAnsi="Arial Narrow" w:cs="Arial Narrow"/>
+          <w:b/>
+          <w:sz w:val="19"/>
+          <w:szCs w:val="19"/>
+        </w:rPr>
+        <w:t>${</w:t>
+      </w:r>
+      <w:proofErr w:type="spellStart"/>
+      <w:r>
+        <w:rPr>
+          <w:rFonts w:ascii="Arial Narrow" w:eastAsia="Arial Narrow" w:hAnsi="Arial Narrow" w:cs="Arial Narrow"/>
+          <w:b/>
+          <w:sz w:val="19"/>
+          <w:szCs w:val="19"/>
+        </w:rPr>
+        <w:t>representante_legal</w:t>
+      </w:r>
+      <w:proofErr w:type="spellEnd"/>
+      <w:r>
+        <w:rPr>
+          <w:rFonts w:ascii="Arial Narrow" w:eastAsia="Arial Narrow" w:hAnsi="Arial Narrow" w:cs="Arial Narrow"/>
+          <w:b/>
+          <w:sz w:val="19"/>
+          <w:szCs w:val="19"/>
+        </w:rPr>
+        <w:t>} con NIT. ${</w:t>
+      </w:r>
+      <w:proofErr w:type="spellStart"/>
+      <w:r>
+        <w:rPr>
+          <w:rFonts w:ascii="Arial Narrow" w:eastAsia="Arial Narrow" w:hAnsi="Arial Narrow" w:cs="Arial Narrow"/>
+          <w:b/>
+          <w:sz w:val="19"/>
+          <w:szCs w:val="19"/>
+        </w:rPr>
+        <w:t>nit_representante_legal</w:t>
+      </w:r>
+      <w:proofErr w:type="spellEnd"/>
+      <w:r>
+        <w:rPr>
+          <w:rFonts w:ascii="Arial Narrow" w:eastAsia="Arial Narrow" w:hAnsi="Arial Narrow" w:cs="Arial Narrow"/>
+          <w:b/>
+          <w:sz w:val="19"/>
+          <w:szCs w:val="19"/>
+        </w:rPr>
+        <w:t>},</w:t>
+      </w:r>
+    </w:p>
+    <w:p>
+      <w:pPr>
+        <w:keepNext/>
+        <w:jc w:val="center"/>
+        <w:rPr>
+          <w:rFonts w:ascii="Arial Narrow" w:eastAsia="Arial Narrow" w:hAnsi="Arial Narrow" w:cs="Arial Narrow"/>
+          <w:sz w:val="19"/>
+          <w:szCs w:val="19"/>
+        </w:rPr>
+      </w:pPr>
+      <w:r>
+        <w:rPr>
+          <w:rFonts w:ascii="Arial Narrow" w:eastAsia="Arial Narrow" w:hAnsi="Arial Narrow" w:cs="Arial Narrow"/>
+          <w:sz w:val="19"/>
+          <w:szCs w:val="19"/>
+        </w:rPr>
+        <w:t xml:space="preserve">Representante Legal </w:t>
+      </w:r>
+      <w:r>
+        <w:rPr>
+          <w:rFonts w:ascii="Arial Narrow" w:eastAsia="Arial Narrow" w:hAnsi="Arial Narrow" w:cs="Arial Narrow"/>
+          <w:b/>
+          <w:sz w:val="19"/>
+          <w:szCs w:val="19"/>
+        </w:rPr>
+        <w:t>${</w:t>
+      </w:r>
+      <w:proofErr w:type="spellStart"/>
+      <w:r>
+        <w:rPr>
+          <w:rFonts w:ascii="Arial Narrow" w:eastAsia="Arial Narrow" w:hAnsi="Arial Narrow" w:cs="Arial Narrow"/>
+          <w:b/>
+          <w:sz w:val="19"/>
+          <w:szCs w:val="19"/>
+        </w:rPr>
+        <w:t>nombre_contratista</w:t>
+      </w:r>
+      <w:proofErr w:type="spellEnd"/>
+      <w:r>
+        <w:rPr>
+          <w:rFonts w:ascii="Arial Narrow" w:eastAsia="Arial Narrow" w:hAnsi="Arial Narrow" w:cs="Arial Narrow"/>
+          <w:b/>
+          <w:sz w:val="19"/>
+          <w:szCs w:val="19"/>
+        </w:rPr>
+        <w:t>}</w:t>
+      </w:r>
+    </w:p>
+    <w:p>
+      <w:pPr>
+        <w:pStyle w:val="Textoindependiente"/>
+        <w:spacing w:after="0"/>
+        <w:jc w:val="center"/>
+        <w:rPr>
+          <w:rFonts w:ascii="Arial" w:hAnsi="Arial" w:cs="Arial"/>
+          <w:sz w:val="18"/>
+          <w:szCs w:val="18"/>
+        </w:rPr>
+      </w:pPr>
+    </w:p>
+    <w:p>
+      <w:pPr>
+        <w:pStyle w:val="Sinespaciado"/>
         <w:tabs>
           <w:tab w:val="left" w:pos="3756"/>
         </w:tabs>
         <w:jc w:val="center"/>
         <w:rPr>
-          <w:rFonts w:ascii="Arial" w:eastAsia="Arial" w:hAnsi="Arial" w:cs="Arial"/>
-          <w:color w:val="000000"/>
+          <w:rFonts w:ascii="Arial" w:hAnsi="Arial" w:cs="Arial"/>
           <w:sz w:val="14"/>
           <w:szCs w:val="14"/>
         </w:rPr>
@@ -1707,144 +2756,201 @@
     </w:p>
     <w:p>
       <w:pPr>
-        <w:pBdr>
-          <w:top w:val="nil"/>
-          <w:left w:val="nil"/>
-          <w:bottom w:val="nil"/>
-          <w:right w:val="nil"/>
-          <w:between w:val="nil"/>
-        </w:pBdr>
-        <w:rPr>
-          <w:rFonts w:ascii="Arial" w:eastAsia="Arial" w:hAnsi="Arial" w:cs="Arial"/>
-          <w:color w:val="000000"/>
+        <w:tabs>
+          <w:tab w:val="center" w:pos="4252"/>
+          <w:tab w:val="right" w:pos="9781"/>
+        </w:tabs>
+        <w:jc w:val="both"/>
+        <w:rPr>
+          <w:rFonts w:ascii="Arial" w:eastAsia="Times New Roman" w:hAnsi="Arial" w:cs="Arial"/>
+          <w:kern w:val="0"/>
           <w:sz w:val="14"/>
           <w:szCs w:val="14"/>
-        </w:rPr>
-      </w:pPr>
-      <w:r>
-        <w:rPr>
-          <w:rFonts w:ascii="Arial" w:eastAsia="Arial" w:hAnsi="Arial" w:cs="Arial"/>
-          <w:color w:val="000000"/>
+          <w:lang w:val="es-ES" w:eastAsia="es-ES"/>
+        </w:rPr>
+      </w:pPr>
+      <w:r>
+        <w:rPr>
+          <w:rFonts w:ascii="Arial" w:hAnsi="Arial" w:cs="Arial"/>
           <w:sz w:val="14"/>
           <w:szCs w:val="14"/>
         </w:rPr>
-        <w:t xml:space="preserve">Elaboró: SV. Janneth Reina </w:t>
-      </w:r>
-      <w:r>
-        <w:rPr>
-          <w:rFonts w:ascii="Arial" w:eastAsia="Arial" w:hAnsi="Arial" w:cs="Arial"/>
-          <w:color w:val="000000"/>
+        <w:t xml:space="preserve">Elaboró: </w:t>
+      </w:r>
+      <w:r>
+        <w:rPr>
+          <w:rFonts w:ascii="Arial" w:hAnsi="Arial" w:cs="Arial"/>
           <w:sz w:val="14"/>
           <w:szCs w:val="14"/>
-        </w:rPr>
-        <w:tab/>
-      </w:r>
-      <w:r>
-        <w:rPr>
-          <w:rFonts w:ascii="Arial" w:eastAsia="Arial" w:hAnsi="Arial" w:cs="Arial"/>
-          <w:color w:val="000000"/>
+          <w:lang w:val="es-ES"/>
+        </w:rPr>
+        <w:t xml:space="preserve">SV. </w:t>
+      </w:r>
+      <w:r>
+        <w:rPr>
+          <w:rFonts w:ascii="Arial" w:hAnsi="Arial" w:cs="Arial"/>
           <w:sz w:val="14"/>
           <w:szCs w:val="14"/>
-        </w:rPr>
-        <w:tab/>
-      </w:r>
-      <w:r>
-        <w:rPr>
-          <w:rFonts w:ascii="Arial" w:eastAsia="Arial" w:hAnsi="Arial" w:cs="Arial"/>
-          <w:color w:val="000000"/>
+          <w:lang w:val="es-ES"/>
+        </w:rPr>
+        <w:t>Janneth Reina</w:t>
+      </w:r>
+      <w:r>
+        <w:rPr>
+          <w:rFonts w:ascii="Arial" w:hAnsi="Arial" w:cs="Arial"/>
           <w:sz w:val="14"/>
           <w:szCs w:val="14"/>
-        </w:rPr>
-        <w:tab/>
-      </w:r>
-      <w:r>
-        <w:rPr>
-          <w:rFonts w:ascii="Arial" w:eastAsia="Arial" w:hAnsi="Arial" w:cs="Arial"/>
-          <w:color w:val="000000"/>
+          <w:lang w:val="es-ES"/>
+        </w:rPr>
+        <w:t xml:space="preserve"> </w:t>
+      </w:r>
+      <w:r>
+        <w:rPr>
+          <w:rFonts w:ascii="Arial" w:hAnsi="Arial" w:cs="Arial"/>
           <w:sz w:val="14"/>
           <w:szCs w:val="14"/>
+          <w:lang w:val="es-ES"/>
         </w:rPr>
         <w:tab/>
       </w:r>
       <w:r>
         <w:rPr>
-          <w:rFonts w:ascii="Arial" w:eastAsia="Arial" w:hAnsi="Arial" w:cs="Arial"/>
-          <w:color w:val="000000"/>
+          <w:rFonts w:ascii="Arial" w:hAnsi="Arial" w:cs="Arial"/>
           <w:sz w:val="14"/>
           <w:szCs w:val="14"/>
-        </w:rPr>
-        <w:tab/>
-      </w:r>
-      <w:r>
-        <w:rPr>
-          <w:rFonts w:ascii="Arial" w:eastAsia="Arial" w:hAnsi="Arial" w:cs="Arial"/>
-          <w:color w:val="000000"/>
+          <w:lang w:val="es-ES"/>
+        </w:rPr>
+        <w:t xml:space="preserve">                                                                                                    </w:t>
+      </w:r>
+      <w:r>
+        <w:rPr>
+          <w:rFonts w:ascii="Arial" w:hAnsi="Arial" w:cs="Arial"/>
           <w:sz w:val="14"/>
           <w:szCs w:val="14"/>
         </w:rPr>
-        <w:tab/>
-        <w:t xml:space="preserve">Revisó: PS. ABG. Sebastián Monsalve Mesa de Contratos Bienes y Servicios </w:t>
-      </w:r>
-      <w:r>
-        <w:rPr>
-          <w:rFonts w:ascii="Arial" w:eastAsia="Arial" w:hAnsi="Arial" w:cs="Arial"/>
-          <w:color w:val="000000"/>
+        <w:t xml:space="preserve">Revisó: </w:t>
+      </w:r>
+      <w:r>
+        <w:rPr>
+          <w:rFonts w:ascii="Arial" w:hAnsi="Arial" w:cs="Arial"/>
           <w:sz w:val="14"/>
           <w:szCs w:val="14"/>
         </w:rPr>
-        <w:tab/>
-      </w:r>
-      <w:r>
-        <w:rPr>
-          <w:rFonts w:ascii="Arial" w:eastAsia="Arial" w:hAnsi="Arial" w:cs="Arial"/>
-          <w:color w:val="000000"/>
+        <w:t>PS.</w:t>
+      </w:r>
+      <w:r>
+        <w:rPr>
+          <w:rFonts w:ascii="Arial" w:hAnsi="Arial" w:cs="Arial"/>
+          <w:spacing w:val="3"/>
           <w:sz w:val="14"/>
           <w:szCs w:val="14"/>
         </w:rPr>
-        <w:tab/>
-      </w:r>
-      <w:r>
-        <w:rPr>
-          <w:rFonts w:ascii="Arial" w:eastAsia="Arial" w:hAnsi="Arial" w:cs="Arial"/>
-          <w:color w:val="000000"/>
+        <w:t xml:space="preserve"> </w:t>
+      </w:r>
+      <w:r>
+        <w:rPr>
+          <w:rFonts w:ascii="Arial" w:hAnsi="Arial" w:cs="Arial"/>
           <w:sz w:val="14"/>
           <w:szCs w:val="14"/>
         </w:rPr>
-        <w:tab/>
+        <w:t xml:space="preserve">ABG. </w:t>
       </w:r>
       <w:r>
         <w:rPr>
           <w:rFonts w:ascii="Arial" w:eastAsia="Arial" w:hAnsi="Arial" w:cs="Arial"/>
-          <w:color w:val="000000"/>
           <w:sz w:val="14"/>
           <w:szCs w:val="14"/>
         </w:rPr>
-        <w:tab/>
-        <w:t xml:space="preserve">                   </w:t>
-      </w:r>
-      <w:r>
-        <w:rPr>
-          <w:rFonts w:ascii="Arial" w:eastAsia="Arial" w:hAnsi="Arial" w:cs="Arial"/>
-          <w:color w:val="000000"/>
+        <w:t xml:space="preserve">Ana Cecilia Villegas Tamayo </w:t>
+      </w:r>
+    </w:p>
+    <w:p>
+      <w:pPr>
+        <w:pStyle w:val="Sinespaciado"/>
+        <w:rPr>
+          <w:rFonts w:ascii="Arial" w:hAnsi="Arial" w:cs="Arial"/>
           <w:sz w:val="14"/>
           <w:szCs w:val="14"/>
+          <w:lang w:val="en-US" w:eastAsia="es-ES"/>
+        </w:rPr>
+      </w:pPr>
+      <w:r>
+        <w:rPr>
+          <w:rFonts w:ascii="Arial" w:hAnsi="Arial" w:cs="Arial"/>
+          <w:sz w:val="14"/>
+          <w:szCs w:val="14"/>
+        </w:rPr>
+        <w:t xml:space="preserve">Analista </w:t>
+      </w:r>
+      <w:r>
+        <w:rPr>
+          <w:rFonts w:ascii="Arial" w:hAnsi="Arial" w:cs="Arial"/>
+          <w:sz w:val="14"/>
+          <w:szCs w:val="14"/>
+        </w:rPr>
+        <w:t xml:space="preserve">de Contratos Bienes y Servicios </w:t>
+      </w:r>
+      <w:r>
+        <w:rPr>
+          <w:rFonts w:ascii="Arial" w:hAnsi="Arial" w:cs="Arial"/>
+          <w:sz w:val="14"/>
+          <w:szCs w:val="14"/>
         </w:rPr>
         <w:tab/>
+      </w:r>
+      <w:r>
+        <w:rPr>
+          <w:rFonts w:ascii="Arial" w:hAnsi="Arial" w:cs="Arial"/>
+          <w:sz w:val="14"/>
+          <w:szCs w:val="14"/>
+        </w:rPr>
+        <w:tab/>
+      </w:r>
+      <w:r>
+        <w:rPr>
+          <w:rFonts w:ascii="Arial" w:hAnsi="Arial" w:cs="Arial"/>
+          <w:sz w:val="14"/>
+          <w:szCs w:val="14"/>
+        </w:rPr>
+        <w:tab/>
+      </w:r>
+      <w:r>
+        <w:rPr>
+          <w:rFonts w:ascii="Arial" w:hAnsi="Arial" w:cs="Arial"/>
+          <w:sz w:val="14"/>
+          <w:szCs w:val="14"/>
+        </w:rPr>
+        <w:t xml:space="preserve">                   </w:t>
+      </w:r>
+      <w:r>
+        <w:rPr>
+          <w:rFonts w:ascii="Arial" w:hAnsi="Arial" w:cs="Arial"/>
+          <w:sz w:val="14"/>
+          <w:szCs w:val="14"/>
+        </w:rPr>
+        <w:tab/>
+      </w:r>
+      <w:r>
+        <w:rPr>
+          <w:rFonts w:ascii="Arial" w:hAnsi="Arial" w:cs="Arial"/>
+          <w:sz w:val="14"/>
+          <w:szCs w:val="14"/>
+        </w:rPr>
         <w:t>Asesor Jurídico Contratos Bienes y Servicios</w:t>
       </w:r>
     </w:p>
     <w:sectPr>
-      <w:headerReference w:type="even" r:id="rId7"/>
-      <w:headerReference w:type="default" r:id="rId8"/>
-      <w:footerReference w:type="even" r:id="rId9"/>
-      <w:footerReference w:type="default" r:id="rId10"/>
-      <w:headerReference w:type="first" r:id="rId11"/>
-      <w:footerReference w:type="first" r:id="rId12"/>
-      <w:pgSz w:w="12240" w:h="15840"/>
+      <w:headerReference w:type="even" r:id="rId8"/>
+      <w:headerReference w:type="default" r:id="rId9"/>
+      <w:footerReference w:type="even" r:id="rId10"/>
+      <w:footerReference w:type="default" r:id="rId11"/>
+      <w:headerReference w:type="first" r:id="rId12"/>
+      <w:footerReference w:type="first" r:id="rId13"/>
+      <w:pgSz w:w="12240" w:h="15840" w:code="1"/>
       <w:pgMar w:top="936" w:right="1701" w:bottom="1134" w:left="1701" w:header="284" w:footer="567" w:gutter="0"/>
-      <w:pgNumType w:start="1"/>
       <w:cols w:space="720"/>
       <w:titlePg/>
+      <w:docGrid w:linePitch="326"/>
     </w:sectPr>
   </w:body>
 </w:document>
@@ -1873,20 +2979,7 @@
 <w:ftr xmlns:wpc="http://schemas.microsoft.com/office/word/2010/wordprocessingCanvas" xmlns:cx="http://schemas.microsoft.com/office/drawing/2014/chartex" xmlns:cx1="http://schemas.microsoft.com/office/drawing/2015/9/8/chartex" xmlns:cx2="http://schemas.microsoft.com/office/drawing/2015/10/21/chartex" xmlns:cx3="http://schemas.microsoft.com/office/drawing/2016/5/9/chartex" xmlns:cx4="http://schemas.microsoft.com/office/drawing/2016/5/10/chartex" xmlns:cx5="http://schemas.microsoft.com/office/drawing/2016/5/11/chartex" xmlns:cx6="http://schemas.microsoft.com/office/drawing/2016/5/12/chartex" xmlns:cx7="http://schemas.microsoft.com/office/drawing/2016/5/13/chartex" xmlns:cx8="http://schemas.microsoft.com/office/drawing/2016/5/14/chartex" xmlns:mc="http://schemas.openxmlformats.org/markup-compatibility/2006" xmlns:aink="http://schemas.microsoft.com/office/drawing/2016/ink" xmlns:am3d="http://schemas.microsoft.com/office/drawing/2017/model3d" xmlns:o="urn:schemas-microsoft-com:office:office" xmlns:oel="http://schemas.microsoft.com/office/2019/extlst" xmlns:r="http://schemas.openxmlformats.org/officeDocument/2006/relationships" xmlns:m="http://schemas.openxmlformats.org/officeDocument/2006/math" xmlns:v="urn:schemas-microsoft-com:vml" xmlns:wp14="http://schemas.microsoft.com/office/word/2010/wordprocessingDrawing" xmlns:wp="http://schemas.openxmlformats.org/drawingml/2006/wordprocessingDrawing" xmlns:w10="urn:schemas-microsoft-com:office:word" xmlns:w="http://schemas.openxmlformats.org/wordprocessingml/2006/main" xmlns:w14="http://schemas.microsoft.com/office/word/2010/wordml" xmlns:w15="http://schemas.microsoft.com/office/word/2012/wordml" xmlns:w16cex="http://schemas.microsoft.com/office/word/2018/wordml/cex" xmlns:w16cid="http://schemas.microsoft.com/office/word/2016/wordml/cid" xmlns:w16="http://schemas.microsoft.com/office/word/2018/wordml" xmlns:w16du="http://schemas.microsoft.com/office/word/2023/wordml/word16du" xmlns:w16sdtdh="http://schemas.microsoft.com/office/word/2020/wordml/sdtdatahash" xmlns:w16sdtfl="http://schemas.microsoft.com/office/word/2024/wordml/sdtformatlock" xmlns:w16se="http://schemas.microsoft.com/office/word/2015/wordml/symex" xmlns:wpg="http://schemas.microsoft.com/office/word/2010/wordprocessingGroup" xmlns:wpi="http://schemas.microsoft.com/office/word/2010/wordprocessingInk" xmlns:wne="http://schemas.microsoft.com/office/word/2006/wordml" xmlns:wps="http://schemas.microsoft.com/office/word/2010/wordprocessingShape" mc:Ignorable="w14 w15 w16se w16cid w16 w16cex w16sdtdh w16sdtfl w16du wp14">
   <w:p>
     <w:pPr>
-      <w:pBdr>
-        <w:top w:val="nil"/>
-        <w:left w:val="nil"/>
-        <w:bottom w:val="nil"/>
-        <w:right w:val="nil"/>
-        <w:between w:val="nil"/>
-      </w:pBdr>
-      <w:tabs>
-        <w:tab w:val="center" w:pos="4419"/>
-        <w:tab w:val="right" w:pos="8838"/>
-      </w:tabs>
-      <w:rPr>
-        <w:color w:val="000000"/>
-      </w:rPr>
+      <w:pStyle w:val="Piedepgina"/>
     </w:pPr>
   </w:p>
 </w:ftr>
@@ -1894,159 +2987,194 @@
 
 <file path=word/footer2.xml><?xml version="1.0" encoding="utf-8"?>
 <w:ftr xmlns:wpc="http://schemas.microsoft.com/office/word/2010/wordprocessingCanvas" xmlns:cx="http://schemas.microsoft.com/office/drawing/2014/chartex" xmlns:cx1="http://schemas.microsoft.com/office/drawing/2015/9/8/chartex" xmlns:cx2="http://schemas.microsoft.com/office/drawing/2015/10/21/chartex" xmlns:cx3="http://schemas.microsoft.com/office/drawing/2016/5/9/chartex" xmlns:cx4="http://schemas.microsoft.com/office/drawing/2016/5/10/chartex" xmlns:cx5="http://schemas.microsoft.com/office/drawing/2016/5/11/chartex" xmlns:cx6="http://schemas.microsoft.com/office/drawing/2016/5/12/chartex" xmlns:cx7="http://schemas.microsoft.com/office/drawing/2016/5/13/chartex" xmlns:cx8="http://schemas.microsoft.com/office/drawing/2016/5/14/chartex" xmlns:mc="http://schemas.openxmlformats.org/markup-compatibility/2006" xmlns:aink="http://schemas.microsoft.com/office/drawing/2016/ink" xmlns:am3d="http://schemas.microsoft.com/office/drawing/2017/model3d" xmlns:o="urn:schemas-microsoft-com:office:office" xmlns:oel="http://schemas.microsoft.com/office/2019/extlst" xmlns:r="http://schemas.openxmlformats.org/officeDocument/2006/relationships" xmlns:m="http://schemas.openxmlformats.org/officeDocument/2006/math" xmlns:v="urn:schemas-microsoft-com:vml" xmlns:wp14="http://schemas.microsoft.com/office/word/2010/wordprocessingDrawing" xmlns:wp="http://schemas.openxmlformats.org/drawingml/2006/wordprocessingDrawing" xmlns:w10="urn:schemas-microsoft-com:office:word" xmlns:w="http://schemas.openxmlformats.org/wordprocessingml/2006/main" xmlns:w14="http://schemas.microsoft.com/office/word/2010/wordml" xmlns:w15="http://schemas.microsoft.com/office/word/2012/wordml" xmlns:w16cex="http://schemas.microsoft.com/office/word/2018/wordml/cex" xmlns:w16cid="http://schemas.microsoft.com/office/word/2016/wordml/cid" xmlns:w16="http://schemas.microsoft.com/office/word/2018/wordml" xmlns:w16du="http://schemas.microsoft.com/office/word/2023/wordml/word16du" xmlns:w16sdtdh="http://schemas.microsoft.com/office/word/2020/wordml/sdtdatahash" xmlns:w16sdtfl="http://schemas.microsoft.com/office/word/2024/wordml/sdtformatlock" xmlns:w16se="http://schemas.microsoft.com/office/word/2015/wordml/symex" xmlns:wpg="http://schemas.microsoft.com/office/word/2010/wordprocessingGroup" xmlns:wpi="http://schemas.microsoft.com/office/word/2010/wordprocessingInk" xmlns:wne="http://schemas.microsoft.com/office/word/2006/wordml" xmlns:wps="http://schemas.microsoft.com/office/word/2010/wordprocessingShape" mc:Ignorable="w14 w15 w16se w16cid w16 w16cex w16sdtdh w16sdtfl w16du wp14">
-  <w:p>
-    <w:pPr>
-      <w:pBdr>
-        <w:top w:val="nil"/>
-        <w:left w:val="nil"/>
-        <w:bottom w:val="nil"/>
-        <w:right w:val="nil"/>
-        <w:between w:val="nil"/>
-      </w:pBdr>
-      <w:tabs>
-        <w:tab w:val="center" w:pos="4818"/>
-        <w:tab w:val="right" w:pos="9637"/>
-      </w:tabs>
-      <w:rPr>
-        <w:color w:val="000000"/>
-      </w:rPr>
-    </w:pPr>
-    <w:r>
-      <w:rPr>
-        <w:noProof/>
-      </w:rPr>
-      <w:drawing>
-        <wp:anchor distT="0" distB="0" distL="114300" distR="114300" simplePos="0" relativeHeight="251657728" behindDoc="0" locked="0" layoutInCell="1" hidden="0" allowOverlap="1" wp14:anchorId="11018344" wp14:editId="11018345">
-          <wp:simplePos x="0" y="0"/>
-          <wp:positionH relativeFrom="column">
-            <wp:posOffset>-2564</wp:posOffset>
-          </wp:positionH>
-          <wp:positionV relativeFrom="paragraph">
-            <wp:posOffset>96901</wp:posOffset>
-          </wp:positionV>
-          <wp:extent cx="2371725" cy="180340"/>
-          <wp:effectExtent l="0" t="0" r="0" b="0"/>
-          <wp:wrapNone/>
-          <wp:docPr id="910125940" name="image1.png"/>
-          <wp:cNvGraphicFramePr/>
-          <a:graphic xmlns:a="http://schemas.openxmlformats.org/drawingml/2006/main">
-            <a:graphicData uri="http://schemas.openxmlformats.org/drawingml/2006/picture">
-              <pic:pic xmlns:pic="http://schemas.openxmlformats.org/drawingml/2006/picture">
-                <pic:nvPicPr>
-                  <pic:cNvPr id="0" name="image1.png"/>
-                  <pic:cNvPicPr preferRelativeResize="0"/>
-                </pic:nvPicPr>
-                <pic:blipFill>
-                  <a:blip r:embed="rId1"/>
-                  <a:srcRect/>
-                  <a:stretch>
-                    <a:fillRect/>
-                  </a:stretch>
-                </pic:blipFill>
-                <pic:spPr>
-                  <a:xfrm>
-                    <a:off x="0" y="0"/>
-                    <a:ext cx="2371725" cy="180340"/>
-                  </a:xfrm>
-                  <a:prstGeom prst="rect">
-                    <a:avLst/>
-                  </a:prstGeom>
-                  <a:ln/>
-                </pic:spPr>
-              </pic:pic>
-            </a:graphicData>
-          </a:graphic>
-        </wp:anchor>
-      </w:drawing>
-    </w:r>
-  </w:p>
-  <w:p>
-    <w:pPr>
-      <w:keepNext/>
-      <w:tabs>
-        <w:tab w:val="left" w:pos="360"/>
-      </w:tabs>
-      <w:rPr>
-        <w:rFonts w:ascii="Arial" w:eastAsia="Arial" w:hAnsi="Arial" w:cs="Arial"/>
-        <w:sz w:val="16"/>
-        <w:szCs w:val="16"/>
-      </w:rPr>
-    </w:pPr>
-  </w:p>
-  <w:p>
-    <w:pPr>
-      <w:tabs>
-        <w:tab w:val="left" w:pos="360"/>
-      </w:tabs>
-      <w:ind w:right="49"/>
-      <w:rPr>
-        <w:rFonts w:ascii="Arial" w:eastAsia="Arial" w:hAnsi="Arial" w:cs="Arial"/>
-        <w:sz w:val="15"/>
-        <w:szCs w:val="15"/>
-      </w:rPr>
-    </w:pPr>
-    <w:r>
-      <w:rPr>
-        <w:rFonts w:ascii="Arial" w:eastAsia="Arial" w:hAnsi="Arial" w:cs="Arial"/>
-        <w:sz w:val="15"/>
-        <w:szCs w:val="15"/>
-      </w:rPr>
-      <w:t xml:space="preserve">Carrera 77 C No. 51 – 136 Los Colores Medellín Antioquia </w:t>
-    </w:r>
-  </w:p>
-  <w:p>
-    <w:pPr>
-      <w:tabs>
-        <w:tab w:val="left" w:pos="360"/>
-      </w:tabs>
-      <w:ind w:right="49"/>
-      <w:rPr>
-        <w:rFonts w:ascii="Arial" w:eastAsia="Arial" w:hAnsi="Arial" w:cs="Arial"/>
-        <w:sz w:val="14"/>
-        <w:szCs w:val="14"/>
-      </w:rPr>
-    </w:pPr>
-    <w:hyperlink r:id="rId2">
-      <w:r>
-        <w:rPr>
-          <w:rFonts w:ascii="Arial" w:eastAsia="Arial" w:hAnsi="Arial" w:cs="Arial"/>
-          <w:color w:val="0000FF"/>
-          <w:sz w:val="15"/>
-          <w:szCs w:val="15"/>
-          <w:u w:val="single"/>
-        </w:rPr>
-        <w:t>contratosips.dmmed@gmail.com</w:t>
-      </w:r>
-    </w:hyperlink>
-    <w:r>
-      <w:rPr>
-        <w:rFonts w:ascii="Arial" w:eastAsia="Arial" w:hAnsi="Arial" w:cs="Arial"/>
-        <w:sz w:val="15"/>
-        <w:szCs w:val="15"/>
-      </w:rPr>
-      <w:t xml:space="preserve"> - </w:t>
-    </w:r>
-    <w:hyperlink r:id="rId3">
-      <w:r>
-        <w:rPr>
-          <w:rFonts w:ascii="Arial" w:eastAsia="Arial" w:hAnsi="Arial" w:cs="Arial"/>
-          <w:color w:val="0000FF"/>
-          <w:sz w:val="15"/>
-          <w:szCs w:val="15"/>
-          <w:u w:val="single"/>
-        </w:rPr>
-        <w:t>www.ejercito.mil.co</w:t>
-      </w:r>
-    </w:hyperlink>
-    <w:r>
-      <w:rPr>
-        <w:rFonts w:ascii="Arial" w:eastAsia="Arial" w:hAnsi="Arial" w:cs="Arial"/>
-        <w:sz w:val="14"/>
-        <w:szCs w:val="14"/>
-      </w:rPr>
-      <w:tab/>
-    </w:r>
-  </w:p>
+  <w:sdt>
+    <w:sdtPr>
+      <w:rPr>
+        <w:rFonts w:eastAsia="Liberation Serif" w:cs="Liberation Serif"/>
+        <w:kern w:val="0"/>
+      </w:rPr>
+      <w:id w:val="-1762215931"/>
+      <w:docPartObj>
+        <w:docPartGallery w:val="Page Numbers (Bottom of Page)"/>
+        <w:docPartUnique/>
+      </w:docPartObj>
+    </w:sdtPr>
+    <w:sdtEndPr>
+      <w:rPr>
+        <w:rFonts w:ascii="Arial Narrow" w:eastAsia="DejaVu Sans" w:hAnsi="Arial Narrow" w:cs="Times New Roman"/>
+        <w:kern w:val="1"/>
+        <w:sz w:val="22"/>
+        <w:szCs w:val="22"/>
+      </w:rPr>
+    </w:sdtEndPr>
+    <w:sdtContent>
+      <w:p>
+        <w:pPr>
+          <w:pStyle w:val="Encabezado"/>
+        </w:pPr>
+        <w:r>
+          <w:rPr>
+            <w:rFonts w:ascii="Arial" w:hAnsi="Arial" w:cs="Arial"/>
+            <w:noProof/>
+            <w:sz w:val="16"/>
+            <w:szCs w:val="16"/>
+            <w:lang w:val="es-ES" w:eastAsia="es-ES"/>
+          </w:rPr>
+          <w:drawing>
+            <wp:anchor distT="0" distB="0" distL="114300" distR="114300" simplePos="0" relativeHeight="251657728" behindDoc="0" locked="0" layoutInCell="1" allowOverlap="1" wp14:anchorId="4862EDDA" wp14:editId="164B9BA4">
+              <wp:simplePos x="0" y="0"/>
+              <wp:positionH relativeFrom="column">
+                <wp:posOffset>-2565</wp:posOffset>
+              </wp:positionH>
+              <wp:positionV relativeFrom="paragraph">
+                <wp:posOffset>96901</wp:posOffset>
+              </wp:positionV>
+              <wp:extent cx="2371725" cy="180340"/>
+              <wp:effectExtent l="0" t="0" r="3175" b="0"/>
+              <wp:wrapNone/>
+              <wp:docPr id="910125936" name="Imagen 910125936"/>
+              <wp:cNvGraphicFramePr>
+                <a:graphicFrameLocks xmlns:a="http://schemas.openxmlformats.org/drawingml/2006/main" noChangeAspect="1"/>
+              </wp:cNvGraphicFramePr>
+              <a:graphic xmlns:a="http://schemas.openxmlformats.org/drawingml/2006/main">
+                <a:graphicData uri="http://schemas.openxmlformats.org/drawingml/2006/picture">
+                  <pic:pic xmlns:pic="http://schemas.openxmlformats.org/drawingml/2006/picture">
+                    <pic:nvPicPr>
+                      <pic:cNvPr id="1989280859" name="Imagen 1989280859"/>
+                      <pic:cNvPicPr/>
+                    </pic:nvPicPr>
+                    <pic:blipFill>
+                      <a:blip r:embed="rId1"/>
+                      <a:stretch>
+                        <a:fillRect/>
+                      </a:stretch>
+                    </pic:blipFill>
+                    <pic:spPr>
+                      <a:xfrm>
+                        <a:off x="0" y="0"/>
+                        <a:ext cx="2371725" cy="180340"/>
+                      </a:xfrm>
+                      <a:prstGeom prst="rect">
+                        <a:avLst/>
+                      </a:prstGeom>
+                    </pic:spPr>
+                  </pic:pic>
+                </a:graphicData>
+              </a:graphic>
+              <wp14:sizeRelH relativeFrom="page">
+                <wp14:pctWidth>0</wp14:pctWidth>
+              </wp14:sizeRelH>
+              <wp14:sizeRelV relativeFrom="page">
+                <wp14:pctHeight>0</wp14:pctHeight>
+              </wp14:sizeRelV>
+            </wp:anchor>
+          </w:drawing>
+        </w:r>
+      </w:p>
+      <w:p>
+        <w:pPr>
+          <w:keepNext/>
+          <w:tabs>
+            <w:tab w:val="left" w:pos="360"/>
+          </w:tabs>
+          <w:autoSpaceDE w:val="0"/>
+          <w:rPr>
+            <w:rFonts w:ascii="Arial" w:hAnsi="Arial" w:cs="Arial"/>
+            <w:sz w:val="16"/>
+            <w:szCs w:val="16"/>
+          </w:rPr>
+        </w:pPr>
+      </w:p>
+      <w:p>
+        <w:pPr>
+          <w:tabs>
+            <w:tab w:val="left" w:pos="360"/>
+          </w:tabs>
+          <w:autoSpaceDE w:val="0"/>
+          <w:ind w:right="49"/>
+          <w:rPr>
+            <w:rFonts w:ascii="Arial" w:hAnsi="Arial" w:cs="Arial"/>
+            <w:sz w:val="15"/>
+            <w:szCs w:val="15"/>
+            <w:lang w:val="es-MX"/>
+          </w:rPr>
+        </w:pPr>
+        <w:r>
+          <w:rPr>
+            <w:rFonts w:ascii="Arial" w:hAnsi="Arial" w:cs="Arial"/>
+            <w:sz w:val="15"/>
+            <w:szCs w:val="15"/>
+            <w:lang w:val="es-MX"/>
+          </w:rPr>
+          <w:t xml:space="preserve">Carrera 77 C No. 51 – 136 Los Colores Medellín Antioquia </w:t>
+        </w:r>
+      </w:p>
+      <w:p>
+        <w:pPr>
+          <w:tabs>
+            <w:tab w:val="left" w:pos="360"/>
+          </w:tabs>
+          <w:autoSpaceDE w:val="0"/>
+          <w:ind w:right="49"/>
+          <w:rPr>
+            <w:rFonts w:ascii="Arial" w:hAnsi="Arial" w:cs="Arial"/>
+            <w:sz w:val="14"/>
+            <w:szCs w:val="14"/>
+          </w:rPr>
+        </w:pPr>
+        <w:hyperlink r:id="rId2" w:history="1">
+          <w:r>
+            <w:rPr>
+              <w:rStyle w:val="Hipervnculo"/>
+              <w:rFonts w:ascii="Arial" w:hAnsi="Arial" w:cs="Arial"/>
+              <w:bCs/>
+              <w:sz w:val="15"/>
+              <w:szCs w:val="15"/>
+            </w:rPr>
+            <w:t>contratosips.dmmed@gmail.com</w:t>
+          </w:r>
+        </w:hyperlink>
+        <w:r>
+          <w:rPr>
+            <w:rFonts w:ascii="Arial" w:hAnsi="Arial" w:cs="Arial"/>
+            <w:bCs/>
+            <w:sz w:val="15"/>
+            <w:szCs w:val="15"/>
+          </w:rPr>
+          <w:t xml:space="preserve"> </w:t>
+        </w:r>
+        <w:r>
+          <w:rPr>
+            <w:rFonts w:ascii="Arial" w:hAnsi="Arial" w:cs="Arial"/>
+            <w:bCs/>
+            <w:sz w:val="15"/>
+            <w:szCs w:val="15"/>
+          </w:rPr>
+          <w:t xml:space="preserve">- </w:t>
+        </w:r>
+        <w:hyperlink r:id="rId3" w:history="1">
+          <w:r>
+            <w:rPr>
+              <w:rStyle w:val="Hipervnculo"/>
+              <w:rFonts w:ascii="Arial" w:hAnsi="Arial" w:cs="Arial"/>
+              <w:bCs/>
+              <w:sz w:val="15"/>
+              <w:szCs w:val="15"/>
+            </w:rPr>
+            <w:t>www.ejercito.mil.co</w:t>
+          </w:r>
+        </w:hyperlink>
+        <w:r>
+          <w:rPr>
+            <w:rFonts w:ascii="Arial" w:hAnsi="Arial" w:cs="Arial"/>
+            <w:sz w:val="14"/>
+            <w:szCs w:val="14"/>
+          </w:rPr>
+          <w:tab/>
+        </w:r>
+      </w:p>
+    </w:sdtContent>
+  </w:sdt>
   <w:p>
     <w:pPr>
       <w:tabs>
@@ -2055,12 +3183,14 @@
       </w:tabs>
       <w:jc w:val="center"/>
       <w:rPr>
-        <w:rFonts w:ascii="Arial" w:eastAsia="Arial" w:hAnsi="Arial" w:cs="Arial"/>
+        <w:rFonts w:ascii="Arial" w:hAnsi="Arial" w:cs="Arial"/>
+        <w:szCs w:val="16"/>
       </w:rPr>
     </w:pPr>
     <w:r>
       <w:rPr>
-        <w:rFonts w:ascii="Arial" w:eastAsia="Arial" w:hAnsi="Arial" w:cs="Arial"/>
+        <w:rFonts w:ascii="Arial" w:hAnsi="Arial" w:cs="Arial"/>
+        <w:szCs w:val="16"/>
       </w:rPr>
       <w:t>PÚBLICO</w:t>
     </w:r>
@@ -2070,160 +3200,182 @@
 
 <file path=word/footer3.xml><?xml version="1.0" encoding="utf-8"?>
 <w:ftr xmlns:wpc="http://schemas.microsoft.com/office/word/2010/wordprocessingCanvas" xmlns:cx="http://schemas.microsoft.com/office/drawing/2014/chartex" xmlns:cx1="http://schemas.microsoft.com/office/drawing/2015/9/8/chartex" xmlns:cx2="http://schemas.microsoft.com/office/drawing/2015/10/21/chartex" xmlns:cx3="http://schemas.microsoft.com/office/drawing/2016/5/9/chartex" xmlns:cx4="http://schemas.microsoft.com/office/drawing/2016/5/10/chartex" xmlns:cx5="http://schemas.microsoft.com/office/drawing/2016/5/11/chartex" xmlns:cx6="http://schemas.microsoft.com/office/drawing/2016/5/12/chartex" xmlns:cx7="http://schemas.microsoft.com/office/drawing/2016/5/13/chartex" xmlns:cx8="http://schemas.microsoft.com/office/drawing/2016/5/14/chartex" xmlns:mc="http://schemas.openxmlformats.org/markup-compatibility/2006" xmlns:aink="http://schemas.microsoft.com/office/drawing/2016/ink" xmlns:am3d="http://schemas.microsoft.com/office/drawing/2017/model3d" xmlns:o="urn:schemas-microsoft-com:office:office" xmlns:oel="http://schemas.microsoft.com/office/2019/extlst" xmlns:r="http://schemas.openxmlformats.org/officeDocument/2006/relationships" xmlns:m="http://schemas.openxmlformats.org/officeDocument/2006/math" xmlns:v="urn:schemas-microsoft-com:vml" xmlns:wp14="http://schemas.microsoft.com/office/word/2010/wordprocessingDrawing" xmlns:wp="http://schemas.openxmlformats.org/drawingml/2006/wordprocessingDrawing" xmlns:w10="urn:schemas-microsoft-com:office:word" xmlns:w="http://schemas.openxmlformats.org/wordprocessingml/2006/main" xmlns:w14="http://schemas.microsoft.com/office/word/2010/wordml" xmlns:w15="http://schemas.microsoft.com/office/word/2012/wordml" xmlns:w16cex="http://schemas.microsoft.com/office/word/2018/wordml/cex" xmlns:w16cid="http://schemas.microsoft.com/office/word/2016/wordml/cid" xmlns:w16="http://schemas.microsoft.com/office/word/2018/wordml" xmlns:w16du="http://schemas.microsoft.com/office/word/2023/wordml/word16du" xmlns:w16sdtdh="http://schemas.microsoft.com/office/word/2020/wordml/sdtdatahash" xmlns:w16sdtfl="http://schemas.microsoft.com/office/word/2024/wordml/sdtformatlock" xmlns:w16se="http://schemas.microsoft.com/office/word/2015/wordml/symex" xmlns:wpg="http://schemas.microsoft.com/office/word/2010/wordprocessingGroup" xmlns:wpi="http://schemas.microsoft.com/office/word/2010/wordprocessingInk" xmlns:wne="http://schemas.microsoft.com/office/word/2006/wordml" xmlns:wps="http://schemas.microsoft.com/office/word/2010/wordprocessingShape" mc:Ignorable="w14 w15 w16se w16cid w16 w16cex w16sdtdh w16sdtfl w16du wp14">
-  <w:p>
-    <w:pPr>
-      <w:pBdr>
-        <w:top w:val="nil"/>
-        <w:left w:val="nil"/>
-        <w:bottom w:val="nil"/>
-        <w:right w:val="nil"/>
-        <w:between w:val="nil"/>
-      </w:pBdr>
-      <w:tabs>
-        <w:tab w:val="center" w:pos="4818"/>
-        <w:tab w:val="right" w:pos="9637"/>
-      </w:tabs>
-      <w:rPr>
-        <w:color w:val="000000"/>
-      </w:rPr>
-    </w:pPr>
-    <w:r>
-      <w:rPr>
-        <w:noProof/>
-      </w:rPr>
-      <w:drawing>
-        <wp:anchor distT="0" distB="0" distL="114300" distR="114300" simplePos="0" relativeHeight="251658752" behindDoc="0" locked="0" layoutInCell="1" hidden="0" allowOverlap="1" wp14:anchorId="1101834A" wp14:editId="1101834B">
-          <wp:simplePos x="0" y="0"/>
-          <wp:positionH relativeFrom="column">
-            <wp:posOffset>-2564</wp:posOffset>
-          </wp:positionH>
-          <wp:positionV relativeFrom="paragraph">
-            <wp:posOffset>96901</wp:posOffset>
-          </wp:positionV>
-          <wp:extent cx="2371725" cy="180340"/>
-          <wp:effectExtent l="0" t="0" r="0" b="0"/>
-          <wp:wrapNone/>
-          <wp:docPr id="910125939" name="image1.png"/>
-          <wp:cNvGraphicFramePr/>
-          <a:graphic xmlns:a="http://schemas.openxmlformats.org/drawingml/2006/main">
-            <a:graphicData uri="http://schemas.openxmlformats.org/drawingml/2006/picture">
-              <pic:pic xmlns:pic="http://schemas.openxmlformats.org/drawingml/2006/picture">
-                <pic:nvPicPr>
-                  <pic:cNvPr id="0" name="image1.png"/>
-                  <pic:cNvPicPr preferRelativeResize="0"/>
-                </pic:nvPicPr>
-                <pic:blipFill>
-                  <a:blip r:embed="rId1"/>
-                  <a:srcRect/>
-                  <a:stretch>
-                    <a:fillRect/>
-                  </a:stretch>
-                </pic:blipFill>
-                <pic:spPr>
-                  <a:xfrm>
-                    <a:off x="0" y="0"/>
-                    <a:ext cx="2371725" cy="180340"/>
-                  </a:xfrm>
-                  <a:prstGeom prst="rect">
-                    <a:avLst/>
-                  </a:prstGeom>
-                  <a:ln/>
-                </pic:spPr>
-              </pic:pic>
-            </a:graphicData>
-          </a:graphic>
-        </wp:anchor>
-      </w:drawing>
-    </w:r>
-  </w:p>
-  <w:p>
-    <w:pPr>
-      <w:keepNext/>
-      <w:tabs>
-        <w:tab w:val="left" w:pos="360"/>
-      </w:tabs>
-      <w:rPr>
-        <w:rFonts w:ascii="Arial" w:eastAsia="Arial" w:hAnsi="Arial" w:cs="Arial"/>
-        <w:sz w:val="16"/>
-        <w:szCs w:val="16"/>
-      </w:rPr>
-    </w:pPr>
-  </w:p>
-  <w:p>
-    <w:pPr>
-      <w:tabs>
-        <w:tab w:val="left" w:pos="360"/>
-      </w:tabs>
-      <w:ind w:right="49"/>
-      <w:rPr>
-        <w:rFonts w:ascii="Arial" w:eastAsia="Arial" w:hAnsi="Arial" w:cs="Arial"/>
-        <w:sz w:val="15"/>
-        <w:szCs w:val="15"/>
-      </w:rPr>
-    </w:pPr>
-    <w:r>
-      <w:rPr>
-        <w:rFonts w:ascii="Arial" w:eastAsia="Arial" w:hAnsi="Arial" w:cs="Arial"/>
-        <w:sz w:val="15"/>
-        <w:szCs w:val="15"/>
-      </w:rPr>
-      <w:t xml:space="preserve">Carrera 77 C No. 51 – 136 Los Colores Medellín Antioquia </w:t>
-    </w:r>
-  </w:p>
-  <w:p>
-    <w:pPr>
-      <w:pBdr>
-        <w:top w:val="nil"/>
-        <w:left w:val="nil"/>
-        <w:bottom w:val="nil"/>
-        <w:right w:val="nil"/>
-        <w:between w:val="nil"/>
-      </w:pBdr>
-      <w:tabs>
-        <w:tab w:val="center" w:pos="4419"/>
-        <w:tab w:val="right" w:pos="8838"/>
-      </w:tabs>
-      <w:rPr>
-        <w:rFonts w:ascii="Arial Narrow" w:eastAsia="Arial Narrow" w:hAnsi="Arial Narrow" w:cs="Arial Narrow"/>
-        <w:color w:val="000000"/>
+  <w:sdt>
+    <w:sdtPr>
+      <w:rPr>
+        <w:rFonts w:eastAsia="Liberation Serif" w:cs="Liberation Serif"/>
+        <w:kern w:val="0"/>
+      </w:rPr>
+      <w:id w:val="-361522667"/>
+      <w:docPartObj>
+        <w:docPartGallery w:val="Page Numbers (Bottom of Page)"/>
+        <w:docPartUnique/>
+      </w:docPartObj>
+    </w:sdtPr>
+    <w:sdtEndPr>
+      <w:rPr>
+        <w:rFonts w:ascii="Arial Narrow" w:eastAsia="DejaVu Sans" w:hAnsi="Arial Narrow" w:cs="Times New Roman"/>
+        <w:kern w:val="1"/>
         <w:sz w:val="22"/>
         <w:szCs w:val="22"/>
       </w:rPr>
-    </w:pPr>
-    <w:hyperlink r:id="rId2">
-      <w:r>
-        <w:rPr>
-          <w:rFonts w:ascii="Arial" w:eastAsia="Arial" w:hAnsi="Arial" w:cs="Arial"/>
-          <w:color w:val="0000FF"/>
-          <w:sz w:val="15"/>
-          <w:szCs w:val="15"/>
-          <w:u w:val="single"/>
-        </w:rPr>
-        <w:t>contratosips.dmmed@gmail.com</w:t>
-      </w:r>
-    </w:hyperlink>
-    <w:r>
-      <w:rPr>
-        <w:rFonts w:ascii="Arial" w:eastAsia="Arial" w:hAnsi="Arial" w:cs="Arial"/>
-        <w:color w:val="000000"/>
-        <w:sz w:val="15"/>
-        <w:szCs w:val="15"/>
-      </w:rPr>
-      <w:t xml:space="preserve"> - </w:t>
-    </w:r>
-    <w:hyperlink r:id="rId3">
-      <w:r>
-        <w:rPr>
-          <w:rFonts w:ascii="Arial" w:eastAsia="Arial" w:hAnsi="Arial" w:cs="Arial"/>
-          <w:color w:val="0000FF"/>
-          <w:sz w:val="15"/>
-          <w:szCs w:val="15"/>
-          <w:u w:val="single"/>
-        </w:rPr>
-        <w:t>www.ejercito.mil.co</w:t>
-      </w:r>
-    </w:hyperlink>
-  </w:p>
+    </w:sdtEndPr>
+    <w:sdtContent>
+      <w:p>
+        <w:pPr>
+          <w:pStyle w:val="Encabezado"/>
+        </w:pPr>
+        <w:r>
+          <w:rPr>
+            <w:rFonts w:ascii="Arial" w:hAnsi="Arial" w:cs="Arial"/>
+            <w:noProof/>
+            <w:sz w:val="16"/>
+            <w:szCs w:val="16"/>
+            <w:lang w:val="es-ES" w:eastAsia="es-ES"/>
+          </w:rPr>
+          <w:drawing>
+            <wp:anchor distT="0" distB="0" distL="114300" distR="114300" simplePos="0" relativeHeight="251656704" behindDoc="0" locked="0" layoutInCell="1" allowOverlap="1" wp14:anchorId="54A74639" wp14:editId="303DD8EB">
+              <wp:simplePos x="0" y="0"/>
+              <wp:positionH relativeFrom="column">
+                <wp:posOffset>-2565</wp:posOffset>
+              </wp:positionH>
+              <wp:positionV relativeFrom="paragraph">
+                <wp:posOffset>96901</wp:posOffset>
+              </wp:positionV>
+              <wp:extent cx="2371725" cy="180340"/>
+              <wp:effectExtent l="0" t="0" r="3175" b="0"/>
+              <wp:wrapNone/>
+              <wp:docPr id="864936556" name="Imagen 864936556"/>
+              <wp:cNvGraphicFramePr>
+                <a:graphicFrameLocks xmlns:a="http://schemas.openxmlformats.org/drawingml/2006/main" noChangeAspect="1"/>
+              </wp:cNvGraphicFramePr>
+              <a:graphic xmlns:a="http://schemas.openxmlformats.org/drawingml/2006/main">
+                <a:graphicData uri="http://schemas.openxmlformats.org/drawingml/2006/picture">
+                  <pic:pic xmlns:pic="http://schemas.openxmlformats.org/drawingml/2006/picture">
+                    <pic:nvPicPr>
+                      <pic:cNvPr id="1989280859" name="Imagen 1989280859"/>
+                      <pic:cNvPicPr/>
+                    </pic:nvPicPr>
+                    <pic:blipFill>
+                      <a:blip r:embed="rId1"/>
+                      <a:stretch>
+                        <a:fillRect/>
+                      </a:stretch>
+                    </pic:blipFill>
+                    <pic:spPr>
+                      <a:xfrm>
+                        <a:off x="0" y="0"/>
+                        <a:ext cx="2371725" cy="180340"/>
+                      </a:xfrm>
+                      <a:prstGeom prst="rect">
+                        <a:avLst/>
+                      </a:prstGeom>
+                    </pic:spPr>
+                  </pic:pic>
+                </a:graphicData>
+              </a:graphic>
+              <wp14:sizeRelH relativeFrom="page">
+                <wp14:pctWidth>0</wp14:pctWidth>
+              </wp14:sizeRelH>
+              <wp14:sizeRelV relativeFrom="page">
+                <wp14:pctHeight>0</wp14:pctHeight>
+              </wp14:sizeRelV>
+            </wp:anchor>
+          </w:drawing>
+        </w:r>
+      </w:p>
+      <w:p>
+        <w:pPr>
+          <w:keepNext/>
+          <w:tabs>
+            <w:tab w:val="left" w:pos="360"/>
+          </w:tabs>
+          <w:autoSpaceDE w:val="0"/>
+          <w:rPr>
+            <w:rFonts w:ascii="Arial" w:hAnsi="Arial" w:cs="Arial"/>
+            <w:sz w:val="16"/>
+            <w:szCs w:val="16"/>
+          </w:rPr>
+        </w:pPr>
+      </w:p>
+      <w:p>
+        <w:pPr>
+          <w:tabs>
+            <w:tab w:val="left" w:pos="360"/>
+          </w:tabs>
+          <w:autoSpaceDE w:val="0"/>
+          <w:ind w:right="49"/>
+          <w:rPr>
+            <w:rFonts w:ascii="Arial" w:hAnsi="Arial" w:cs="Arial"/>
+            <w:sz w:val="15"/>
+            <w:szCs w:val="15"/>
+            <w:lang w:val="es-MX"/>
+          </w:rPr>
+        </w:pPr>
+        <w:r>
+          <w:rPr>
+            <w:rFonts w:ascii="Arial" w:hAnsi="Arial" w:cs="Arial"/>
+            <w:sz w:val="15"/>
+            <w:szCs w:val="15"/>
+            <w:lang w:val="es-MX"/>
+          </w:rPr>
+          <w:t xml:space="preserve">Carrera 77 C No. 51 – 136 Los Colores Medellín Antioquia </w:t>
+        </w:r>
+      </w:p>
+      <w:p>
+        <w:pPr>
+          <w:pStyle w:val="Piedepgina"/>
+          <w:rPr>
+            <w:rFonts w:ascii="Arial Narrow" w:hAnsi="Arial Narrow"/>
+            <w:sz w:val="22"/>
+            <w:szCs w:val="22"/>
+          </w:rPr>
+        </w:pPr>
+        <w:hyperlink r:id="rId2" w:history="1">
+          <w:r>
+            <w:rPr>
+              <w:rStyle w:val="Hipervnculo"/>
+              <w:rFonts w:ascii="Arial" w:hAnsi="Arial" w:cs="Arial"/>
+              <w:bCs/>
+              <w:sz w:val="15"/>
+              <w:szCs w:val="15"/>
+            </w:rPr>
+            <w:t>contratosips.dmmed@gmail.com</w:t>
+          </w:r>
+        </w:hyperlink>
+        <w:r>
+          <w:rPr>
+            <w:rFonts w:ascii="Arial" w:hAnsi="Arial" w:cs="Arial"/>
+            <w:bCs/>
+            <w:sz w:val="15"/>
+            <w:szCs w:val="15"/>
+          </w:rPr>
+          <w:t xml:space="preserve"> </w:t>
+        </w:r>
+        <w:r>
+          <w:rPr>
+            <w:rFonts w:ascii="Arial" w:hAnsi="Arial" w:cs="Arial"/>
+            <w:bCs/>
+            <w:sz w:val="15"/>
+            <w:szCs w:val="15"/>
+          </w:rPr>
+          <w:t xml:space="preserve">- </w:t>
+        </w:r>
+        <w:hyperlink r:id="rId3" w:history="1">
+          <w:r>
+            <w:rPr>
+              <w:rStyle w:val="Hipervnculo"/>
+              <w:rFonts w:ascii="Arial" w:hAnsi="Arial" w:cs="Arial"/>
+              <w:bCs/>
+              <w:sz w:val="15"/>
+              <w:szCs w:val="15"/>
+            </w:rPr>
+            <w:t>www.ejercito.mil.co</w:t>
+          </w:r>
+        </w:hyperlink>
+      </w:p>
+    </w:sdtContent>
+  </w:sdt>
   <w:p>
     <w:pPr>
       <w:keepNext/>
@@ -2233,14 +3385,16 @@
       <w:ind w:right="-20"/>
       <w:jc w:val="center"/>
       <w:rPr>
-        <w:rFonts w:ascii="Arial" w:eastAsia="Arial" w:hAnsi="Arial" w:cs="Arial"/>
-        <w:color w:val="000000"/>
+        <w:rFonts w:ascii="Arial" w:hAnsi="Arial" w:cs="Arial"/>
+        <w:color w:val="000000" w:themeColor="text1"/>
+        <w:szCs w:val="16"/>
       </w:rPr>
     </w:pPr>
     <w:r>
       <w:rPr>
-        <w:rFonts w:ascii="Arial" w:eastAsia="Arial" w:hAnsi="Arial" w:cs="Arial"/>
-        <w:color w:val="000000"/>
+        <w:rFonts w:ascii="Arial" w:hAnsi="Arial" w:cs="Arial"/>
+        <w:color w:val="000000" w:themeColor="text1"/>
+        <w:szCs w:val="16"/>
       </w:rPr>
       <w:t>PÚBLICO</w:t>
     </w:r>
@@ -2271,20 +3425,7 @@
 <w:hdr xmlns:wpc="http://schemas.microsoft.com/office/word/2010/wordprocessingCanvas" xmlns:cx="http://schemas.microsoft.com/office/drawing/2014/chartex" xmlns:cx1="http://schemas.microsoft.com/office/drawing/2015/9/8/chartex" xmlns:cx2="http://schemas.microsoft.com/office/drawing/2015/10/21/chartex" xmlns:cx3="http://schemas.microsoft.com/office/drawing/2016/5/9/chartex" xmlns:cx4="http://schemas.microsoft.com/office/drawing/2016/5/10/chartex" xmlns:cx5="http://schemas.microsoft.com/office/drawing/2016/5/11/chartex" xmlns:cx6="http://schemas.microsoft.com/office/drawing/2016/5/12/chartex" xmlns:cx7="http://schemas.microsoft.com/office/drawing/2016/5/13/chartex" xmlns:cx8="http://schemas.microsoft.com/office/drawing/2016/5/14/chartex" xmlns:mc="http://schemas.openxmlformats.org/markup-compatibility/2006" xmlns:aink="http://schemas.microsoft.com/office/drawing/2016/ink" xmlns:am3d="http://schemas.microsoft.com/office/drawing/2017/model3d" xmlns:o="urn:schemas-microsoft-com:office:office" xmlns:oel="http://schemas.microsoft.com/office/2019/extlst" xmlns:r="http://schemas.openxmlformats.org/officeDocument/2006/relationships" xmlns:m="http://schemas.openxmlformats.org/officeDocument/2006/math" xmlns:v="urn:schemas-microsoft-com:vml" xmlns:wp14="http://schemas.microsoft.com/office/word/2010/wordprocessingDrawing" xmlns:wp="http://schemas.openxmlformats.org/drawingml/2006/wordprocessingDrawing" xmlns:w10="urn:schemas-microsoft-com:office:word" xmlns:w="http://schemas.openxmlformats.org/wordprocessingml/2006/main" xmlns:w14="http://schemas.microsoft.com/office/word/2010/wordml" xmlns:w15="http://schemas.microsoft.com/office/word/2012/wordml" xmlns:w16cex="http://schemas.microsoft.com/office/word/2018/wordml/cex" xmlns:w16cid="http://schemas.microsoft.com/office/word/2016/wordml/cid" xmlns:w16="http://schemas.microsoft.com/office/word/2018/wordml" xmlns:w16du="http://schemas.microsoft.com/office/word/2023/wordml/word16du" xmlns:w16sdtdh="http://schemas.microsoft.com/office/word/2020/wordml/sdtdatahash" xmlns:w16sdtfl="http://schemas.microsoft.com/office/word/2024/wordml/sdtformatlock" xmlns:w16se="http://schemas.microsoft.com/office/word/2015/wordml/symex" xmlns:wpg="http://schemas.microsoft.com/office/word/2010/wordprocessingGroup" xmlns:wpi="http://schemas.microsoft.com/office/word/2010/wordprocessingInk" xmlns:wne="http://schemas.microsoft.com/office/word/2006/wordml" xmlns:wps="http://schemas.microsoft.com/office/word/2010/wordprocessingShape" mc:Ignorable="w14 w15 w16se w16cid w16 w16cex w16sdtdh w16sdtfl w16du wp14">
   <w:p>
     <w:pPr>
-      <w:pBdr>
-        <w:top w:val="nil"/>
-        <w:left w:val="nil"/>
-        <w:bottom w:val="nil"/>
-        <w:right w:val="nil"/>
-        <w:between w:val="nil"/>
-      </w:pBdr>
-      <w:tabs>
-        <w:tab w:val="center" w:pos="4818"/>
-        <w:tab w:val="right" w:pos="9637"/>
-      </w:tabs>
-      <w:rPr>
-        <w:color w:val="000000"/>
-      </w:rPr>
+      <w:pStyle w:val="Encabezado"/>
     </w:pPr>
   </w:p>
 </w:hdr>
@@ -2302,15 +3443,17 @@
     </w:pPr>
     <w:r>
       <w:rPr>
-        <w:rFonts w:ascii="Arial" w:eastAsia="Arial" w:hAnsi="Arial" w:cs="Arial"/>
-        <w:color w:val="000000"/>
+        <w:rFonts w:ascii="Arial" w:hAnsi="Arial" w:cs="Arial"/>
+        <w:color w:val="000000" w:themeColor="text1"/>
+        <w:szCs w:val="16"/>
       </w:rPr>
       <w:t>PÚBLICO</w:t>
     </w:r>
     <w:r>
       <w:rPr>
-        <w:rFonts w:ascii="Arial" w:eastAsia="Arial" w:hAnsi="Arial" w:cs="Arial"/>
+        <w:rFonts w:ascii="Arial" w:hAnsi="Arial"/>
         <w:b/>
+        <w:bCs/>
       </w:rPr>
       <w:tab/>
       <w:t xml:space="preserve">  </w:t>
@@ -2322,7 +3465,8 @@
         <w:tab w:val="left" w:pos="1575"/>
       </w:tabs>
       <w:rPr>
-        <w:rFonts w:ascii="Arial" w:eastAsia="Arial" w:hAnsi="Arial" w:cs="Arial"/>
+        <w:rFonts w:ascii="Arial" w:hAnsi="Arial"/>
+        <w:bCs/>
       </w:rPr>
     </w:pPr>
   </w:p>
@@ -2332,18 +3476,34 @@
         <w:tab w:val="left" w:pos="1020"/>
       </w:tabs>
       <w:rPr>
-        <w:rFonts w:ascii="Arial" w:eastAsia="Arial" w:hAnsi="Arial" w:cs="Arial"/>
+        <w:rFonts w:ascii="Arial" w:hAnsi="Arial"/>
         <w:sz w:val="16"/>
         <w:szCs w:val="16"/>
       </w:rPr>
     </w:pPr>
     <w:r>
       <w:rPr>
-        <w:rFonts w:ascii="Arial" w:eastAsia="Arial" w:hAnsi="Arial" w:cs="Arial"/>
+        <w:rFonts w:ascii="Arial" w:hAnsi="Arial"/>
         <w:sz w:val="16"/>
         <w:szCs w:val="16"/>
       </w:rPr>
-      <w:t xml:space="preserve">Acta No. </w:t>
+      <w:t>Acta N</w:t>
+    </w:r>
+    <w:r>
+      <w:rPr>
+        <w:rFonts w:ascii="Arial" w:hAnsi="Arial"/>
+        <w:sz w:val="16"/>
+        <w:szCs w:val="16"/>
+      </w:rPr>
+      <w:t>o</w:t>
+    </w:r>
+    <w:r>
+      <w:rPr>
+        <w:rFonts w:ascii="Arial" w:hAnsi="Arial"/>
+        <w:sz w:val="16"/>
+        <w:szCs w:val="16"/>
+      </w:rPr>
+      <w:t xml:space="preserve">. </w:t>
     </w:r>
     <w:r>
       <w:rPr>
@@ -2353,30 +3513,49 @@
         <w:szCs w:val="16"/>
         <w:u w:val="single"/>
       </w:rPr>
-      <w:t>${numero_acta}</w:t>
+      <w:t>${numero_</w:t>
     </w:r>
+    <w:proofErr w:type="gramStart"/>
     <w:r>
       <w:rPr>
         <w:rFonts w:ascii="Arial" w:eastAsia="Arial" w:hAnsi="Arial" w:cs="Arial"/>
         <w:b/>
         <w:sz w:val="16"/>
         <w:szCs w:val="16"/>
+        <w:u w:val="single"/>
+      </w:rPr>
+      <w:t>acta}</w:t>
+    </w:r>
+    <w:r>
+      <w:rPr>
+        <w:rFonts w:ascii="Arial" w:hAnsi="Arial"/>
+        <w:sz w:val="16"/>
+        <w:szCs w:val="16"/>
       </w:rPr>
       <w:t>/</w:t>
     </w:r>
+    <w:proofErr w:type="gramEnd"/>
     <w:r>
       <w:rPr>
-        <w:rFonts w:ascii="Arial" w:eastAsia="Arial" w:hAnsi="Arial" w:cs="Arial"/>
+        <w:rFonts w:ascii="Arial" w:hAnsi="Arial"/>
         <w:sz w:val="16"/>
         <w:szCs w:val="16"/>
       </w:rPr>
-      <w:t>/MDN-COGFM-COEJC-SECEJ-JEMGF-COPER-DGSM-DISAN-DMMED-SUBDA-CONT-2.78</w:t>
+      <w:t>MDN-</w:t>
+    </w:r>
+    <w:r>
+      <w:rPr>
+        <w:rFonts w:ascii="Arial" w:hAnsi="Arial"/>
+        <w:sz w:val="16"/>
+        <w:szCs w:val="16"/>
+      </w:rPr>
+      <w:t>COGFM-COEJC-SECEJ-JEMGF-COPER-DGSM-DISAN-DMMED-SUBDA-CONT-2.78</w:t>
     </w:r>
   </w:p>
   <w:p>
     <w:pPr>
       <w:rPr>
-        <w:rFonts w:ascii="Arial" w:eastAsia="Arial" w:hAnsi="Arial" w:cs="Arial"/>
+        <w:rFonts w:ascii="Arial" w:hAnsi="Arial"/>
         <w:sz w:val="16"/>
         <w:szCs w:val="16"/>
       </w:rPr>
@@ -2388,13 +3567,17 @@
         <w:tab w:val="left" w:pos="0"/>
       </w:tabs>
       <w:rPr>
-        <w:rFonts w:ascii="Arial" w:eastAsia="Arial" w:hAnsi="Arial" w:cs="Arial"/>
+        <w:rFonts w:ascii="Arial" w:eastAsia="Andale Sans UI" w:hAnsi="Arial" w:cs="Arial"/>
         <w:sz w:val="12"/>
         <w:szCs w:val="12"/>
+        <w:lang w:val="en-US"/>
       </w:rPr>
     </w:pPr>
     <w:r>
-      <w:pict w14:anchorId="11018343">
+      <w:rPr>
+        <w:noProof/>
+      </w:rPr>
+      <w:pict w14:anchorId="118236C3">
         <v:shapetype id="_x0000_t136" coordsize="21600,21600" o:spt="136" adj="10800" path="m@7,l@8,m@5,21600l@6,21600e">
           <v:formulas>
             <v:f eqn="sum #0 0 10800"/>
@@ -2419,9 +3602,9 @@
           </v:handles>
           <o:lock v:ext="edit" text="t" shapetype="t"/>
         </v:shapetype>
-        <v:shape id="PowerPlusWaterMarkObject1" o:spid="_x0000_s1025" type="#_x0000_t136" style="position:absolute;margin-left:0;margin-top:0;width:459.3pt;height:124.65pt;rotation:315;z-index:-251656704;visibility:visible;mso-position-horizontal:center;mso-position-horizontal-relative:margin;mso-position-vertical:center;mso-position-vertical-relative:margin" fillcolor="silver" stroked="f">
+        <v:shape id="PowerPlusWaterMarkObject36657671" o:spid="_x0000_s1038" type="#_x0000_t136" style="position:absolute;margin-left:0;margin-top:0;width:459.3pt;height:124.65pt;rotation:315;z-index:-251656704;mso-position-horizontal:center;mso-position-horizontal-relative:margin;mso-position-vertical:center;mso-position-vertical-relative:margin" o:allowincell="f" fillcolor="silver" stroked="f">
           <v:fill opacity=".5"/>
-          <v:textpath style="font-family:&quot;&amp;quot&quot;;font-size:1pt" string="DMMED"/>
+          <v:textpath style="font-family:&quot;Arial Narrow&quot;;font-size:1pt" string="DMMED"/>
           <w10:wrap anchorx="margin" anchory="margin"/>
         </v:shape>
       </w:pict>
@@ -2436,7 +3619,7 @@
     <w:pPr>
       <w:jc w:val="center"/>
       <w:rPr>
-        <w:rFonts w:ascii="Arial" w:eastAsia="Arial" w:hAnsi="Arial" w:cs="Arial"/>
+        <w:rFonts w:ascii="Arial" w:hAnsi="Arial"/>
         <w:color w:val="FF0000"/>
       </w:rPr>
     </w:pPr>
@@ -2444,12 +3627,12 @@
       <w:rPr>
         <w:noProof/>
         <w:sz w:val="32"/>
-        <w:szCs w:val="32"/>
+        <w:lang w:val="es-ES" w:eastAsia="es-ES"/>
       </w:rPr>
       <mc:AlternateContent>
-        <mc:Choice Requires="wpg">
+        <mc:Choice Requires="wps">
           <w:drawing>
-            <wp:anchor distT="0" distB="0" distL="0" distR="0" simplePos="0" relativeHeight="251655680" behindDoc="1" locked="0" layoutInCell="1" hidden="0" allowOverlap="1" wp14:anchorId="11018346" wp14:editId="11018347">
+            <wp:anchor distT="0" distB="0" distL="114300" distR="114300" simplePos="0" relativeHeight="251655680" behindDoc="1" locked="0" layoutInCell="0" allowOverlap="1" wp14:anchorId="3618F05F" wp14:editId="22C14474">
               <wp:simplePos x="0" y="0"/>
               <wp:positionH relativeFrom="margin">
                 <wp:align>center</wp:align>
@@ -2457,103 +3640,149 @@
               <wp:positionV relativeFrom="margin">
                 <wp:align>center</wp:align>
               </wp:positionV>
-              <wp:extent cx="5287126" cy="5287126"/>
-              <wp:effectExtent l="0" t="0" r="0" b="0"/>
+              <wp:extent cx="5762625" cy="1695450"/>
+              <wp:effectExtent l="0" t="1457325" r="0" b="1457325"/>
               <wp:wrapNone/>
-              <wp:docPr id="910125937" name="Rectángulo 910125937"/>
-              <wp:cNvGraphicFramePr/>
+              <wp:docPr id="1" name="WordArt 12"/>
+              <wp:cNvGraphicFramePr>
+                <a:graphicFrameLocks xmlns:a="http://schemas.openxmlformats.org/drawingml/2006/main"/>
+              </wp:cNvGraphicFramePr>
               <a:graphic xmlns:a="http://schemas.openxmlformats.org/drawingml/2006/main">
                 <a:graphicData uri="http://schemas.microsoft.com/office/word/2010/wordprocessingShape">
                   <wps:wsp>
-                    <wps:cNvSpPr/>
-                    <wps:spPr>
-                      <a:xfrm rot="-2700000">
-                        <a:off x="2464688" y="2932275"/>
+                    <wps:cNvSpPr txBox="1">
+                      <a:spLocks noChangeArrowheads="1" noChangeShapeType="1" noTextEdit="1"/>
+                    </wps:cNvSpPr>
+                    <wps:spPr bwMode="auto">
+                      <a:xfrm rot="18900000">
+                        <a:off x="0" y="0"/>
                         <a:ext cx="5762625" cy="1695450"/>
                       </a:xfrm>
                       <a:prstGeom prst="rect">
                         <a:avLst/>
                       </a:prstGeom>
+                      <a:extLst>
+                        <a:ext uri="{91240B29-F687-4F45-9708-019B960494DF}">
+                          <a14:hiddenLine xmlns:a14="http://schemas.microsoft.com/office/drawing/2010/main" w="9525">
+                            <a:solidFill>
+                              <a:srgbClr val="000000"/>
+                            </a:solidFill>
+                            <a:round/>
+                            <a:headEnd/>
+                            <a:tailEnd/>
+                          </a14:hiddenLine>
+                        </a:ext>
+                      </a:extLst>
                     </wps:spPr>
                     <wps:txbx>
                       <w:txbxContent>
                         <w:p>
                           <w:pPr>
+                            <w:pStyle w:val="NormalWeb"/>
+                            <w:spacing w:before="0" w:beforeAutospacing="0" w:after="0"/>
                             <w:jc w:val="center"/>
-                            <w:textDirection w:val="btLr"/>
+                            <w:rPr>
+                              <w:sz w:val="200"/>
+                              <w:szCs w:val="200"/>
+                            </w:rPr>
                           </w:pPr>
                           <w:r>
                             <w:rPr>
-                              <w:color w:val="FFFFFF"/>
-                              <w:sz w:val="144"/>
+                              <w:rFonts w:ascii="Liberation Serif" w:hAnsi="Liberation Serif"/>
+                              <w:color w:val="BFBFBF" w:themeColor="background1" w:themeShade="BF"/>
+                              <w:sz w:val="200"/>
+                              <w:szCs w:val="200"/>
+                              <w14:textFill>
+                                <w14:solidFill>
+                                  <w14:schemeClr w14:val="bg1">
+                                    <w14:alpha w14:val="50000"/>
+                                    <w14:lumMod w14:val="75000"/>
+                                  </w14:schemeClr>
+                                </w14:solidFill>
+                              </w14:textFill>
                             </w:rPr>
                             <w:t>DMMED</w:t>
                           </w:r>
                         </w:p>
                       </w:txbxContent>
                     </wps:txbx>
-                    <wps:bodyPr spcFirstLastPara="1" wrap="square" lIns="91425" tIns="91425" rIns="91425" bIns="91425" anchor="ctr" anchorCtr="0">
-                      <a:noAutofit/>
+                    <wps:bodyPr wrap="square" numCol="1" fromWordArt="1">
+                      <a:prstTxWarp prst="textPlain">
+                        <a:avLst>
+                          <a:gd name="adj" fmla="val 50000"/>
+                        </a:avLst>
+                      </a:prstTxWarp>
+                      <a:spAutoFit/>
                     </wps:bodyPr>
                   </wps:wsp>
                 </a:graphicData>
               </a:graphic>
+              <wp14:sizeRelH relativeFrom="page">
+                <wp14:pctWidth>0</wp14:pctWidth>
+              </wp14:sizeRelH>
+              <wp14:sizeRelV relativeFrom="page">
+                <wp14:pctHeight>0</wp14:pctHeight>
+              </wp14:sizeRelV>
             </wp:anchor>
           </w:drawing>
         </mc:Choice>
-        <mc:Fallback xmlns:cr="http://schemas.microsoft.com/office/comments/2020/reactions" xmlns="http://schemas.microsoft.com/office/tasks/2019/documenttasks" xmlns:dgm="http://schemas.openxmlformats.org/drawingml/2006/diagram" xmlns:lc="http://schemas.openxmlformats.org/drawingml/2006/lockedCanvas" xmlns:c="http://schemas.openxmlformats.org/drawingml/2006/chart" xmlns:pic="http://schemas.openxmlformats.org/drawingml/2006/picture" xmlns:a="http://schemas.openxmlformats.org/drawingml/2006/main" xmlns:sl="http://schemas.openxmlformats.org/schemaLibrary/2006/main">
-          <w:drawing>
-            <wp:anchor allowOverlap="1" behindDoc="1" distB="0" distT="0" distL="0" distR="0" hidden="0" layoutInCell="1" locked="0" relativeHeight="0" simplePos="0">
-              <wp:simplePos x="0" y="0"/>
-              <wp:positionH relativeFrom="margin">
-                <wp:align>center</wp:align>
-              </wp:positionH>
-              <wp:positionV relativeFrom="margin">
-                <wp:align>center</wp:align>
-              </wp:positionV>
-              <wp:extent cx="5287126" cy="5287126"/>
-              <wp:effectExtent b="0" l="0" r="0" t="0"/>
-              <wp:wrapNone/>
-              <wp:docPr id="910125937" name="image3.png"/>
-              <a:graphic>
-                <a:graphicData uri="http://schemas.openxmlformats.org/drawingml/2006/picture">
-                  <pic:pic>
-                    <pic:nvPicPr>
-                      <pic:cNvPr id="0" name="image3.png"/>
-                      <pic:cNvPicPr preferRelativeResize="0"/>
-                    </pic:nvPicPr>
-                    <pic:blipFill>
-                      <a:blip r:embed="rId1"/>
-                      <a:srcRect/>
-                      <a:stretch>
-                        <a:fillRect/>
-                      </a:stretch>
-                    </pic:blipFill>
-                    <pic:spPr>
-                      <a:xfrm>
-                        <a:off x="0" y="0"/>
-                        <a:ext cx="5287126" cy="5287126"/>
-                      </a:xfrm>
-                      <a:prstGeom prst="rect"/>
-                      <a:ln/>
-                    </pic:spPr>
-                  </pic:pic>
-                </a:graphicData>
-              </a:graphic>
-            </wp:anchor>
-          </w:drawing>
+        <mc:Fallback>
+          <w:pict>
+            <v:shapetype w14:anchorId="3618F05F" id="_x0000_t202" coordsize="21600,21600" o:spt="202" path="m,l,21600r21600,l21600,xe">
+              <v:stroke joinstyle="miter"/>
+              <v:path gradientshapeok="t" o:connecttype="rect"/>
+            </v:shapetype>
+            <v:shape id="WordArt 12" o:spid="_x0000_s1026" type="#_x0000_t202" style="position:absolute;left:0;text-align:left;margin-left:0;margin-top:0;width:453.75pt;height:133.5pt;rotation:-45;z-index:-251660800;visibility:visible;mso-wrap-style:square;mso-width-percent:0;mso-height-percent:0;mso-wrap-distance-left:9pt;mso-wrap-distance-top:0;mso-wrap-distance-right:9pt;mso-wrap-distance-bottom:0;mso-position-horizontal:center;mso-position-horizontal-relative:margin;mso-position-vertical:center;mso-position-vertical-relative:margin;mso-width-percent:0;mso-height-percent:0;mso-width-relative:page;mso-height-relative:page;v-text-anchor:top" o:gfxdata="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" o:allowincell="f" filled="f" stroked="f">
+              <v:stroke joinstyle="round"/>
+              <o:lock v:ext="edit" shapetype="t"/>
+              <v:textbox style="mso-fit-shape-to-text:t">
+                <w:txbxContent>
+                  <w:p>
+                    <w:pPr>
+                      <w:pStyle w:val="NormalWeb"/>
+                      <w:spacing w:before="0" w:beforeAutospacing="0" w:after="0"/>
+                      <w:jc w:val="center"/>
+                      <w:rPr>
+                        <w:sz w:val="200"/>
+                        <w:szCs w:val="200"/>
+                      </w:rPr>
+                    </w:pPr>
+                    <w:r>
+                      <w:rPr>
+                        <w:rFonts w:ascii="Liberation Serif" w:hAnsi="Liberation Serif"/>
+                        <w:color w:val="BFBFBF" w:themeColor="background1" w:themeShade="BF"/>
+                        <w:sz w:val="200"/>
+                        <w:szCs w:val="200"/>
+                        <w14:textFill>
+                          <w14:solidFill>
+                            <w14:schemeClr w14:val="bg1">
+                              <w14:alpha w14:val="50000"/>
+                              <w14:lumMod w14:val="75000"/>
+                            </w14:schemeClr>
+                          </w14:solidFill>
+                        </w14:textFill>
+                      </w:rPr>
+                      <w:t>DMMED</w:t>
+                    </w:r>
+                  </w:p>
+                </w:txbxContent>
+              </v:textbox>
+              <w10:wrap anchorx="margin" anchory="margin"/>
+            </v:shape>
+          </w:pict>
         </mc:Fallback>
       </mc:AlternateContent>
     </w:r>
     <w:r>
       <w:rPr>
-        <w:rFonts w:ascii="Arial" w:eastAsia="Arial" w:hAnsi="Arial" w:cs="Arial"/>
+        <w:rFonts w:ascii="Arial" w:hAnsi="Arial"/>
+        <w:szCs w:val="16"/>
       </w:rPr>
       <w:t>PÚBLICO</w:t>
     </w:r>
     <w:r>
       <w:rPr>
-        <w:rFonts w:ascii="Arial" w:eastAsia="Arial" w:hAnsi="Arial" w:cs="Arial"/>
+        <w:rFonts w:ascii="Arial" w:hAnsi="Arial"/>
         <w:sz w:val="16"/>
         <w:szCs w:val="16"/>
       </w:rPr>
@@ -2564,24 +3793,20 @@
     <w:pPr>
       <w:jc w:val="center"/>
       <w:rPr>
-        <w:rFonts w:ascii="Arial" w:eastAsia="Arial" w:hAnsi="Arial" w:cs="Arial"/>
+        <w:rFonts w:ascii="Arial" w:hAnsi="Arial"/>
       </w:rPr>
     </w:pPr>
     <w:r>
       <w:rPr>
-        <w:rFonts w:ascii="Arial" w:eastAsia="Arial" w:hAnsi="Arial" w:cs="Arial"/>
-      </w:rPr>
-      <w:tab/>
-    </w:r>
-    <w:r>
-      <w:rPr>
+        <w:rFonts w:ascii="Arial Narrow" w:hAnsi="Arial Narrow"/>
         <w:noProof/>
+        <w:lang w:val="es-ES" w:eastAsia="es-ES"/>
       </w:rPr>
       <w:drawing>
-        <wp:anchor distT="0" distB="0" distL="114300" distR="114300" simplePos="0" relativeHeight="251656704" behindDoc="0" locked="0" layoutInCell="1" hidden="0" allowOverlap="1" wp14:anchorId="11018348" wp14:editId="11018349">
+        <wp:anchor distT="0" distB="0" distL="114300" distR="114300" simplePos="0" relativeHeight="251658752" behindDoc="0" locked="0" layoutInCell="1" allowOverlap="1" wp14:anchorId="346BC16E" wp14:editId="040B6385">
           <wp:simplePos x="0" y="0"/>
-          <wp:positionH relativeFrom="column">
-            <wp:posOffset>-213718</wp:posOffset>
+          <wp:positionH relativeFrom="margin">
+            <wp:posOffset>-213719</wp:posOffset>
           </wp:positionH>
           <wp:positionV relativeFrom="paragraph">
             <wp:posOffset>184702</wp:posOffset>
@@ -2589,23 +3814,33 @@
           <wp:extent cx="664845" cy="637540"/>
           <wp:effectExtent l="0" t="0" r="0" b="0"/>
           <wp:wrapNone/>
-          <wp:docPr id="910125938" name="image2.png" descr="C:\Users\sol.duarte\AppData\Local\Microsoft\Windows\Temporary Internet Files\Content.Outlook\3NYT3MMI\LOGO_EJC.png"/>
-          <wp:cNvGraphicFramePr/>
+          <wp:docPr id="2" name="Imagen 2" descr="C:\Users\sol.duarte\AppData\Local\Microsoft\Windows\Temporary Internet Files\Content.Outlook\3NYT3MMI\LOGO_EJC.png"/>
+          <wp:cNvGraphicFramePr>
+            <a:graphicFrameLocks xmlns:a="http://schemas.openxmlformats.org/drawingml/2006/main" noChangeAspect="1"/>
+          </wp:cNvGraphicFramePr>
           <a:graphic xmlns:a="http://schemas.openxmlformats.org/drawingml/2006/main">
             <a:graphicData uri="http://schemas.openxmlformats.org/drawingml/2006/picture">
               <pic:pic xmlns:pic="http://schemas.openxmlformats.org/drawingml/2006/picture">
                 <pic:nvPicPr>
-                  <pic:cNvPr id="0" name="image2.png" descr="C:\Users\sol.duarte\AppData\Local\Microsoft\Windows\Temporary Internet Files\Content.Outlook\3NYT3MMI\LOGO_EJC.png"/>
-                  <pic:cNvPicPr preferRelativeResize="0"/>
+                  <pic:cNvPr id="0" name="Imagen 15" descr="C:\Users\sol.duarte\AppData\Local\Microsoft\Windows\Temporary Internet Files\Content.Outlook\3NYT3MMI\LOGO_EJC.png"/>
+                  <pic:cNvPicPr>
+                    <a:picLocks noChangeAspect="1" noChangeArrowheads="1"/>
+                  </pic:cNvPicPr>
                 </pic:nvPicPr>
                 <pic:blipFill>
-                  <a:blip r:embed="rId2"/>
+                  <a:blip r:embed="rId1">
+                    <a:extLst>
+                      <a:ext uri="{28A0092B-C50C-407E-A947-70E740481C1C}">
+                        <a14:useLocalDpi xmlns:a14="http://schemas.microsoft.com/office/drawing/2010/main" val="0"/>
+                      </a:ext>
+                    </a:extLst>
+                  </a:blip>
                   <a:srcRect/>
                   <a:stretch>
                     <a:fillRect/>
                   </a:stretch>
                 </pic:blipFill>
-                <pic:spPr>
+                <pic:spPr bwMode="auto">
                   <a:xfrm>
                     <a:off x="0" y="0"/>
                     <a:ext cx="664845" cy="637540"/>
@@ -2613,25 +3848,40 @@
                   <a:prstGeom prst="rect">
                     <a:avLst/>
                   </a:prstGeom>
-                  <a:ln/>
+                  <a:noFill/>
+                  <a:ln>
+                    <a:noFill/>
+                  </a:ln>
                 </pic:spPr>
               </pic:pic>
             </a:graphicData>
           </a:graphic>
+          <wp14:sizeRelH relativeFrom="page">
+            <wp14:pctWidth>0</wp14:pctWidth>
+          </wp14:sizeRelH>
+          <wp14:sizeRelV relativeFrom="page">
+            <wp14:pctHeight>0</wp14:pctHeight>
+          </wp14:sizeRelV>
         </wp:anchor>
       </w:drawing>
+    </w:r>
+    <w:r>
+      <w:rPr>
+        <w:rFonts w:ascii="Arial" w:hAnsi="Arial"/>
+      </w:rPr>
+      <w:tab/>
     </w:r>
   </w:p>
   <w:p>
     <w:pPr>
       <w:ind w:firstLine="709"/>
       <w:rPr>
-        <w:rFonts w:ascii="Arial" w:eastAsia="Arial" w:hAnsi="Arial" w:cs="Arial"/>
+        <w:rFonts w:ascii="Arial" w:hAnsi="Arial"/>
       </w:rPr>
     </w:pPr>
     <w:r>
       <w:rPr>
-        <w:rFonts w:ascii="Arial Narrow" w:eastAsia="Arial Narrow" w:hAnsi="Arial Narrow" w:cs="Arial Narrow"/>
+        <w:rFonts w:ascii="Arial Narrow" w:hAnsi="Arial Narrow"/>
         <w:sz w:val="22"/>
         <w:szCs w:val="22"/>
       </w:rPr>
@@ -2643,14 +3893,14 @@
       <w:ind w:firstLine="709"/>
       <w:jc w:val="both"/>
       <w:rPr>
-        <w:rFonts w:ascii="Arial Narrow" w:eastAsia="Arial Narrow" w:hAnsi="Arial Narrow" w:cs="Arial Narrow"/>
+        <w:rFonts w:ascii="Arial Narrow" w:hAnsi="Arial Narrow"/>
         <w:sz w:val="22"/>
         <w:szCs w:val="22"/>
       </w:rPr>
     </w:pPr>
     <w:r>
       <w:rPr>
-        <w:rFonts w:ascii="Arial Narrow" w:eastAsia="Arial Narrow" w:hAnsi="Arial Narrow" w:cs="Arial Narrow"/>
+        <w:rFonts w:ascii="Arial Narrow" w:hAnsi="Arial Narrow"/>
         <w:sz w:val="22"/>
         <w:szCs w:val="22"/>
       </w:rPr>
@@ -2662,14 +3912,14 @@
       <w:ind w:firstLine="709"/>
       <w:jc w:val="both"/>
       <w:rPr>
-        <w:rFonts w:ascii="Arial Narrow" w:eastAsia="Arial Narrow" w:hAnsi="Arial Narrow" w:cs="Arial Narrow"/>
+        <w:rFonts w:ascii="Arial Narrow" w:hAnsi="Arial Narrow"/>
         <w:sz w:val="22"/>
         <w:szCs w:val="22"/>
       </w:rPr>
     </w:pPr>
     <w:r>
       <w:rPr>
-        <w:rFonts w:ascii="Arial Narrow" w:eastAsia="Arial Narrow" w:hAnsi="Arial Narrow" w:cs="Arial Narrow"/>
+        <w:rFonts w:ascii="Arial Narrow" w:hAnsi="Arial Narrow"/>
         <w:sz w:val="22"/>
         <w:szCs w:val="22"/>
       </w:rPr>
@@ -2681,14 +3931,14 @@
       <w:ind w:firstLine="709"/>
       <w:jc w:val="both"/>
       <w:rPr>
-        <w:rFonts w:ascii="Arial Narrow" w:eastAsia="Arial Narrow" w:hAnsi="Arial Narrow" w:cs="Arial Narrow"/>
+        <w:rFonts w:ascii="Arial Narrow" w:hAnsi="Arial Narrow"/>
         <w:sz w:val="22"/>
         <w:szCs w:val="22"/>
       </w:rPr>
     </w:pPr>
     <w:r>
       <w:rPr>
-        <w:rFonts w:ascii="Arial Narrow" w:eastAsia="Arial Narrow" w:hAnsi="Arial Narrow" w:cs="Arial Narrow"/>
+        <w:rFonts w:ascii="Arial Narrow" w:hAnsi="Arial Narrow"/>
         <w:sz w:val="22"/>
         <w:szCs w:val="22"/>
       </w:rPr>
@@ -2700,15 +3950,15 @@
       <w:ind w:firstLine="709"/>
       <w:jc w:val="both"/>
       <w:rPr>
-        <w:rFonts w:ascii="Arial Narrow" w:eastAsia="Arial Narrow" w:hAnsi="Arial Narrow" w:cs="Arial Narrow"/>
+        <w:rFonts w:ascii="Arial Narrow" w:hAnsi="Arial Narrow"/>
         <w:sz w:val="22"/>
         <w:szCs w:val="22"/>
       </w:rPr>
     </w:pPr>
     <w:r>
       <w:rPr>
-        <w:rFonts w:ascii="Arial Narrow" w:eastAsia="Arial Narrow" w:hAnsi="Arial Narrow" w:cs="Arial Narrow"/>
-        <w:color w:val="000000"/>
+        <w:rFonts w:ascii="Arial Narrow" w:hAnsi="Arial Narrow"/>
+        <w:color w:val="000000" w:themeColor="text1"/>
         <w:sz w:val="22"/>
         <w:szCs w:val="22"/>
       </w:rPr>
@@ -2718,28 +3968,2358 @@
 </w:hdr>
 </file>
 
+<file path=word/numbering.xml><?xml version="1.0" encoding="utf-8"?>
+<w:numbering xmlns:wpc="http://schemas.microsoft.com/office/word/2010/wordprocessingCanvas" xmlns:cx="http://schemas.microsoft.com/office/drawing/2014/chartex" xmlns:cx1="http://schemas.microsoft.com/office/drawing/2015/9/8/chartex" xmlns:cx2="http://schemas.microsoft.com/office/drawing/2015/10/21/chartex" xmlns:cx3="http://schemas.microsoft.com/office/drawing/2016/5/9/chartex" xmlns:cx4="http://schemas.microsoft.com/office/drawing/2016/5/10/chartex" xmlns:cx5="http://schemas.microsoft.com/office/drawing/2016/5/11/chartex" xmlns:cx6="http://schemas.microsoft.com/office/drawing/2016/5/12/chartex" xmlns:cx7="http://schemas.microsoft.com/office/drawing/2016/5/13/chartex" xmlns:cx8="http://schemas.microsoft.com/office/drawing/2016/5/14/chartex" xmlns:mc="http://schemas.openxmlformats.org/markup-compatibility/2006" xmlns:aink="http://schemas.microsoft.com/office/drawing/2016/ink" xmlns:am3d="http://schemas.microsoft.com/office/drawing/2017/model3d" xmlns:o="urn:schemas-microsoft-com:office:office" xmlns:oel="http://schemas.microsoft.com/office/2019/extlst" xmlns:r="http://schemas.openxmlformats.org/officeDocument/2006/relationships" xmlns:m="http://schemas.openxmlformats.org/officeDocument/2006/math" xmlns:v="urn:schemas-microsoft-com:vml" xmlns:wp14="http://schemas.microsoft.com/office/word/2010/wordprocessingDrawing" xmlns:wp="http://schemas.openxmlformats.org/drawingml/2006/wordprocessingDrawing" xmlns:w10="urn:schemas-microsoft-com:office:word" xmlns:w="http://schemas.openxmlformats.org/wordprocessingml/2006/main" xmlns:w14="http://schemas.microsoft.com/office/word/2010/wordml" xmlns:w15="http://schemas.microsoft.com/office/word/2012/wordml" xmlns:w16cex="http://schemas.microsoft.com/office/word/2018/wordml/cex" xmlns:w16cid="http://schemas.microsoft.com/office/word/2016/wordml/cid" xmlns:w16="http://schemas.microsoft.com/office/word/2018/wordml" xmlns:w16du="http://schemas.microsoft.com/office/word/2023/wordml/word16du" xmlns:w16sdtdh="http://schemas.microsoft.com/office/word/2020/wordml/sdtdatahash" xmlns:w16sdtfl="http://schemas.microsoft.com/office/word/2024/wordml/sdtformatlock" xmlns:w16se="http://schemas.microsoft.com/office/word/2015/wordml/symex" xmlns:wpg="http://schemas.microsoft.com/office/word/2010/wordprocessingGroup" xmlns:wpi="http://schemas.microsoft.com/office/word/2010/wordprocessingInk" xmlns:wne="http://schemas.microsoft.com/office/word/2006/wordml" xmlns:wps="http://schemas.microsoft.com/office/word/2010/wordprocessingShape" mc:Ignorable="w14 w15 w16se w16cid w16 w16cex w16sdtdh w16sdtfl w16du wp14">
+  <w:abstractNum w:abstractNumId="0" w15:restartNumberingAfterBreak="0">
+    <w:nsid w:val="00000001"/>
+    <w:multiLevelType w:val="multilevel"/>
+    <w:tmpl w:val="00000001"/>
+    <w:lvl w:ilvl="0">
+      <w:start w:val="1"/>
+      <w:numFmt w:val="decimal"/>
+      <w:pStyle w:val="Ttulo1"/>
+      <w:lvlText w:val="%1"/>
+      <w:lvlJc w:val="left"/>
+      <w:pPr>
+        <w:tabs>
+          <w:tab w:val="num" w:pos="0"/>
+        </w:tabs>
+        <w:ind w:left="0" w:firstLine="0"/>
+      </w:pPr>
+    </w:lvl>
+    <w:lvl w:ilvl="1">
+      <w:start w:val="1"/>
+      <w:numFmt w:val="none"/>
+      <w:pStyle w:val="Ttulo2"/>
+      <w:suff w:val="nothing"/>
+      <w:lvlText w:val=""/>
+      <w:lvlJc w:val="left"/>
+      <w:pPr>
+        <w:tabs>
+          <w:tab w:val="num" w:pos="0"/>
+        </w:tabs>
+        <w:ind w:left="0" w:firstLine="0"/>
+      </w:pPr>
+    </w:lvl>
+    <w:lvl w:ilvl="2">
+      <w:start w:val="1"/>
+      <w:numFmt w:val="none"/>
+      <w:pStyle w:val="Ttulo3"/>
+      <w:suff w:val="nothing"/>
+      <w:lvlText w:val=""/>
+      <w:lvlJc w:val="left"/>
+      <w:pPr>
+        <w:tabs>
+          <w:tab w:val="num" w:pos="0"/>
+        </w:tabs>
+        <w:ind w:left="0" w:firstLine="0"/>
+      </w:pPr>
+    </w:lvl>
+    <w:lvl w:ilvl="3">
+      <w:start w:val="1"/>
+      <w:numFmt w:val="none"/>
+      <w:suff w:val="nothing"/>
+      <w:lvlText w:val=""/>
+      <w:lvlJc w:val="left"/>
+      <w:pPr>
+        <w:tabs>
+          <w:tab w:val="num" w:pos="0"/>
+        </w:tabs>
+        <w:ind w:left="0" w:firstLine="0"/>
+      </w:pPr>
+    </w:lvl>
+    <w:lvl w:ilvl="4">
+      <w:start w:val="1"/>
+      <w:numFmt w:val="none"/>
+      <w:suff w:val="nothing"/>
+      <w:lvlText w:val=""/>
+      <w:lvlJc w:val="left"/>
+      <w:pPr>
+        <w:tabs>
+          <w:tab w:val="num" w:pos="0"/>
+        </w:tabs>
+        <w:ind w:left="0" w:firstLine="0"/>
+      </w:pPr>
+    </w:lvl>
+    <w:lvl w:ilvl="5">
+      <w:start w:val="1"/>
+      <w:numFmt w:val="none"/>
+      <w:suff w:val="nothing"/>
+      <w:lvlText w:val=""/>
+      <w:lvlJc w:val="left"/>
+      <w:pPr>
+        <w:tabs>
+          <w:tab w:val="num" w:pos="0"/>
+        </w:tabs>
+        <w:ind w:left="0" w:firstLine="0"/>
+      </w:pPr>
+    </w:lvl>
+    <w:lvl w:ilvl="6">
+      <w:start w:val="1"/>
+      <w:numFmt w:val="none"/>
+      <w:suff w:val="nothing"/>
+      <w:lvlText w:val=""/>
+      <w:lvlJc w:val="left"/>
+      <w:pPr>
+        <w:tabs>
+          <w:tab w:val="num" w:pos="0"/>
+        </w:tabs>
+        <w:ind w:left="0" w:firstLine="0"/>
+      </w:pPr>
+    </w:lvl>
+    <w:lvl w:ilvl="7">
+      <w:start w:val="1"/>
+      <w:numFmt w:val="none"/>
+      <w:suff w:val="nothing"/>
+      <w:lvlText w:val=""/>
+      <w:lvlJc w:val="left"/>
+      <w:pPr>
+        <w:tabs>
+          <w:tab w:val="num" w:pos="0"/>
+        </w:tabs>
+        <w:ind w:left="0" w:firstLine="0"/>
+      </w:pPr>
+    </w:lvl>
+    <w:lvl w:ilvl="8">
+      <w:start w:val="1"/>
+      <w:numFmt w:val="none"/>
+      <w:suff w:val="nothing"/>
+      <w:lvlText w:val=""/>
+      <w:lvlJc w:val="left"/>
+      <w:pPr>
+        <w:tabs>
+          <w:tab w:val="num" w:pos="0"/>
+        </w:tabs>
+        <w:ind w:left="0" w:firstLine="0"/>
+      </w:pPr>
+    </w:lvl>
+  </w:abstractNum>
+  <w:abstractNum w:abstractNumId="1" w15:restartNumberingAfterBreak="0">
+    <w:nsid w:val="05FB2243"/>
+    <w:multiLevelType w:val="hybridMultilevel"/>
+    <w:tmpl w:val="2F866C62"/>
+    <w:lvl w:ilvl="0" w:tplc="D8D279CE">
+      <w:start w:val="1"/>
+      <w:numFmt w:val="decimal"/>
+      <w:lvlText w:val="%1."/>
+      <w:lvlJc w:val="left"/>
+      <w:pPr>
+        <w:ind w:left="420" w:hanging="360"/>
+      </w:pPr>
+      <w:rPr>
+        <w:rFonts w:hint="default"/>
+      </w:rPr>
+    </w:lvl>
+    <w:lvl w:ilvl="1" w:tplc="240A0019" w:tentative="1">
+      <w:start w:val="1"/>
+      <w:numFmt w:val="lowerLetter"/>
+      <w:lvlText w:val="%2."/>
+      <w:lvlJc w:val="left"/>
+      <w:pPr>
+        <w:ind w:left="1140" w:hanging="360"/>
+      </w:pPr>
+    </w:lvl>
+    <w:lvl w:ilvl="2" w:tplc="240A001B" w:tentative="1">
+      <w:start w:val="1"/>
+      <w:numFmt w:val="lowerRoman"/>
+      <w:lvlText w:val="%3."/>
+      <w:lvlJc w:val="right"/>
+      <w:pPr>
+        <w:ind w:left="1860" w:hanging="180"/>
+      </w:pPr>
+    </w:lvl>
+    <w:lvl w:ilvl="3" w:tplc="240A000F" w:tentative="1">
+      <w:start w:val="1"/>
+      <w:numFmt w:val="decimal"/>
+      <w:lvlText w:val="%4."/>
+      <w:lvlJc w:val="left"/>
+      <w:pPr>
+        <w:ind w:left="2580" w:hanging="360"/>
+      </w:pPr>
+    </w:lvl>
+    <w:lvl w:ilvl="4" w:tplc="240A0019" w:tentative="1">
+      <w:start w:val="1"/>
+      <w:numFmt w:val="lowerLetter"/>
+      <w:lvlText w:val="%5."/>
+      <w:lvlJc w:val="left"/>
+      <w:pPr>
+        <w:ind w:left="3300" w:hanging="360"/>
+      </w:pPr>
+    </w:lvl>
+    <w:lvl w:ilvl="5" w:tplc="240A001B" w:tentative="1">
+      <w:start w:val="1"/>
+      <w:numFmt w:val="lowerRoman"/>
+      <w:lvlText w:val="%6."/>
+      <w:lvlJc w:val="right"/>
+      <w:pPr>
+        <w:ind w:left="4020" w:hanging="180"/>
+      </w:pPr>
+    </w:lvl>
+    <w:lvl w:ilvl="6" w:tplc="240A000F" w:tentative="1">
+      <w:start w:val="1"/>
+      <w:numFmt w:val="decimal"/>
+      <w:lvlText w:val="%7."/>
+      <w:lvlJc w:val="left"/>
+      <w:pPr>
+        <w:ind w:left="4740" w:hanging="360"/>
+      </w:pPr>
+    </w:lvl>
+    <w:lvl w:ilvl="7" w:tplc="240A0019" w:tentative="1">
+      <w:start w:val="1"/>
+      <w:numFmt w:val="lowerLetter"/>
+      <w:lvlText w:val="%8."/>
+      <w:lvlJc w:val="left"/>
+      <w:pPr>
+        <w:ind w:left="5460" w:hanging="360"/>
+      </w:pPr>
+    </w:lvl>
+    <w:lvl w:ilvl="8" w:tplc="240A001B" w:tentative="1">
+      <w:start w:val="1"/>
+      <w:numFmt w:val="lowerRoman"/>
+      <w:lvlText w:val="%9."/>
+      <w:lvlJc w:val="right"/>
+      <w:pPr>
+        <w:ind w:left="6180" w:hanging="180"/>
+      </w:pPr>
+    </w:lvl>
+  </w:abstractNum>
+  <w:abstractNum w:abstractNumId="2" w15:restartNumberingAfterBreak="0">
+    <w:nsid w:val="0739508B"/>
+    <w:multiLevelType w:val="hybridMultilevel"/>
+    <w:tmpl w:val="03F6710E"/>
+    <w:lvl w:ilvl="0" w:tplc="9D84727E">
+      <w:start w:val="1"/>
+      <w:numFmt w:val="upperLetter"/>
+      <w:lvlText w:val="%1."/>
+      <w:lvlJc w:val="left"/>
+      <w:pPr>
+        <w:ind w:left="420" w:hanging="360"/>
+      </w:pPr>
+      <w:rPr>
+        <w:rFonts w:hint="default"/>
+        <w:b w:val="0"/>
+      </w:rPr>
+    </w:lvl>
+    <w:lvl w:ilvl="1" w:tplc="240A0019" w:tentative="1">
+      <w:start w:val="1"/>
+      <w:numFmt w:val="lowerLetter"/>
+      <w:lvlText w:val="%2."/>
+      <w:lvlJc w:val="left"/>
+      <w:pPr>
+        <w:ind w:left="1140" w:hanging="360"/>
+      </w:pPr>
+    </w:lvl>
+    <w:lvl w:ilvl="2" w:tplc="240A001B" w:tentative="1">
+      <w:start w:val="1"/>
+      <w:numFmt w:val="lowerRoman"/>
+      <w:lvlText w:val="%3."/>
+      <w:lvlJc w:val="right"/>
+      <w:pPr>
+        <w:ind w:left="1860" w:hanging="180"/>
+      </w:pPr>
+    </w:lvl>
+    <w:lvl w:ilvl="3" w:tplc="240A000F" w:tentative="1">
+      <w:start w:val="1"/>
+      <w:numFmt w:val="decimal"/>
+      <w:lvlText w:val="%4."/>
+      <w:lvlJc w:val="left"/>
+      <w:pPr>
+        <w:ind w:left="2580" w:hanging="360"/>
+      </w:pPr>
+    </w:lvl>
+    <w:lvl w:ilvl="4" w:tplc="240A0019" w:tentative="1">
+      <w:start w:val="1"/>
+      <w:numFmt w:val="lowerLetter"/>
+      <w:lvlText w:val="%5."/>
+      <w:lvlJc w:val="left"/>
+      <w:pPr>
+        <w:ind w:left="3300" w:hanging="360"/>
+      </w:pPr>
+    </w:lvl>
+    <w:lvl w:ilvl="5" w:tplc="240A001B" w:tentative="1">
+      <w:start w:val="1"/>
+      <w:numFmt w:val="lowerRoman"/>
+      <w:lvlText w:val="%6."/>
+      <w:lvlJc w:val="right"/>
+      <w:pPr>
+        <w:ind w:left="4020" w:hanging="180"/>
+      </w:pPr>
+    </w:lvl>
+    <w:lvl w:ilvl="6" w:tplc="240A000F" w:tentative="1">
+      <w:start w:val="1"/>
+      <w:numFmt w:val="decimal"/>
+      <w:lvlText w:val="%7."/>
+      <w:lvlJc w:val="left"/>
+      <w:pPr>
+        <w:ind w:left="4740" w:hanging="360"/>
+      </w:pPr>
+    </w:lvl>
+    <w:lvl w:ilvl="7" w:tplc="240A0019" w:tentative="1">
+      <w:start w:val="1"/>
+      <w:numFmt w:val="lowerLetter"/>
+      <w:lvlText w:val="%8."/>
+      <w:lvlJc w:val="left"/>
+      <w:pPr>
+        <w:ind w:left="5460" w:hanging="360"/>
+      </w:pPr>
+    </w:lvl>
+    <w:lvl w:ilvl="8" w:tplc="240A001B" w:tentative="1">
+      <w:start w:val="1"/>
+      <w:numFmt w:val="lowerRoman"/>
+      <w:lvlText w:val="%9."/>
+      <w:lvlJc w:val="right"/>
+      <w:pPr>
+        <w:ind w:left="6180" w:hanging="180"/>
+      </w:pPr>
+    </w:lvl>
+  </w:abstractNum>
+  <w:abstractNum w:abstractNumId="3" w15:restartNumberingAfterBreak="0">
+    <w:nsid w:val="0A825A2B"/>
+    <w:multiLevelType w:val="hybridMultilevel"/>
+    <w:tmpl w:val="B23E907C"/>
+    <w:lvl w:ilvl="0" w:tplc="240A000F">
+      <w:start w:val="1"/>
+      <w:numFmt w:val="decimal"/>
+      <w:lvlText w:val="%1."/>
+      <w:lvlJc w:val="left"/>
+      <w:pPr>
+        <w:ind w:left="720" w:hanging="360"/>
+      </w:pPr>
+      <w:rPr>
+        <w:rFonts w:hint="default"/>
+      </w:rPr>
+    </w:lvl>
+    <w:lvl w:ilvl="1" w:tplc="240A0019" w:tentative="1">
+      <w:start w:val="1"/>
+      <w:numFmt w:val="lowerLetter"/>
+      <w:lvlText w:val="%2."/>
+      <w:lvlJc w:val="left"/>
+      <w:pPr>
+        <w:ind w:left="1440" w:hanging="360"/>
+      </w:pPr>
+    </w:lvl>
+    <w:lvl w:ilvl="2" w:tplc="240A001B" w:tentative="1">
+      <w:start w:val="1"/>
+      <w:numFmt w:val="lowerRoman"/>
+      <w:lvlText w:val="%3."/>
+      <w:lvlJc w:val="right"/>
+      <w:pPr>
+        <w:ind w:left="2160" w:hanging="180"/>
+      </w:pPr>
+    </w:lvl>
+    <w:lvl w:ilvl="3" w:tplc="240A000F" w:tentative="1">
+      <w:start w:val="1"/>
+      <w:numFmt w:val="decimal"/>
+      <w:lvlText w:val="%4."/>
+      <w:lvlJc w:val="left"/>
+      <w:pPr>
+        <w:ind w:left="2880" w:hanging="360"/>
+      </w:pPr>
+    </w:lvl>
+    <w:lvl w:ilvl="4" w:tplc="240A0019" w:tentative="1">
+      <w:start w:val="1"/>
+      <w:numFmt w:val="lowerLetter"/>
+      <w:lvlText w:val="%5."/>
+      <w:lvlJc w:val="left"/>
+      <w:pPr>
+        <w:ind w:left="3600" w:hanging="360"/>
+      </w:pPr>
+    </w:lvl>
+    <w:lvl w:ilvl="5" w:tplc="240A001B" w:tentative="1">
+      <w:start w:val="1"/>
+      <w:numFmt w:val="lowerRoman"/>
+      <w:lvlText w:val="%6."/>
+      <w:lvlJc w:val="right"/>
+      <w:pPr>
+        <w:ind w:left="4320" w:hanging="180"/>
+      </w:pPr>
+    </w:lvl>
+    <w:lvl w:ilvl="6" w:tplc="240A000F" w:tentative="1">
+      <w:start w:val="1"/>
+      <w:numFmt w:val="decimal"/>
+      <w:lvlText w:val="%7."/>
+      <w:lvlJc w:val="left"/>
+      <w:pPr>
+        <w:ind w:left="5040" w:hanging="360"/>
+      </w:pPr>
+    </w:lvl>
+    <w:lvl w:ilvl="7" w:tplc="240A0019" w:tentative="1">
+      <w:start w:val="1"/>
+      <w:numFmt w:val="lowerLetter"/>
+      <w:lvlText w:val="%8."/>
+      <w:lvlJc w:val="left"/>
+      <w:pPr>
+        <w:ind w:left="5760" w:hanging="360"/>
+      </w:pPr>
+    </w:lvl>
+    <w:lvl w:ilvl="8" w:tplc="240A001B" w:tentative="1">
+      <w:start w:val="1"/>
+      <w:numFmt w:val="lowerRoman"/>
+      <w:lvlText w:val="%9."/>
+      <w:lvlJc w:val="right"/>
+      <w:pPr>
+        <w:ind w:left="6480" w:hanging="180"/>
+      </w:pPr>
+    </w:lvl>
+  </w:abstractNum>
+  <w:abstractNum w:abstractNumId="4" w15:restartNumberingAfterBreak="0">
+    <w:nsid w:val="152B4D06"/>
+    <w:multiLevelType w:val="hybridMultilevel"/>
+    <w:tmpl w:val="4AFADA28"/>
+    <w:lvl w:ilvl="0" w:tplc="B210BA5E">
+      <w:start w:val="1"/>
+      <w:numFmt w:val="decimal"/>
+      <w:lvlText w:val="%1."/>
+      <w:lvlJc w:val="left"/>
+      <w:pPr>
+        <w:ind w:left="420" w:hanging="360"/>
+      </w:pPr>
+      <w:rPr>
+        <w:rFonts w:hint="default"/>
+      </w:rPr>
+    </w:lvl>
+    <w:lvl w:ilvl="1" w:tplc="240A0019" w:tentative="1">
+      <w:start w:val="1"/>
+      <w:numFmt w:val="lowerLetter"/>
+      <w:lvlText w:val="%2."/>
+      <w:lvlJc w:val="left"/>
+      <w:pPr>
+        <w:ind w:left="1140" w:hanging="360"/>
+      </w:pPr>
+    </w:lvl>
+    <w:lvl w:ilvl="2" w:tplc="240A001B" w:tentative="1">
+      <w:start w:val="1"/>
+      <w:numFmt w:val="lowerRoman"/>
+      <w:lvlText w:val="%3."/>
+      <w:lvlJc w:val="right"/>
+      <w:pPr>
+        <w:ind w:left="1860" w:hanging="180"/>
+      </w:pPr>
+    </w:lvl>
+    <w:lvl w:ilvl="3" w:tplc="240A000F" w:tentative="1">
+      <w:start w:val="1"/>
+      <w:numFmt w:val="decimal"/>
+      <w:lvlText w:val="%4."/>
+      <w:lvlJc w:val="left"/>
+      <w:pPr>
+        <w:ind w:left="2580" w:hanging="360"/>
+      </w:pPr>
+    </w:lvl>
+    <w:lvl w:ilvl="4" w:tplc="240A0019" w:tentative="1">
+      <w:start w:val="1"/>
+      <w:numFmt w:val="lowerLetter"/>
+      <w:lvlText w:val="%5."/>
+      <w:lvlJc w:val="left"/>
+      <w:pPr>
+        <w:ind w:left="3300" w:hanging="360"/>
+      </w:pPr>
+    </w:lvl>
+    <w:lvl w:ilvl="5" w:tplc="240A001B" w:tentative="1">
+      <w:start w:val="1"/>
+      <w:numFmt w:val="lowerRoman"/>
+      <w:lvlText w:val="%6."/>
+      <w:lvlJc w:val="right"/>
+      <w:pPr>
+        <w:ind w:left="4020" w:hanging="180"/>
+      </w:pPr>
+    </w:lvl>
+    <w:lvl w:ilvl="6" w:tplc="240A000F" w:tentative="1">
+      <w:start w:val="1"/>
+      <w:numFmt w:val="decimal"/>
+      <w:lvlText w:val="%7."/>
+      <w:lvlJc w:val="left"/>
+      <w:pPr>
+        <w:ind w:left="4740" w:hanging="360"/>
+      </w:pPr>
+    </w:lvl>
+    <w:lvl w:ilvl="7" w:tplc="240A0019" w:tentative="1">
+      <w:start w:val="1"/>
+      <w:numFmt w:val="lowerLetter"/>
+      <w:lvlText w:val="%8."/>
+      <w:lvlJc w:val="left"/>
+      <w:pPr>
+        <w:ind w:left="5460" w:hanging="360"/>
+      </w:pPr>
+    </w:lvl>
+    <w:lvl w:ilvl="8" w:tplc="240A001B" w:tentative="1">
+      <w:start w:val="1"/>
+      <w:numFmt w:val="lowerRoman"/>
+      <w:lvlText w:val="%9."/>
+      <w:lvlJc w:val="right"/>
+      <w:pPr>
+        <w:ind w:left="6180" w:hanging="180"/>
+      </w:pPr>
+    </w:lvl>
+  </w:abstractNum>
+  <w:abstractNum w:abstractNumId="5" w15:restartNumberingAfterBreak="0">
+    <w:nsid w:val="1A1C64AB"/>
+    <w:multiLevelType w:val="hybridMultilevel"/>
+    <w:tmpl w:val="BA98D642"/>
+    <w:lvl w:ilvl="0" w:tplc="74B6D45C">
+      <w:start w:val="1"/>
+      <w:numFmt w:val="decimal"/>
+      <w:lvlText w:val="%1."/>
+      <w:lvlJc w:val="left"/>
+      <w:pPr>
+        <w:ind w:left="720" w:hanging="360"/>
+      </w:pPr>
+      <w:rPr>
+        <w:rFonts w:hint="default"/>
+        <w:b/>
+      </w:rPr>
+    </w:lvl>
+    <w:lvl w:ilvl="1" w:tplc="0C0A0019" w:tentative="1">
+      <w:start w:val="1"/>
+      <w:numFmt w:val="lowerLetter"/>
+      <w:lvlText w:val="%2."/>
+      <w:lvlJc w:val="left"/>
+      <w:pPr>
+        <w:ind w:left="1440" w:hanging="360"/>
+      </w:pPr>
+    </w:lvl>
+    <w:lvl w:ilvl="2" w:tplc="0C0A001B" w:tentative="1">
+      <w:start w:val="1"/>
+      <w:numFmt w:val="lowerRoman"/>
+      <w:lvlText w:val="%3."/>
+      <w:lvlJc w:val="right"/>
+      <w:pPr>
+        <w:ind w:left="2160" w:hanging="180"/>
+      </w:pPr>
+    </w:lvl>
+    <w:lvl w:ilvl="3" w:tplc="0C0A000F" w:tentative="1">
+      <w:start w:val="1"/>
+      <w:numFmt w:val="decimal"/>
+      <w:lvlText w:val="%4."/>
+      <w:lvlJc w:val="left"/>
+      <w:pPr>
+        <w:ind w:left="2880" w:hanging="360"/>
+      </w:pPr>
+    </w:lvl>
+    <w:lvl w:ilvl="4" w:tplc="0C0A0019" w:tentative="1">
+      <w:start w:val="1"/>
+      <w:numFmt w:val="lowerLetter"/>
+      <w:lvlText w:val="%5."/>
+      <w:lvlJc w:val="left"/>
+      <w:pPr>
+        <w:ind w:left="3600" w:hanging="360"/>
+      </w:pPr>
+    </w:lvl>
+    <w:lvl w:ilvl="5" w:tplc="0C0A001B" w:tentative="1">
+      <w:start w:val="1"/>
+      <w:numFmt w:val="lowerRoman"/>
+      <w:lvlText w:val="%6."/>
+      <w:lvlJc w:val="right"/>
+      <w:pPr>
+        <w:ind w:left="4320" w:hanging="180"/>
+      </w:pPr>
+    </w:lvl>
+    <w:lvl w:ilvl="6" w:tplc="0C0A000F" w:tentative="1">
+      <w:start w:val="1"/>
+      <w:numFmt w:val="decimal"/>
+      <w:lvlText w:val="%7."/>
+      <w:lvlJc w:val="left"/>
+      <w:pPr>
+        <w:ind w:left="5040" w:hanging="360"/>
+      </w:pPr>
+    </w:lvl>
+    <w:lvl w:ilvl="7" w:tplc="0C0A0019" w:tentative="1">
+      <w:start w:val="1"/>
+      <w:numFmt w:val="lowerLetter"/>
+      <w:lvlText w:val="%8."/>
+      <w:lvlJc w:val="left"/>
+      <w:pPr>
+        <w:ind w:left="5760" w:hanging="360"/>
+      </w:pPr>
+    </w:lvl>
+    <w:lvl w:ilvl="8" w:tplc="0C0A001B" w:tentative="1">
+      <w:start w:val="1"/>
+      <w:numFmt w:val="lowerRoman"/>
+      <w:lvlText w:val="%9."/>
+      <w:lvlJc w:val="right"/>
+      <w:pPr>
+        <w:ind w:left="6480" w:hanging="180"/>
+      </w:pPr>
+    </w:lvl>
+  </w:abstractNum>
+  <w:abstractNum w:abstractNumId="6" w15:restartNumberingAfterBreak="0">
+    <w:nsid w:val="1DE05126"/>
+    <w:multiLevelType w:val="hybridMultilevel"/>
+    <w:tmpl w:val="1B8ADEC8"/>
+    <w:lvl w:ilvl="0" w:tplc="240A000F">
+      <w:start w:val="1"/>
+      <w:numFmt w:val="decimal"/>
+      <w:lvlText w:val="%1."/>
+      <w:lvlJc w:val="left"/>
+      <w:pPr>
+        <w:ind w:left="720" w:hanging="360"/>
+      </w:pPr>
+    </w:lvl>
+    <w:lvl w:ilvl="1" w:tplc="240A0019" w:tentative="1">
+      <w:start w:val="1"/>
+      <w:numFmt w:val="lowerLetter"/>
+      <w:lvlText w:val="%2."/>
+      <w:lvlJc w:val="left"/>
+      <w:pPr>
+        <w:ind w:left="1440" w:hanging="360"/>
+      </w:pPr>
+    </w:lvl>
+    <w:lvl w:ilvl="2" w:tplc="240A001B" w:tentative="1">
+      <w:start w:val="1"/>
+      <w:numFmt w:val="lowerRoman"/>
+      <w:lvlText w:val="%3."/>
+      <w:lvlJc w:val="right"/>
+      <w:pPr>
+        <w:ind w:left="2160" w:hanging="180"/>
+      </w:pPr>
+    </w:lvl>
+    <w:lvl w:ilvl="3" w:tplc="240A000F" w:tentative="1">
+      <w:start w:val="1"/>
+      <w:numFmt w:val="decimal"/>
+      <w:lvlText w:val="%4."/>
+      <w:lvlJc w:val="left"/>
+      <w:pPr>
+        <w:ind w:left="2880" w:hanging="360"/>
+      </w:pPr>
+    </w:lvl>
+    <w:lvl w:ilvl="4" w:tplc="240A0019" w:tentative="1">
+      <w:start w:val="1"/>
+      <w:numFmt w:val="lowerLetter"/>
+      <w:lvlText w:val="%5."/>
+      <w:lvlJc w:val="left"/>
+      <w:pPr>
+        <w:ind w:left="3600" w:hanging="360"/>
+      </w:pPr>
+    </w:lvl>
+    <w:lvl w:ilvl="5" w:tplc="240A001B" w:tentative="1">
+      <w:start w:val="1"/>
+      <w:numFmt w:val="lowerRoman"/>
+      <w:lvlText w:val="%6."/>
+      <w:lvlJc w:val="right"/>
+      <w:pPr>
+        <w:ind w:left="4320" w:hanging="180"/>
+      </w:pPr>
+    </w:lvl>
+    <w:lvl w:ilvl="6" w:tplc="240A000F" w:tentative="1">
+      <w:start w:val="1"/>
+      <w:numFmt w:val="decimal"/>
+      <w:lvlText w:val="%7."/>
+      <w:lvlJc w:val="left"/>
+      <w:pPr>
+        <w:ind w:left="5040" w:hanging="360"/>
+      </w:pPr>
+    </w:lvl>
+    <w:lvl w:ilvl="7" w:tplc="240A0019" w:tentative="1">
+      <w:start w:val="1"/>
+      <w:numFmt w:val="lowerLetter"/>
+      <w:lvlText w:val="%8."/>
+      <w:lvlJc w:val="left"/>
+      <w:pPr>
+        <w:ind w:left="5760" w:hanging="360"/>
+      </w:pPr>
+    </w:lvl>
+    <w:lvl w:ilvl="8" w:tplc="240A001B" w:tentative="1">
+      <w:start w:val="1"/>
+      <w:numFmt w:val="lowerRoman"/>
+      <w:lvlText w:val="%9."/>
+      <w:lvlJc w:val="right"/>
+      <w:pPr>
+        <w:ind w:left="6480" w:hanging="180"/>
+      </w:pPr>
+    </w:lvl>
+  </w:abstractNum>
+  <w:abstractNum w:abstractNumId="7" w15:restartNumberingAfterBreak="0">
+    <w:nsid w:val="2CFC0A30"/>
+    <w:multiLevelType w:val="hybridMultilevel"/>
+    <w:tmpl w:val="F10E5A20"/>
+    <w:lvl w:ilvl="0" w:tplc="240A000F">
+      <w:start w:val="1"/>
+      <w:numFmt w:val="decimal"/>
+      <w:lvlText w:val="%1."/>
+      <w:lvlJc w:val="left"/>
+      <w:pPr>
+        <w:ind w:left="360" w:hanging="360"/>
+      </w:pPr>
+    </w:lvl>
+    <w:lvl w:ilvl="1" w:tplc="240A0019" w:tentative="1">
+      <w:start w:val="1"/>
+      <w:numFmt w:val="lowerLetter"/>
+      <w:lvlText w:val="%2."/>
+      <w:lvlJc w:val="left"/>
+      <w:pPr>
+        <w:ind w:left="1080" w:hanging="360"/>
+      </w:pPr>
+    </w:lvl>
+    <w:lvl w:ilvl="2" w:tplc="240A001B" w:tentative="1">
+      <w:start w:val="1"/>
+      <w:numFmt w:val="lowerRoman"/>
+      <w:lvlText w:val="%3."/>
+      <w:lvlJc w:val="right"/>
+      <w:pPr>
+        <w:ind w:left="1800" w:hanging="180"/>
+      </w:pPr>
+    </w:lvl>
+    <w:lvl w:ilvl="3" w:tplc="240A000F" w:tentative="1">
+      <w:start w:val="1"/>
+      <w:numFmt w:val="decimal"/>
+      <w:lvlText w:val="%4."/>
+      <w:lvlJc w:val="left"/>
+      <w:pPr>
+        <w:ind w:left="2520" w:hanging="360"/>
+      </w:pPr>
+    </w:lvl>
+    <w:lvl w:ilvl="4" w:tplc="240A0019" w:tentative="1">
+      <w:start w:val="1"/>
+      <w:numFmt w:val="lowerLetter"/>
+      <w:lvlText w:val="%5."/>
+      <w:lvlJc w:val="left"/>
+      <w:pPr>
+        <w:ind w:left="3240" w:hanging="360"/>
+      </w:pPr>
+    </w:lvl>
+    <w:lvl w:ilvl="5" w:tplc="240A001B" w:tentative="1">
+      <w:start w:val="1"/>
+      <w:numFmt w:val="lowerRoman"/>
+      <w:lvlText w:val="%6."/>
+      <w:lvlJc w:val="right"/>
+      <w:pPr>
+        <w:ind w:left="3960" w:hanging="180"/>
+      </w:pPr>
+    </w:lvl>
+    <w:lvl w:ilvl="6" w:tplc="240A000F" w:tentative="1">
+      <w:start w:val="1"/>
+      <w:numFmt w:val="decimal"/>
+      <w:lvlText w:val="%7."/>
+      <w:lvlJc w:val="left"/>
+      <w:pPr>
+        <w:ind w:left="4680" w:hanging="360"/>
+      </w:pPr>
+    </w:lvl>
+    <w:lvl w:ilvl="7" w:tplc="240A0019" w:tentative="1">
+      <w:start w:val="1"/>
+      <w:numFmt w:val="lowerLetter"/>
+      <w:lvlText w:val="%8."/>
+      <w:lvlJc w:val="left"/>
+      <w:pPr>
+        <w:ind w:left="5400" w:hanging="360"/>
+      </w:pPr>
+    </w:lvl>
+    <w:lvl w:ilvl="8" w:tplc="240A001B" w:tentative="1">
+      <w:start w:val="1"/>
+      <w:numFmt w:val="lowerRoman"/>
+      <w:lvlText w:val="%9."/>
+      <w:lvlJc w:val="right"/>
+      <w:pPr>
+        <w:ind w:left="6120" w:hanging="180"/>
+      </w:pPr>
+    </w:lvl>
+  </w:abstractNum>
+  <w:abstractNum w:abstractNumId="8" w15:restartNumberingAfterBreak="0">
+    <w:nsid w:val="30637B9B"/>
+    <w:multiLevelType w:val="hybridMultilevel"/>
+    <w:tmpl w:val="9D58D6FE"/>
+    <w:lvl w:ilvl="0" w:tplc="176CF6A6">
+      <w:start w:val="6"/>
+      <w:numFmt w:val="decimal"/>
+      <w:lvlText w:val="%1."/>
+      <w:lvlJc w:val="left"/>
+      <w:pPr>
+        <w:ind w:left="720" w:hanging="360"/>
+      </w:pPr>
+      <w:rPr>
+        <w:rFonts w:hint="default"/>
+        <w:b/>
+      </w:rPr>
+    </w:lvl>
+    <w:lvl w:ilvl="1" w:tplc="0C0A0019" w:tentative="1">
+      <w:start w:val="1"/>
+      <w:numFmt w:val="lowerLetter"/>
+      <w:lvlText w:val="%2."/>
+      <w:lvlJc w:val="left"/>
+      <w:pPr>
+        <w:ind w:left="1440" w:hanging="360"/>
+      </w:pPr>
+    </w:lvl>
+    <w:lvl w:ilvl="2" w:tplc="0C0A001B" w:tentative="1">
+      <w:start w:val="1"/>
+      <w:numFmt w:val="lowerRoman"/>
+      <w:lvlText w:val="%3."/>
+      <w:lvlJc w:val="right"/>
+      <w:pPr>
+        <w:ind w:left="2160" w:hanging="180"/>
+      </w:pPr>
+    </w:lvl>
+    <w:lvl w:ilvl="3" w:tplc="0C0A000F" w:tentative="1">
+      <w:start w:val="1"/>
+      <w:numFmt w:val="decimal"/>
+      <w:lvlText w:val="%4."/>
+      <w:lvlJc w:val="left"/>
+      <w:pPr>
+        <w:ind w:left="2880" w:hanging="360"/>
+      </w:pPr>
+    </w:lvl>
+    <w:lvl w:ilvl="4" w:tplc="0C0A0019" w:tentative="1">
+      <w:start w:val="1"/>
+      <w:numFmt w:val="lowerLetter"/>
+      <w:lvlText w:val="%5."/>
+      <w:lvlJc w:val="left"/>
+      <w:pPr>
+        <w:ind w:left="3600" w:hanging="360"/>
+      </w:pPr>
+    </w:lvl>
+    <w:lvl w:ilvl="5" w:tplc="0C0A001B" w:tentative="1">
+      <w:start w:val="1"/>
+      <w:numFmt w:val="lowerRoman"/>
+      <w:lvlText w:val="%6."/>
+      <w:lvlJc w:val="right"/>
+      <w:pPr>
+        <w:ind w:left="4320" w:hanging="180"/>
+      </w:pPr>
+    </w:lvl>
+    <w:lvl w:ilvl="6" w:tplc="0C0A000F" w:tentative="1">
+      <w:start w:val="1"/>
+      <w:numFmt w:val="decimal"/>
+      <w:lvlText w:val="%7."/>
+      <w:lvlJc w:val="left"/>
+      <w:pPr>
+        <w:ind w:left="5040" w:hanging="360"/>
+      </w:pPr>
+    </w:lvl>
+    <w:lvl w:ilvl="7" w:tplc="0C0A0019" w:tentative="1">
+      <w:start w:val="1"/>
+      <w:numFmt w:val="lowerLetter"/>
+      <w:lvlText w:val="%8."/>
+      <w:lvlJc w:val="left"/>
+      <w:pPr>
+        <w:ind w:left="5760" w:hanging="360"/>
+      </w:pPr>
+    </w:lvl>
+    <w:lvl w:ilvl="8" w:tplc="0C0A001B" w:tentative="1">
+      <w:start w:val="1"/>
+      <w:numFmt w:val="lowerRoman"/>
+      <w:lvlText w:val="%9."/>
+      <w:lvlJc w:val="right"/>
+      <w:pPr>
+        <w:ind w:left="6480" w:hanging="180"/>
+      </w:pPr>
+    </w:lvl>
+  </w:abstractNum>
+  <w:abstractNum w:abstractNumId="9" w15:restartNumberingAfterBreak="0">
+    <w:nsid w:val="394717C8"/>
+    <w:multiLevelType w:val="hybridMultilevel"/>
+    <w:tmpl w:val="C2D8946A"/>
+    <w:lvl w:ilvl="0" w:tplc="240A000F">
+      <w:start w:val="1"/>
+      <w:numFmt w:val="decimal"/>
+      <w:lvlText w:val="%1."/>
+      <w:lvlJc w:val="left"/>
+      <w:pPr>
+        <w:ind w:left="720" w:hanging="360"/>
+      </w:pPr>
+      <w:rPr>
+        <w:rFonts w:hint="default"/>
+      </w:rPr>
+    </w:lvl>
+    <w:lvl w:ilvl="1" w:tplc="240A0019" w:tentative="1">
+      <w:start w:val="1"/>
+      <w:numFmt w:val="lowerLetter"/>
+      <w:lvlText w:val="%2."/>
+      <w:lvlJc w:val="left"/>
+      <w:pPr>
+        <w:ind w:left="1440" w:hanging="360"/>
+      </w:pPr>
+    </w:lvl>
+    <w:lvl w:ilvl="2" w:tplc="240A001B" w:tentative="1">
+      <w:start w:val="1"/>
+      <w:numFmt w:val="lowerRoman"/>
+      <w:lvlText w:val="%3."/>
+      <w:lvlJc w:val="right"/>
+      <w:pPr>
+        <w:ind w:left="2160" w:hanging="180"/>
+      </w:pPr>
+    </w:lvl>
+    <w:lvl w:ilvl="3" w:tplc="240A000F" w:tentative="1">
+      <w:start w:val="1"/>
+      <w:numFmt w:val="decimal"/>
+      <w:lvlText w:val="%4."/>
+      <w:lvlJc w:val="left"/>
+      <w:pPr>
+        <w:ind w:left="2880" w:hanging="360"/>
+      </w:pPr>
+    </w:lvl>
+    <w:lvl w:ilvl="4" w:tplc="240A0019" w:tentative="1">
+      <w:start w:val="1"/>
+      <w:numFmt w:val="lowerLetter"/>
+      <w:lvlText w:val="%5."/>
+      <w:lvlJc w:val="left"/>
+      <w:pPr>
+        <w:ind w:left="3600" w:hanging="360"/>
+      </w:pPr>
+    </w:lvl>
+    <w:lvl w:ilvl="5" w:tplc="240A001B" w:tentative="1">
+      <w:start w:val="1"/>
+      <w:numFmt w:val="lowerRoman"/>
+      <w:lvlText w:val="%6."/>
+      <w:lvlJc w:val="right"/>
+      <w:pPr>
+        <w:ind w:left="4320" w:hanging="180"/>
+      </w:pPr>
+    </w:lvl>
+    <w:lvl w:ilvl="6" w:tplc="240A000F" w:tentative="1">
+      <w:start w:val="1"/>
+      <w:numFmt w:val="decimal"/>
+      <w:lvlText w:val="%7."/>
+      <w:lvlJc w:val="left"/>
+      <w:pPr>
+        <w:ind w:left="5040" w:hanging="360"/>
+      </w:pPr>
+    </w:lvl>
+    <w:lvl w:ilvl="7" w:tplc="240A0019" w:tentative="1">
+      <w:start w:val="1"/>
+      <w:numFmt w:val="lowerLetter"/>
+      <w:lvlText w:val="%8."/>
+      <w:lvlJc w:val="left"/>
+      <w:pPr>
+        <w:ind w:left="5760" w:hanging="360"/>
+      </w:pPr>
+    </w:lvl>
+    <w:lvl w:ilvl="8" w:tplc="240A001B" w:tentative="1">
+      <w:start w:val="1"/>
+      <w:numFmt w:val="lowerRoman"/>
+      <w:lvlText w:val="%9."/>
+      <w:lvlJc w:val="right"/>
+      <w:pPr>
+        <w:ind w:left="6480" w:hanging="180"/>
+      </w:pPr>
+    </w:lvl>
+  </w:abstractNum>
+  <w:abstractNum w:abstractNumId="10" w15:restartNumberingAfterBreak="0">
+    <w:nsid w:val="43056877"/>
+    <w:multiLevelType w:val="hybridMultilevel"/>
+    <w:tmpl w:val="021AF728"/>
+    <w:lvl w:ilvl="0" w:tplc="0F1C1362">
+      <w:start w:val="1"/>
+      <w:numFmt w:val="decimal"/>
+      <w:lvlText w:val="%1."/>
+      <w:lvlJc w:val="left"/>
+      <w:pPr>
+        <w:ind w:left="720" w:hanging="360"/>
+      </w:pPr>
+      <w:rPr>
+        <w:rFonts w:eastAsia="Arial" w:hint="default"/>
+        <w:sz w:val="22"/>
+        <w:u w:val="none"/>
+      </w:rPr>
+    </w:lvl>
+    <w:lvl w:ilvl="1" w:tplc="240A0019" w:tentative="1">
+      <w:start w:val="1"/>
+      <w:numFmt w:val="lowerLetter"/>
+      <w:lvlText w:val="%2."/>
+      <w:lvlJc w:val="left"/>
+      <w:pPr>
+        <w:ind w:left="1440" w:hanging="360"/>
+      </w:pPr>
+    </w:lvl>
+    <w:lvl w:ilvl="2" w:tplc="240A001B" w:tentative="1">
+      <w:start w:val="1"/>
+      <w:numFmt w:val="lowerRoman"/>
+      <w:lvlText w:val="%3."/>
+      <w:lvlJc w:val="right"/>
+      <w:pPr>
+        <w:ind w:left="2160" w:hanging="180"/>
+      </w:pPr>
+    </w:lvl>
+    <w:lvl w:ilvl="3" w:tplc="240A000F" w:tentative="1">
+      <w:start w:val="1"/>
+      <w:numFmt w:val="decimal"/>
+      <w:lvlText w:val="%4."/>
+      <w:lvlJc w:val="left"/>
+      <w:pPr>
+        <w:ind w:left="2880" w:hanging="360"/>
+      </w:pPr>
+    </w:lvl>
+    <w:lvl w:ilvl="4" w:tplc="240A0019" w:tentative="1">
+      <w:start w:val="1"/>
+      <w:numFmt w:val="lowerLetter"/>
+      <w:lvlText w:val="%5."/>
+      <w:lvlJc w:val="left"/>
+      <w:pPr>
+        <w:ind w:left="3600" w:hanging="360"/>
+      </w:pPr>
+    </w:lvl>
+    <w:lvl w:ilvl="5" w:tplc="240A001B" w:tentative="1">
+      <w:start w:val="1"/>
+      <w:numFmt w:val="lowerRoman"/>
+      <w:lvlText w:val="%6."/>
+      <w:lvlJc w:val="right"/>
+      <w:pPr>
+        <w:ind w:left="4320" w:hanging="180"/>
+      </w:pPr>
+    </w:lvl>
+    <w:lvl w:ilvl="6" w:tplc="240A000F" w:tentative="1">
+      <w:start w:val="1"/>
+      <w:numFmt w:val="decimal"/>
+      <w:lvlText w:val="%7."/>
+      <w:lvlJc w:val="left"/>
+      <w:pPr>
+        <w:ind w:left="5040" w:hanging="360"/>
+      </w:pPr>
+    </w:lvl>
+    <w:lvl w:ilvl="7" w:tplc="240A0019" w:tentative="1">
+      <w:start w:val="1"/>
+      <w:numFmt w:val="lowerLetter"/>
+      <w:lvlText w:val="%8."/>
+      <w:lvlJc w:val="left"/>
+      <w:pPr>
+        <w:ind w:left="5760" w:hanging="360"/>
+      </w:pPr>
+    </w:lvl>
+    <w:lvl w:ilvl="8" w:tplc="240A001B" w:tentative="1">
+      <w:start w:val="1"/>
+      <w:numFmt w:val="lowerRoman"/>
+      <w:lvlText w:val="%9."/>
+      <w:lvlJc w:val="right"/>
+      <w:pPr>
+        <w:ind w:left="6480" w:hanging="180"/>
+      </w:pPr>
+    </w:lvl>
+  </w:abstractNum>
+  <w:abstractNum w:abstractNumId="11" w15:restartNumberingAfterBreak="0">
+    <w:nsid w:val="474C7D5A"/>
+    <w:multiLevelType w:val="hybridMultilevel"/>
+    <w:tmpl w:val="F7F41054"/>
+    <w:lvl w:ilvl="0" w:tplc="AED6E28C">
+      <w:start w:val="1"/>
+      <w:numFmt w:val="decimal"/>
+      <w:lvlText w:val="%1."/>
+      <w:lvlJc w:val="left"/>
+      <w:pPr>
+        <w:ind w:left="720" w:hanging="360"/>
+      </w:pPr>
+      <w:rPr>
+        <w:rFonts w:hint="default"/>
+        <w:b/>
+      </w:rPr>
+    </w:lvl>
+    <w:lvl w:ilvl="1" w:tplc="0C0A0019" w:tentative="1">
+      <w:start w:val="1"/>
+      <w:numFmt w:val="lowerLetter"/>
+      <w:lvlText w:val="%2."/>
+      <w:lvlJc w:val="left"/>
+      <w:pPr>
+        <w:ind w:left="1440" w:hanging="360"/>
+      </w:pPr>
+    </w:lvl>
+    <w:lvl w:ilvl="2" w:tplc="0C0A001B" w:tentative="1">
+      <w:start w:val="1"/>
+      <w:numFmt w:val="lowerRoman"/>
+      <w:lvlText w:val="%3."/>
+      <w:lvlJc w:val="right"/>
+      <w:pPr>
+        <w:ind w:left="2160" w:hanging="180"/>
+      </w:pPr>
+    </w:lvl>
+    <w:lvl w:ilvl="3" w:tplc="0C0A000F" w:tentative="1">
+      <w:start w:val="1"/>
+      <w:numFmt w:val="decimal"/>
+      <w:lvlText w:val="%4."/>
+      <w:lvlJc w:val="left"/>
+      <w:pPr>
+        <w:ind w:left="2880" w:hanging="360"/>
+      </w:pPr>
+    </w:lvl>
+    <w:lvl w:ilvl="4" w:tplc="0C0A0019" w:tentative="1">
+      <w:start w:val="1"/>
+      <w:numFmt w:val="lowerLetter"/>
+      <w:lvlText w:val="%5."/>
+      <w:lvlJc w:val="left"/>
+      <w:pPr>
+        <w:ind w:left="3600" w:hanging="360"/>
+      </w:pPr>
+    </w:lvl>
+    <w:lvl w:ilvl="5" w:tplc="0C0A001B" w:tentative="1">
+      <w:start w:val="1"/>
+      <w:numFmt w:val="lowerRoman"/>
+      <w:lvlText w:val="%6."/>
+      <w:lvlJc w:val="right"/>
+      <w:pPr>
+        <w:ind w:left="4320" w:hanging="180"/>
+      </w:pPr>
+    </w:lvl>
+    <w:lvl w:ilvl="6" w:tplc="0C0A000F" w:tentative="1">
+      <w:start w:val="1"/>
+      <w:numFmt w:val="decimal"/>
+      <w:lvlText w:val="%7."/>
+      <w:lvlJc w:val="left"/>
+      <w:pPr>
+        <w:ind w:left="5040" w:hanging="360"/>
+      </w:pPr>
+    </w:lvl>
+    <w:lvl w:ilvl="7" w:tplc="0C0A0019" w:tentative="1">
+      <w:start w:val="1"/>
+      <w:numFmt w:val="lowerLetter"/>
+      <w:lvlText w:val="%8."/>
+      <w:lvlJc w:val="left"/>
+      <w:pPr>
+        <w:ind w:left="5760" w:hanging="360"/>
+      </w:pPr>
+    </w:lvl>
+    <w:lvl w:ilvl="8" w:tplc="0C0A001B" w:tentative="1">
+      <w:start w:val="1"/>
+      <w:numFmt w:val="lowerRoman"/>
+      <w:lvlText w:val="%9."/>
+      <w:lvlJc w:val="right"/>
+      <w:pPr>
+        <w:ind w:left="6480" w:hanging="180"/>
+      </w:pPr>
+    </w:lvl>
+  </w:abstractNum>
+  <w:abstractNum w:abstractNumId="12" w15:restartNumberingAfterBreak="0">
+    <w:nsid w:val="4B803F00"/>
+    <w:multiLevelType w:val="hybridMultilevel"/>
+    <w:tmpl w:val="E71CA576"/>
+    <w:lvl w:ilvl="0" w:tplc="240A0001">
+      <w:start w:val="1"/>
+      <w:numFmt w:val="bullet"/>
+      <w:lvlText w:val=""/>
+      <w:lvlJc w:val="left"/>
+      <w:pPr>
+        <w:ind w:left="360" w:hanging="360"/>
+      </w:pPr>
+      <w:rPr>
+        <w:rFonts w:ascii="Symbol" w:hAnsi="Symbol" w:hint="default"/>
+      </w:rPr>
+    </w:lvl>
+    <w:lvl w:ilvl="1" w:tplc="240A0003">
+      <w:start w:val="1"/>
+      <w:numFmt w:val="bullet"/>
+      <w:lvlText w:val="o"/>
+      <w:lvlJc w:val="left"/>
+      <w:pPr>
+        <w:ind w:left="1080" w:hanging="360"/>
+      </w:pPr>
+      <w:rPr>
+        <w:rFonts w:ascii="Courier New" w:hAnsi="Courier New" w:cs="Courier New" w:hint="default"/>
+      </w:rPr>
+    </w:lvl>
+    <w:lvl w:ilvl="2" w:tplc="240A0005">
+      <w:start w:val="1"/>
+      <w:numFmt w:val="bullet"/>
+      <w:lvlText w:val=""/>
+      <w:lvlJc w:val="left"/>
+      <w:pPr>
+        <w:ind w:left="1800" w:hanging="360"/>
+      </w:pPr>
+      <w:rPr>
+        <w:rFonts w:ascii="Wingdings" w:hAnsi="Wingdings" w:hint="default"/>
+      </w:rPr>
+    </w:lvl>
+    <w:lvl w:ilvl="3" w:tplc="240A0001">
+      <w:start w:val="1"/>
+      <w:numFmt w:val="bullet"/>
+      <w:lvlText w:val=""/>
+      <w:lvlJc w:val="left"/>
+      <w:pPr>
+        <w:ind w:left="2520" w:hanging="360"/>
+      </w:pPr>
+      <w:rPr>
+        <w:rFonts w:ascii="Symbol" w:hAnsi="Symbol" w:hint="default"/>
+      </w:rPr>
+    </w:lvl>
+    <w:lvl w:ilvl="4" w:tplc="240A0003" w:tentative="1">
+      <w:start w:val="1"/>
+      <w:numFmt w:val="bullet"/>
+      <w:lvlText w:val="o"/>
+      <w:lvlJc w:val="left"/>
+      <w:pPr>
+        <w:ind w:left="3240" w:hanging="360"/>
+      </w:pPr>
+      <w:rPr>
+        <w:rFonts w:ascii="Courier New" w:hAnsi="Courier New" w:cs="Courier New" w:hint="default"/>
+      </w:rPr>
+    </w:lvl>
+    <w:lvl w:ilvl="5" w:tplc="240A0005" w:tentative="1">
+      <w:start w:val="1"/>
+      <w:numFmt w:val="bullet"/>
+      <w:lvlText w:val=""/>
+      <w:lvlJc w:val="left"/>
+      <w:pPr>
+        <w:ind w:left="3960" w:hanging="360"/>
+      </w:pPr>
+      <w:rPr>
+        <w:rFonts w:ascii="Wingdings" w:hAnsi="Wingdings" w:hint="default"/>
+      </w:rPr>
+    </w:lvl>
+    <w:lvl w:ilvl="6" w:tplc="240A0001" w:tentative="1">
+      <w:start w:val="1"/>
+      <w:numFmt w:val="bullet"/>
+      <w:lvlText w:val=""/>
+      <w:lvlJc w:val="left"/>
+      <w:pPr>
+        <w:ind w:left="4680" w:hanging="360"/>
+      </w:pPr>
+      <w:rPr>
+        <w:rFonts w:ascii="Symbol" w:hAnsi="Symbol" w:hint="default"/>
+      </w:rPr>
+    </w:lvl>
+    <w:lvl w:ilvl="7" w:tplc="240A0003" w:tentative="1">
+      <w:start w:val="1"/>
+      <w:numFmt w:val="bullet"/>
+      <w:lvlText w:val="o"/>
+      <w:lvlJc w:val="left"/>
+      <w:pPr>
+        <w:ind w:left="5400" w:hanging="360"/>
+      </w:pPr>
+      <w:rPr>
+        <w:rFonts w:ascii="Courier New" w:hAnsi="Courier New" w:cs="Courier New" w:hint="default"/>
+      </w:rPr>
+    </w:lvl>
+    <w:lvl w:ilvl="8" w:tplc="240A0005" w:tentative="1">
+      <w:start w:val="1"/>
+      <w:numFmt w:val="bullet"/>
+      <w:lvlText w:val=""/>
+      <w:lvlJc w:val="left"/>
+      <w:pPr>
+        <w:ind w:left="6120" w:hanging="360"/>
+      </w:pPr>
+      <w:rPr>
+        <w:rFonts w:ascii="Wingdings" w:hAnsi="Wingdings" w:hint="default"/>
+      </w:rPr>
+    </w:lvl>
+  </w:abstractNum>
+  <w:abstractNum w:abstractNumId="13" w15:restartNumberingAfterBreak="0">
+    <w:nsid w:val="50A06106"/>
+    <w:multiLevelType w:val="hybridMultilevel"/>
+    <w:tmpl w:val="C40A4686"/>
+    <w:lvl w:ilvl="0" w:tplc="240A000F">
+      <w:start w:val="1"/>
+      <w:numFmt w:val="decimal"/>
+      <w:lvlText w:val="%1."/>
+      <w:lvlJc w:val="left"/>
+      <w:pPr>
+        <w:ind w:left="720" w:hanging="360"/>
+      </w:pPr>
+    </w:lvl>
+    <w:lvl w:ilvl="1" w:tplc="240A0019" w:tentative="1">
+      <w:start w:val="1"/>
+      <w:numFmt w:val="lowerLetter"/>
+      <w:lvlText w:val="%2."/>
+      <w:lvlJc w:val="left"/>
+      <w:pPr>
+        <w:ind w:left="1440" w:hanging="360"/>
+      </w:pPr>
+    </w:lvl>
+    <w:lvl w:ilvl="2" w:tplc="240A001B" w:tentative="1">
+      <w:start w:val="1"/>
+      <w:numFmt w:val="lowerRoman"/>
+      <w:lvlText w:val="%3."/>
+      <w:lvlJc w:val="right"/>
+      <w:pPr>
+        <w:ind w:left="2160" w:hanging="180"/>
+      </w:pPr>
+    </w:lvl>
+    <w:lvl w:ilvl="3" w:tplc="240A000F" w:tentative="1">
+      <w:start w:val="1"/>
+      <w:numFmt w:val="decimal"/>
+      <w:lvlText w:val="%4."/>
+      <w:lvlJc w:val="left"/>
+      <w:pPr>
+        <w:ind w:left="2880" w:hanging="360"/>
+      </w:pPr>
+    </w:lvl>
+    <w:lvl w:ilvl="4" w:tplc="240A0019" w:tentative="1">
+      <w:start w:val="1"/>
+      <w:numFmt w:val="lowerLetter"/>
+      <w:lvlText w:val="%5."/>
+      <w:lvlJc w:val="left"/>
+      <w:pPr>
+        <w:ind w:left="3600" w:hanging="360"/>
+      </w:pPr>
+    </w:lvl>
+    <w:lvl w:ilvl="5" w:tplc="240A001B" w:tentative="1">
+      <w:start w:val="1"/>
+      <w:numFmt w:val="lowerRoman"/>
+      <w:lvlText w:val="%6."/>
+      <w:lvlJc w:val="right"/>
+      <w:pPr>
+        <w:ind w:left="4320" w:hanging="180"/>
+      </w:pPr>
+    </w:lvl>
+    <w:lvl w:ilvl="6" w:tplc="240A000F" w:tentative="1">
+      <w:start w:val="1"/>
+      <w:numFmt w:val="decimal"/>
+      <w:lvlText w:val="%7."/>
+      <w:lvlJc w:val="left"/>
+      <w:pPr>
+        <w:ind w:left="5040" w:hanging="360"/>
+      </w:pPr>
+    </w:lvl>
+    <w:lvl w:ilvl="7" w:tplc="240A0019" w:tentative="1">
+      <w:start w:val="1"/>
+      <w:numFmt w:val="lowerLetter"/>
+      <w:lvlText w:val="%8."/>
+      <w:lvlJc w:val="left"/>
+      <w:pPr>
+        <w:ind w:left="5760" w:hanging="360"/>
+      </w:pPr>
+    </w:lvl>
+    <w:lvl w:ilvl="8" w:tplc="240A001B" w:tentative="1">
+      <w:start w:val="1"/>
+      <w:numFmt w:val="lowerRoman"/>
+      <w:lvlText w:val="%9."/>
+      <w:lvlJc w:val="right"/>
+      <w:pPr>
+        <w:ind w:left="6480" w:hanging="180"/>
+      </w:pPr>
+    </w:lvl>
+  </w:abstractNum>
+  <w:abstractNum w:abstractNumId="14" w15:restartNumberingAfterBreak="0">
+    <w:nsid w:val="51A0308A"/>
+    <w:multiLevelType w:val="hybridMultilevel"/>
+    <w:tmpl w:val="B3BA5570"/>
+    <w:lvl w:ilvl="0" w:tplc="534E675C">
+      <w:start w:val="3"/>
+      <w:numFmt w:val="decimal"/>
+      <w:lvlText w:val="%1."/>
+      <w:lvlJc w:val="left"/>
+      <w:pPr>
+        <w:ind w:left="720" w:hanging="360"/>
+      </w:pPr>
+      <w:rPr>
+        <w:rFonts w:hint="default"/>
+        <w:b/>
+      </w:rPr>
+    </w:lvl>
+    <w:lvl w:ilvl="1" w:tplc="0C0A0019" w:tentative="1">
+      <w:start w:val="1"/>
+      <w:numFmt w:val="lowerLetter"/>
+      <w:lvlText w:val="%2."/>
+      <w:lvlJc w:val="left"/>
+      <w:pPr>
+        <w:ind w:left="1440" w:hanging="360"/>
+      </w:pPr>
+    </w:lvl>
+    <w:lvl w:ilvl="2" w:tplc="0C0A001B" w:tentative="1">
+      <w:start w:val="1"/>
+      <w:numFmt w:val="lowerRoman"/>
+      <w:lvlText w:val="%3."/>
+      <w:lvlJc w:val="right"/>
+      <w:pPr>
+        <w:ind w:left="2160" w:hanging="180"/>
+      </w:pPr>
+    </w:lvl>
+    <w:lvl w:ilvl="3" w:tplc="0C0A000F" w:tentative="1">
+      <w:start w:val="1"/>
+      <w:numFmt w:val="decimal"/>
+      <w:lvlText w:val="%4."/>
+      <w:lvlJc w:val="left"/>
+      <w:pPr>
+        <w:ind w:left="2880" w:hanging="360"/>
+      </w:pPr>
+    </w:lvl>
+    <w:lvl w:ilvl="4" w:tplc="0C0A0019" w:tentative="1">
+      <w:start w:val="1"/>
+      <w:numFmt w:val="lowerLetter"/>
+      <w:lvlText w:val="%5."/>
+      <w:lvlJc w:val="left"/>
+      <w:pPr>
+        <w:ind w:left="3600" w:hanging="360"/>
+      </w:pPr>
+    </w:lvl>
+    <w:lvl w:ilvl="5" w:tplc="0C0A001B" w:tentative="1">
+      <w:start w:val="1"/>
+      <w:numFmt w:val="lowerRoman"/>
+      <w:lvlText w:val="%6."/>
+      <w:lvlJc w:val="right"/>
+      <w:pPr>
+        <w:ind w:left="4320" w:hanging="180"/>
+      </w:pPr>
+    </w:lvl>
+    <w:lvl w:ilvl="6" w:tplc="0C0A000F" w:tentative="1">
+      <w:start w:val="1"/>
+      <w:numFmt w:val="decimal"/>
+      <w:lvlText w:val="%7."/>
+      <w:lvlJc w:val="left"/>
+      <w:pPr>
+        <w:ind w:left="5040" w:hanging="360"/>
+      </w:pPr>
+    </w:lvl>
+    <w:lvl w:ilvl="7" w:tplc="0C0A0019" w:tentative="1">
+      <w:start w:val="1"/>
+      <w:numFmt w:val="lowerLetter"/>
+      <w:lvlText w:val="%8."/>
+      <w:lvlJc w:val="left"/>
+      <w:pPr>
+        <w:ind w:left="5760" w:hanging="360"/>
+      </w:pPr>
+    </w:lvl>
+    <w:lvl w:ilvl="8" w:tplc="0C0A001B" w:tentative="1">
+      <w:start w:val="1"/>
+      <w:numFmt w:val="lowerRoman"/>
+      <w:lvlText w:val="%9."/>
+      <w:lvlJc w:val="right"/>
+      <w:pPr>
+        <w:ind w:left="6480" w:hanging="180"/>
+      </w:pPr>
+    </w:lvl>
+  </w:abstractNum>
+  <w:abstractNum w:abstractNumId="15" w15:restartNumberingAfterBreak="0">
+    <w:nsid w:val="53396A00"/>
+    <w:multiLevelType w:val="hybridMultilevel"/>
+    <w:tmpl w:val="79D69362"/>
+    <w:lvl w:ilvl="0" w:tplc="240A0001">
+      <w:start w:val="1"/>
+      <w:numFmt w:val="bullet"/>
+      <w:lvlText w:val=""/>
+      <w:lvlJc w:val="left"/>
+      <w:pPr>
+        <w:ind w:left="720" w:hanging="360"/>
+      </w:pPr>
+      <w:rPr>
+        <w:rFonts w:ascii="Symbol" w:hAnsi="Symbol" w:hint="default"/>
+      </w:rPr>
+    </w:lvl>
+    <w:lvl w:ilvl="1" w:tplc="240A0003" w:tentative="1">
+      <w:start w:val="1"/>
+      <w:numFmt w:val="bullet"/>
+      <w:lvlText w:val="o"/>
+      <w:lvlJc w:val="left"/>
+      <w:pPr>
+        <w:ind w:left="1440" w:hanging="360"/>
+      </w:pPr>
+      <w:rPr>
+        <w:rFonts w:ascii="Courier New" w:hAnsi="Courier New" w:cs="Courier New" w:hint="default"/>
+      </w:rPr>
+    </w:lvl>
+    <w:lvl w:ilvl="2" w:tplc="240A0005" w:tentative="1">
+      <w:start w:val="1"/>
+      <w:numFmt w:val="bullet"/>
+      <w:lvlText w:val=""/>
+      <w:lvlJc w:val="left"/>
+      <w:pPr>
+        <w:ind w:left="2160" w:hanging="360"/>
+      </w:pPr>
+      <w:rPr>
+        <w:rFonts w:ascii="Wingdings" w:hAnsi="Wingdings" w:hint="default"/>
+      </w:rPr>
+    </w:lvl>
+    <w:lvl w:ilvl="3" w:tplc="240A0001" w:tentative="1">
+      <w:start w:val="1"/>
+      <w:numFmt w:val="bullet"/>
+      <w:lvlText w:val=""/>
+      <w:lvlJc w:val="left"/>
+      <w:pPr>
+        <w:ind w:left="2880" w:hanging="360"/>
+      </w:pPr>
+      <w:rPr>
+        <w:rFonts w:ascii="Symbol" w:hAnsi="Symbol" w:hint="default"/>
+      </w:rPr>
+    </w:lvl>
+    <w:lvl w:ilvl="4" w:tplc="240A0003" w:tentative="1">
+      <w:start w:val="1"/>
+      <w:numFmt w:val="bullet"/>
+      <w:lvlText w:val="o"/>
+      <w:lvlJc w:val="left"/>
+      <w:pPr>
+        <w:ind w:left="3600" w:hanging="360"/>
+      </w:pPr>
+      <w:rPr>
+        <w:rFonts w:ascii="Courier New" w:hAnsi="Courier New" w:cs="Courier New" w:hint="default"/>
+      </w:rPr>
+    </w:lvl>
+    <w:lvl w:ilvl="5" w:tplc="240A0005" w:tentative="1">
+      <w:start w:val="1"/>
+      <w:numFmt w:val="bullet"/>
+      <w:lvlText w:val=""/>
+      <w:lvlJc w:val="left"/>
+      <w:pPr>
+        <w:ind w:left="4320" w:hanging="360"/>
+      </w:pPr>
+      <w:rPr>
+        <w:rFonts w:ascii="Wingdings" w:hAnsi="Wingdings" w:hint="default"/>
+      </w:rPr>
+    </w:lvl>
+    <w:lvl w:ilvl="6" w:tplc="240A0001" w:tentative="1">
+      <w:start w:val="1"/>
+      <w:numFmt w:val="bullet"/>
+      <w:lvlText w:val=""/>
+      <w:lvlJc w:val="left"/>
+      <w:pPr>
+        <w:ind w:left="5040" w:hanging="360"/>
+      </w:pPr>
+      <w:rPr>
+        <w:rFonts w:ascii="Symbol" w:hAnsi="Symbol" w:hint="default"/>
+      </w:rPr>
+    </w:lvl>
+    <w:lvl w:ilvl="7" w:tplc="240A0003" w:tentative="1">
+      <w:start w:val="1"/>
+      <w:numFmt w:val="bullet"/>
+      <w:lvlText w:val="o"/>
+      <w:lvlJc w:val="left"/>
+      <w:pPr>
+        <w:ind w:left="5760" w:hanging="360"/>
+      </w:pPr>
+      <w:rPr>
+        <w:rFonts w:ascii="Courier New" w:hAnsi="Courier New" w:cs="Courier New" w:hint="default"/>
+      </w:rPr>
+    </w:lvl>
+    <w:lvl w:ilvl="8" w:tplc="240A0005" w:tentative="1">
+      <w:start w:val="1"/>
+      <w:numFmt w:val="bullet"/>
+      <w:lvlText w:val=""/>
+      <w:lvlJc w:val="left"/>
+      <w:pPr>
+        <w:ind w:left="6480" w:hanging="360"/>
+      </w:pPr>
+      <w:rPr>
+        <w:rFonts w:ascii="Wingdings" w:hAnsi="Wingdings" w:hint="default"/>
+      </w:rPr>
+    </w:lvl>
+  </w:abstractNum>
+  <w:abstractNum w:abstractNumId="16" w15:restartNumberingAfterBreak="0">
+    <w:nsid w:val="55421B4C"/>
+    <w:multiLevelType w:val="hybridMultilevel"/>
+    <w:tmpl w:val="B114DE50"/>
+    <w:lvl w:ilvl="0" w:tplc="240A000F">
+      <w:start w:val="1"/>
+      <w:numFmt w:val="decimal"/>
+      <w:lvlText w:val="%1."/>
+      <w:lvlJc w:val="left"/>
+      <w:pPr>
+        <w:ind w:left="720" w:hanging="360"/>
+      </w:pPr>
+      <w:rPr>
+        <w:rFonts w:hint="default"/>
+      </w:rPr>
+    </w:lvl>
+    <w:lvl w:ilvl="1" w:tplc="240A0019" w:tentative="1">
+      <w:start w:val="1"/>
+      <w:numFmt w:val="lowerLetter"/>
+      <w:lvlText w:val="%2."/>
+      <w:lvlJc w:val="left"/>
+      <w:pPr>
+        <w:ind w:left="1440" w:hanging="360"/>
+      </w:pPr>
+    </w:lvl>
+    <w:lvl w:ilvl="2" w:tplc="240A001B" w:tentative="1">
+      <w:start w:val="1"/>
+      <w:numFmt w:val="lowerRoman"/>
+      <w:lvlText w:val="%3."/>
+      <w:lvlJc w:val="right"/>
+      <w:pPr>
+        <w:ind w:left="2160" w:hanging="180"/>
+      </w:pPr>
+    </w:lvl>
+    <w:lvl w:ilvl="3" w:tplc="240A000F" w:tentative="1">
+      <w:start w:val="1"/>
+      <w:numFmt w:val="decimal"/>
+      <w:lvlText w:val="%4."/>
+      <w:lvlJc w:val="left"/>
+      <w:pPr>
+        <w:ind w:left="2880" w:hanging="360"/>
+      </w:pPr>
+    </w:lvl>
+    <w:lvl w:ilvl="4" w:tplc="240A0019" w:tentative="1">
+      <w:start w:val="1"/>
+      <w:numFmt w:val="lowerLetter"/>
+      <w:lvlText w:val="%5."/>
+      <w:lvlJc w:val="left"/>
+      <w:pPr>
+        <w:ind w:left="3600" w:hanging="360"/>
+      </w:pPr>
+    </w:lvl>
+    <w:lvl w:ilvl="5" w:tplc="240A001B" w:tentative="1">
+      <w:start w:val="1"/>
+      <w:numFmt w:val="lowerRoman"/>
+      <w:lvlText w:val="%6."/>
+      <w:lvlJc w:val="right"/>
+      <w:pPr>
+        <w:ind w:left="4320" w:hanging="180"/>
+      </w:pPr>
+    </w:lvl>
+    <w:lvl w:ilvl="6" w:tplc="240A000F" w:tentative="1">
+      <w:start w:val="1"/>
+      <w:numFmt w:val="decimal"/>
+      <w:lvlText w:val="%7."/>
+      <w:lvlJc w:val="left"/>
+      <w:pPr>
+        <w:ind w:left="5040" w:hanging="360"/>
+      </w:pPr>
+    </w:lvl>
+    <w:lvl w:ilvl="7" w:tplc="240A0019" w:tentative="1">
+      <w:start w:val="1"/>
+      <w:numFmt w:val="lowerLetter"/>
+      <w:lvlText w:val="%8."/>
+      <w:lvlJc w:val="left"/>
+      <w:pPr>
+        <w:ind w:left="5760" w:hanging="360"/>
+      </w:pPr>
+    </w:lvl>
+    <w:lvl w:ilvl="8" w:tplc="240A001B" w:tentative="1">
+      <w:start w:val="1"/>
+      <w:numFmt w:val="lowerRoman"/>
+      <w:lvlText w:val="%9."/>
+      <w:lvlJc w:val="right"/>
+      <w:pPr>
+        <w:ind w:left="6480" w:hanging="180"/>
+      </w:pPr>
+    </w:lvl>
+  </w:abstractNum>
+  <w:abstractNum w:abstractNumId="17" w15:restartNumberingAfterBreak="0">
+    <w:nsid w:val="59310338"/>
+    <w:multiLevelType w:val="hybridMultilevel"/>
+    <w:tmpl w:val="81028F0E"/>
+    <w:lvl w:ilvl="0" w:tplc="240A000F">
+      <w:start w:val="1"/>
+      <w:numFmt w:val="decimal"/>
+      <w:lvlText w:val="%1."/>
+      <w:lvlJc w:val="left"/>
+      <w:pPr>
+        <w:ind w:left="720" w:hanging="360"/>
+      </w:pPr>
+      <w:rPr>
+        <w:rFonts w:hint="default"/>
+      </w:rPr>
+    </w:lvl>
+    <w:lvl w:ilvl="1" w:tplc="240A0019" w:tentative="1">
+      <w:start w:val="1"/>
+      <w:numFmt w:val="lowerLetter"/>
+      <w:lvlText w:val="%2."/>
+      <w:lvlJc w:val="left"/>
+      <w:pPr>
+        <w:ind w:left="1440" w:hanging="360"/>
+      </w:pPr>
+    </w:lvl>
+    <w:lvl w:ilvl="2" w:tplc="240A001B" w:tentative="1">
+      <w:start w:val="1"/>
+      <w:numFmt w:val="lowerRoman"/>
+      <w:lvlText w:val="%3."/>
+      <w:lvlJc w:val="right"/>
+      <w:pPr>
+        <w:ind w:left="2160" w:hanging="180"/>
+      </w:pPr>
+    </w:lvl>
+    <w:lvl w:ilvl="3" w:tplc="240A000F" w:tentative="1">
+      <w:start w:val="1"/>
+      <w:numFmt w:val="decimal"/>
+      <w:lvlText w:val="%4."/>
+      <w:lvlJc w:val="left"/>
+      <w:pPr>
+        <w:ind w:left="2880" w:hanging="360"/>
+      </w:pPr>
+    </w:lvl>
+    <w:lvl w:ilvl="4" w:tplc="240A0019" w:tentative="1">
+      <w:start w:val="1"/>
+      <w:numFmt w:val="lowerLetter"/>
+      <w:lvlText w:val="%5."/>
+      <w:lvlJc w:val="left"/>
+      <w:pPr>
+        <w:ind w:left="3600" w:hanging="360"/>
+      </w:pPr>
+    </w:lvl>
+    <w:lvl w:ilvl="5" w:tplc="240A001B" w:tentative="1">
+      <w:start w:val="1"/>
+      <w:numFmt w:val="lowerRoman"/>
+      <w:lvlText w:val="%6."/>
+      <w:lvlJc w:val="right"/>
+      <w:pPr>
+        <w:ind w:left="4320" w:hanging="180"/>
+      </w:pPr>
+    </w:lvl>
+    <w:lvl w:ilvl="6" w:tplc="240A000F" w:tentative="1">
+      <w:start w:val="1"/>
+      <w:numFmt w:val="decimal"/>
+      <w:lvlText w:val="%7."/>
+      <w:lvlJc w:val="left"/>
+      <w:pPr>
+        <w:ind w:left="5040" w:hanging="360"/>
+      </w:pPr>
+    </w:lvl>
+    <w:lvl w:ilvl="7" w:tplc="240A0019" w:tentative="1">
+      <w:start w:val="1"/>
+      <w:numFmt w:val="lowerLetter"/>
+      <w:lvlText w:val="%8."/>
+      <w:lvlJc w:val="left"/>
+      <w:pPr>
+        <w:ind w:left="5760" w:hanging="360"/>
+      </w:pPr>
+    </w:lvl>
+    <w:lvl w:ilvl="8" w:tplc="240A001B" w:tentative="1">
+      <w:start w:val="1"/>
+      <w:numFmt w:val="lowerRoman"/>
+      <w:lvlText w:val="%9."/>
+      <w:lvlJc w:val="right"/>
+      <w:pPr>
+        <w:ind w:left="6480" w:hanging="180"/>
+      </w:pPr>
+    </w:lvl>
+  </w:abstractNum>
+  <w:abstractNum w:abstractNumId="18" w15:restartNumberingAfterBreak="0">
+    <w:nsid w:val="630E516A"/>
+    <w:multiLevelType w:val="hybridMultilevel"/>
+    <w:tmpl w:val="65BA23D4"/>
+    <w:lvl w:ilvl="0" w:tplc="240A000F">
+      <w:start w:val="1"/>
+      <w:numFmt w:val="decimal"/>
+      <w:lvlText w:val="%1."/>
+      <w:lvlJc w:val="left"/>
+      <w:pPr>
+        <w:ind w:left="720" w:hanging="360"/>
+      </w:pPr>
+      <w:rPr>
+        <w:rFonts w:hint="default"/>
+      </w:rPr>
+    </w:lvl>
+    <w:lvl w:ilvl="1" w:tplc="240A0019">
+      <w:start w:val="1"/>
+      <w:numFmt w:val="lowerLetter"/>
+      <w:lvlText w:val="%2."/>
+      <w:lvlJc w:val="left"/>
+      <w:pPr>
+        <w:ind w:left="1440" w:hanging="360"/>
+      </w:pPr>
+    </w:lvl>
+    <w:lvl w:ilvl="2" w:tplc="240A001B" w:tentative="1">
+      <w:start w:val="1"/>
+      <w:numFmt w:val="lowerRoman"/>
+      <w:lvlText w:val="%3."/>
+      <w:lvlJc w:val="right"/>
+      <w:pPr>
+        <w:ind w:left="2160" w:hanging="180"/>
+      </w:pPr>
+    </w:lvl>
+    <w:lvl w:ilvl="3" w:tplc="240A000F" w:tentative="1">
+      <w:start w:val="1"/>
+      <w:numFmt w:val="decimal"/>
+      <w:lvlText w:val="%4."/>
+      <w:lvlJc w:val="left"/>
+      <w:pPr>
+        <w:ind w:left="2880" w:hanging="360"/>
+      </w:pPr>
+    </w:lvl>
+    <w:lvl w:ilvl="4" w:tplc="240A0019" w:tentative="1">
+      <w:start w:val="1"/>
+      <w:numFmt w:val="lowerLetter"/>
+      <w:lvlText w:val="%5."/>
+      <w:lvlJc w:val="left"/>
+      <w:pPr>
+        <w:ind w:left="3600" w:hanging="360"/>
+      </w:pPr>
+    </w:lvl>
+    <w:lvl w:ilvl="5" w:tplc="240A001B" w:tentative="1">
+      <w:start w:val="1"/>
+      <w:numFmt w:val="lowerRoman"/>
+      <w:lvlText w:val="%6."/>
+      <w:lvlJc w:val="right"/>
+      <w:pPr>
+        <w:ind w:left="4320" w:hanging="180"/>
+      </w:pPr>
+    </w:lvl>
+    <w:lvl w:ilvl="6" w:tplc="240A000F" w:tentative="1">
+      <w:start w:val="1"/>
+      <w:numFmt w:val="decimal"/>
+      <w:lvlText w:val="%7."/>
+      <w:lvlJc w:val="left"/>
+      <w:pPr>
+        <w:ind w:left="5040" w:hanging="360"/>
+      </w:pPr>
+    </w:lvl>
+    <w:lvl w:ilvl="7" w:tplc="240A0019" w:tentative="1">
+      <w:start w:val="1"/>
+      <w:numFmt w:val="lowerLetter"/>
+      <w:lvlText w:val="%8."/>
+      <w:lvlJc w:val="left"/>
+      <w:pPr>
+        <w:ind w:left="5760" w:hanging="360"/>
+      </w:pPr>
+    </w:lvl>
+    <w:lvl w:ilvl="8" w:tplc="240A001B" w:tentative="1">
+      <w:start w:val="1"/>
+      <w:numFmt w:val="lowerRoman"/>
+      <w:lvlText w:val="%9."/>
+      <w:lvlJc w:val="right"/>
+      <w:pPr>
+        <w:ind w:left="6480" w:hanging="180"/>
+      </w:pPr>
+    </w:lvl>
+  </w:abstractNum>
+  <w:abstractNum w:abstractNumId="19" w15:restartNumberingAfterBreak="0">
+    <w:nsid w:val="64AC5977"/>
+    <w:multiLevelType w:val="hybridMultilevel"/>
+    <w:tmpl w:val="EEEEA532"/>
+    <w:lvl w:ilvl="0" w:tplc="240A000F">
+      <w:start w:val="1"/>
+      <w:numFmt w:val="decimal"/>
+      <w:lvlText w:val="%1."/>
+      <w:lvlJc w:val="left"/>
+      <w:pPr>
+        <w:ind w:left="720" w:hanging="360"/>
+      </w:pPr>
+    </w:lvl>
+    <w:lvl w:ilvl="1" w:tplc="240A0019" w:tentative="1">
+      <w:start w:val="1"/>
+      <w:numFmt w:val="lowerLetter"/>
+      <w:lvlText w:val="%2."/>
+      <w:lvlJc w:val="left"/>
+      <w:pPr>
+        <w:ind w:left="1440" w:hanging="360"/>
+      </w:pPr>
+    </w:lvl>
+    <w:lvl w:ilvl="2" w:tplc="240A001B" w:tentative="1">
+      <w:start w:val="1"/>
+      <w:numFmt w:val="lowerRoman"/>
+      <w:lvlText w:val="%3."/>
+      <w:lvlJc w:val="right"/>
+      <w:pPr>
+        <w:ind w:left="2160" w:hanging="180"/>
+      </w:pPr>
+    </w:lvl>
+    <w:lvl w:ilvl="3" w:tplc="240A000F" w:tentative="1">
+      <w:start w:val="1"/>
+      <w:numFmt w:val="decimal"/>
+      <w:lvlText w:val="%4."/>
+      <w:lvlJc w:val="left"/>
+      <w:pPr>
+        <w:ind w:left="2880" w:hanging="360"/>
+      </w:pPr>
+    </w:lvl>
+    <w:lvl w:ilvl="4" w:tplc="240A0019" w:tentative="1">
+      <w:start w:val="1"/>
+      <w:numFmt w:val="lowerLetter"/>
+      <w:lvlText w:val="%5."/>
+      <w:lvlJc w:val="left"/>
+      <w:pPr>
+        <w:ind w:left="3600" w:hanging="360"/>
+      </w:pPr>
+    </w:lvl>
+    <w:lvl w:ilvl="5" w:tplc="240A001B" w:tentative="1">
+      <w:start w:val="1"/>
+      <w:numFmt w:val="lowerRoman"/>
+      <w:lvlText w:val="%6."/>
+      <w:lvlJc w:val="right"/>
+      <w:pPr>
+        <w:ind w:left="4320" w:hanging="180"/>
+      </w:pPr>
+    </w:lvl>
+    <w:lvl w:ilvl="6" w:tplc="240A000F" w:tentative="1">
+      <w:start w:val="1"/>
+      <w:numFmt w:val="decimal"/>
+      <w:lvlText w:val="%7."/>
+      <w:lvlJc w:val="left"/>
+      <w:pPr>
+        <w:ind w:left="5040" w:hanging="360"/>
+      </w:pPr>
+    </w:lvl>
+    <w:lvl w:ilvl="7" w:tplc="240A0019" w:tentative="1">
+      <w:start w:val="1"/>
+      <w:numFmt w:val="lowerLetter"/>
+      <w:lvlText w:val="%8."/>
+      <w:lvlJc w:val="left"/>
+      <w:pPr>
+        <w:ind w:left="5760" w:hanging="360"/>
+      </w:pPr>
+    </w:lvl>
+    <w:lvl w:ilvl="8" w:tplc="240A001B" w:tentative="1">
+      <w:start w:val="1"/>
+      <w:numFmt w:val="lowerRoman"/>
+      <w:lvlText w:val="%9."/>
+      <w:lvlJc w:val="right"/>
+      <w:pPr>
+        <w:ind w:left="6480" w:hanging="180"/>
+      </w:pPr>
+    </w:lvl>
+  </w:abstractNum>
+  <w:abstractNum w:abstractNumId="20" w15:restartNumberingAfterBreak="0">
+    <w:nsid w:val="65A4215C"/>
+    <w:multiLevelType w:val="hybridMultilevel"/>
+    <w:tmpl w:val="FFB8C5E4"/>
+    <w:lvl w:ilvl="0" w:tplc="3C2CB188">
+      <w:start w:val="1"/>
+      <w:numFmt w:val="lowerLetter"/>
+      <w:lvlText w:val="%1)"/>
+      <w:lvlJc w:val="left"/>
+      <w:pPr>
+        <w:ind w:left="720" w:hanging="360"/>
+      </w:pPr>
+    </w:lvl>
+    <w:lvl w:ilvl="1" w:tplc="0C0A0019">
+      <w:start w:val="1"/>
+      <w:numFmt w:val="lowerLetter"/>
+      <w:lvlText w:val="%2."/>
+      <w:lvlJc w:val="left"/>
+      <w:pPr>
+        <w:ind w:left="1440" w:hanging="360"/>
+      </w:pPr>
+    </w:lvl>
+    <w:lvl w:ilvl="2" w:tplc="0C0A001B">
+      <w:start w:val="1"/>
+      <w:numFmt w:val="lowerRoman"/>
+      <w:lvlText w:val="%3."/>
+      <w:lvlJc w:val="right"/>
+      <w:pPr>
+        <w:ind w:left="2160" w:hanging="180"/>
+      </w:pPr>
+    </w:lvl>
+    <w:lvl w:ilvl="3" w:tplc="0C0A000F">
+      <w:start w:val="1"/>
+      <w:numFmt w:val="decimal"/>
+      <w:lvlText w:val="%4."/>
+      <w:lvlJc w:val="left"/>
+      <w:pPr>
+        <w:ind w:left="2880" w:hanging="360"/>
+      </w:pPr>
+    </w:lvl>
+    <w:lvl w:ilvl="4" w:tplc="0C0A0019">
+      <w:start w:val="1"/>
+      <w:numFmt w:val="lowerLetter"/>
+      <w:lvlText w:val="%5."/>
+      <w:lvlJc w:val="left"/>
+      <w:pPr>
+        <w:ind w:left="3600" w:hanging="360"/>
+      </w:pPr>
+    </w:lvl>
+    <w:lvl w:ilvl="5" w:tplc="0C0A001B">
+      <w:start w:val="1"/>
+      <w:numFmt w:val="lowerRoman"/>
+      <w:lvlText w:val="%6."/>
+      <w:lvlJc w:val="right"/>
+      <w:pPr>
+        <w:ind w:left="4320" w:hanging="180"/>
+      </w:pPr>
+    </w:lvl>
+    <w:lvl w:ilvl="6" w:tplc="0C0A000F">
+      <w:start w:val="1"/>
+      <w:numFmt w:val="decimal"/>
+      <w:lvlText w:val="%7."/>
+      <w:lvlJc w:val="left"/>
+      <w:pPr>
+        <w:ind w:left="5040" w:hanging="360"/>
+      </w:pPr>
+    </w:lvl>
+    <w:lvl w:ilvl="7" w:tplc="0C0A0019">
+      <w:start w:val="1"/>
+      <w:numFmt w:val="lowerLetter"/>
+      <w:lvlText w:val="%8."/>
+      <w:lvlJc w:val="left"/>
+      <w:pPr>
+        <w:ind w:left="5760" w:hanging="360"/>
+      </w:pPr>
+    </w:lvl>
+    <w:lvl w:ilvl="8" w:tplc="0C0A001B">
+      <w:start w:val="1"/>
+      <w:numFmt w:val="lowerRoman"/>
+      <w:lvlText w:val="%9."/>
+      <w:lvlJc w:val="right"/>
+      <w:pPr>
+        <w:ind w:left="6480" w:hanging="180"/>
+      </w:pPr>
+    </w:lvl>
+  </w:abstractNum>
+  <w:abstractNum w:abstractNumId="21" w15:restartNumberingAfterBreak="0">
+    <w:nsid w:val="76A277B2"/>
+    <w:multiLevelType w:val="hybridMultilevel"/>
+    <w:tmpl w:val="F29E3962"/>
+    <w:lvl w:ilvl="0" w:tplc="240A000D">
+      <w:start w:val="1"/>
+      <w:numFmt w:val="bullet"/>
+      <w:lvlText w:val=""/>
+      <w:lvlJc w:val="left"/>
+      <w:pPr>
+        <w:ind w:left="720" w:hanging="360"/>
+      </w:pPr>
+      <w:rPr>
+        <w:rFonts w:ascii="Wingdings" w:hAnsi="Wingdings" w:hint="default"/>
+      </w:rPr>
+    </w:lvl>
+    <w:lvl w:ilvl="1" w:tplc="240A0003" w:tentative="1">
+      <w:start w:val="1"/>
+      <w:numFmt w:val="bullet"/>
+      <w:lvlText w:val="o"/>
+      <w:lvlJc w:val="left"/>
+      <w:pPr>
+        <w:ind w:left="1440" w:hanging="360"/>
+      </w:pPr>
+      <w:rPr>
+        <w:rFonts w:ascii="Courier New" w:hAnsi="Courier New" w:cs="Courier New" w:hint="default"/>
+      </w:rPr>
+    </w:lvl>
+    <w:lvl w:ilvl="2" w:tplc="240A0005" w:tentative="1">
+      <w:start w:val="1"/>
+      <w:numFmt w:val="bullet"/>
+      <w:lvlText w:val=""/>
+      <w:lvlJc w:val="left"/>
+      <w:pPr>
+        <w:ind w:left="2160" w:hanging="360"/>
+      </w:pPr>
+      <w:rPr>
+        <w:rFonts w:ascii="Wingdings" w:hAnsi="Wingdings" w:hint="default"/>
+      </w:rPr>
+    </w:lvl>
+    <w:lvl w:ilvl="3" w:tplc="240A0001" w:tentative="1">
+      <w:start w:val="1"/>
+      <w:numFmt w:val="bullet"/>
+      <w:lvlText w:val=""/>
+      <w:lvlJc w:val="left"/>
+      <w:pPr>
+        <w:ind w:left="2880" w:hanging="360"/>
+      </w:pPr>
+      <w:rPr>
+        <w:rFonts w:ascii="Symbol" w:hAnsi="Symbol" w:hint="default"/>
+      </w:rPr>
+    </w:lvl>
+    <w:lvl w:ilvl="4" w:tplc="240A0003" w:tentative="1">
+      <w:start w:val="1"/>
+      <w:numFmt w:val="bullet"/>
+      <w:lvlText w:val="o"/>
+      <w:lvlJc w:val="left"/>
+      <w:pPr>
+        <w:ind w:left="3600" w:hanging="360"/>
+      </w:pPr>
+      <w:rPr>
+        <w:rFonts w:ascii="Courier New" w:hAnsi="Courier New" w:cs="Courier New" w:hint="default"/>
+      </w:rPr>
+    </w:lvl>
+    <w:lvl w:ilvl="5" w:tplc="240A0005" w:tentative="1">
+      <w:start w:val="1"/>
+      <w:numFmt w:val="bullet"/>
+      <w:lvlText w:val=""/>
+      <w:lvlJc w:val="left"/>
+      <w:pPr>
+        <w:ind w:left="4320" w:hanging="360"/>
+      </w:pPr>
+      <w:rPr>
+        <w:rFonts w:ascii="Wingdings" w:hAnsi="Wingdings" w:hint="default"/>
+      </w:rPr>
+    </w:lvl>
+    <w:lvl w:ilvl="6" w:tplc="240A0001" w:tentative="1">
+      <w:start w:val="1"/>
+      <w:numFmt w:val="bullet"/>
+      <w:lvlText w:val=""/>
+      <w:lvlJc w:val="left"/>
+      <w:pPr>
+        <w:ind w:left="5040" w:hanging="360"/>
+      </w:pPr>
+      <w:rPr>
+        <w:rFonts w:ascii="Symbol" w:hAnsi="Symbol" w:hint="default"/>
+      </w:rPr>
+    </w:lvl>
+    <w:lvl w:ilvl="7" w:tplc="240A0003" w:tentative="1">
+      <w:start w:val="1"/>
+      <w:numFmt w:val="bullet"/>
+      <w:lvlText w:val="o"/>
+      <w:lvlJc w:val="left"/>
+      <w:pPr>
+        <w:ind w:left="5760" w:hanging="360"/>
+      </w:pPr>
+      <w:rPr>
+        <w:rFonts w:ascii="Courier New" w:hAnsi="Courier New" w:cs="Courier New" w:hint="default"/>
+      </w:rPr>
+    </w:lvl>
+    <w:lvl w:ilvl="8" w:tplc="240A0005" w:tentative="1">
+      <w:start w:val="1"/>
+      <w:numFmt w:val="bullet"/>
+      <w:lvlText w:val=""/>
+      <w:lvlJc w:val="left"/>
+      <w:pPr>
+        <w:ind w:left="6480" w:hanging="360"/>
+      </w:pPr>
+      <w:rPr>
+        <w:rFonts w:ascii="Wingdings" w:hAnsi="Wingdings" w:hint="default"/>
+      </w:rPr>
+    </w:lvl>
+  </w:abstractNum>
+  <w:abstractNum w:abstractNumId="22" w15:restartNumberingAfterBreak="0">
+    <w:nsid w:val="7893694E"/>
+    <w:multiLevelType w:val="hybridMultilevel"/>
+    <w:tmpl w:val="F10E5A20"/>
+    <w:lvl w:ilvl="0" w:tplc="240A000F">
+      <w:start w:val="1"/>
+      <w:numFmt w:val="decimal"/>
+      <w:lvlText w:val="%1."/>
+      <w:lvlJc w:val="left"/>
+      <w:pPr>
+        <w:ind w:left="360" w:hanging="360"/>
+      </w:pPr>
+    </w:lvl>
+    <w:lvl w:ilvl="1" w:tplc="240A0019" w:tentative="1">
+      <w:start w:val="1"/>
+      <w:numFmt w:val="lowerLetter"/>
+      <w:lvlText w:val="%2."/>
+      <w:lvlJc w:val="left"/>
+      <w:pPr>
+        <w:ind w:left="1080" w:hanging="360"/>
+      </w:pPr>
+    </w:lvl>
+    <w:lvl w:ilvl="2" w:tplc="240A001B" w:tentative="1">
+      <w:start w:val="1"/>
+      <w:numFmt w:val="lowerRoman"/>
+      <w:lvlText w:val="%3."/>
+      <w:lvlJc w:val="right"/>
+      <w:pPr>
+        <w:ind w:left="1800" w:hanging="180"/>
+      </w:pPr>
+    </w:lvl>
+    <w:lvl w:ilvl="3" w:tplc="240A000F" w:tentative="1">
+      <w:start w:val="1"/>
+      <w:numFmt w:val="decimal"/>
+      <w:lvlText w:val="%4."/>
+      <w:lvlJc w:val="left"/>
+      <w:pPr>
+        <w:ind w:left="2520" w:hanging="360"/>
+      </w:pPr>
+    </w:lvl>
+    <w:lvl w:ilvl="4" w:tplc="240A0019" w:tentative="1">
+      <w:start w:val="1"/>
+      <w:numFmt w:val="lowerLetter"/>
+      <w:lvlText w:val="%5."/>
+      <w:lvlJc w:val="left"/>
+      <w:pPr>
+        <w:ind w:left="3240" w:hanging="360"/>
+      </w:pPr>
+    </w:lvl>
+    <w:lvl w:ilvl="5" w:tplc="240A001B" w:tentative="1">
+      <w:start w:val="1"/>
+      <w:numFmt w:val="lowerRoman"/>
+      <w:lvlText w:val="%6."/>
+      <w:lvlJc w:val="right"/>
+      <w:pPr>
+        <w:ind w:left="3960" w:hanging="180"/>
+      </w:pPr>
+    </w:lvl>
+    <w:lvl w:ilvl="6" w:tplc="240A000F" w:tentative="1">
+      <w:start w:val="1"/>
+      <w:numFmt w:val="decimal"/>
+      <w:lvlText w:val="%7."/>
+      <w:lvlJc w:val="left"/>
+      <w:pPr>
+        <w:ind w:left="4680" w:hanging="360"/>
+      </w:pPr>
+    </w:lvl>
+    <w:lvl w:ilvl="7" w:tplc="240A0019" w:tentative="1">
+      <w:start w:val="1"/>
+      <w:numFmt w:val="lowerLetter"/>
+      <w:lvlText w:val="%8."/>
+      <w:lvlJc w:val="left"/>
+      <w:pPr>
+        <w:ind w:left="5400" w:hanging="360"/>
+      </w:pPr>
+    </w:lvl>
+    <w:lvl w:ilvl="8" w:tplc="240A001B" w:tentative="1">
+      <w:start w:val="1"/>
+      <w:numFmt w:val="lowerRoman"/>
+      <w:lvlText w:val="%9."/>
+      <w:lvlJc w:val="right"/>
+      <w:pPr>
+        <w:ind w:left="6120" w:hanging="180"/>
+      </w:pPr>
+    </w:lvl>
+  </w:abstractNum>
+  <w:abstractNum w:abstractNumId="23" w15:restartNumberingAfterBreak="0">
+    <w:nsid w:val="7B717862"/>
+    <w:multiLevelType w:val="hybridMultilevel"/>
+    <w:tmpl w:val="4630F930"/>
+    <w:lvl w:ilvl="0" w:tplc="240A000F">
+      <w:start w:val="1"/>
+      <w:numFmt w:val="decimal"/>
+      <w:lvlText w:val="%1."/>
+      <w:lvlJc w:val="left"/>
+      <w:pPr>
+        <w:ind w:left="720" w:hanging="360"/>
+      </w:pPr>
+      <w:rPr>
+        <w:rFonts w:hint="default"/>
+      </w:rPr>
+    </w:lvl>
+    <w:lvl w:ilvl="1" w:tplc="240A0019" w:tentative="1">
+      <w:start w:val="1"/>
+      <w:numFmt w:val="lowerLetter"/>
+      <w:lvlText w:val="%2."/>
+      <w:lvlJc w:val="left"/>
+      <w:pPr>
+        <w:ind w:left="1440" w:hanging="360"/>
+      </w:pPr>
+    </w:lvl>
+    <w:lvl w:ilvl="2" w:tplc="240A001B" w:tentative="1">
+      <w:start w:val="1"/>
+      <w:numFmt w:val="lowerRoman"/>
+      <w:lvlText w:val="%3."/>
+      <w:lvlJc w:val="right"/>
+      <w:pPr>
+        <w:ind w:left="2160" w:hanging="180"/>
+      </w:pPr>
+    </w:lvl>
+    <w:lvl w:ilvl="3" w:tplc="240A000F" w:tentative="1">
+      <w:start w:val="1"/>
+      <w:numFmt w:val="decimal"/>
+      <w:lvlText w:val="%4."/>
+      <w:lvlJc w:val="left"/>
+      <w:pPr>
+        <w:ind w:left="2880" w:hanging="360"/>
+      </w:pPr>
+    </w:lvl>
+    <w:lvl w:ilvl="4" w:tplc="240A0019" w:tentative="1">
+      <w:start w:val="1"/>
+      <w:numFmt w:val="lowerLetter"/>
+      <w:lvlText w:val="%5."/>
+      <w:lvlJc w:val="left"/>
+      <w:pPr>
+        <w:ind w:left="3600" w:hanging="360"/>
+      </w:pPr>
+    </w:lvl>
+    <w:lvl w:ilvl="5" w:tplc="240A001B" w:tentative="1">
+      <w:start w:val="1"/>
+      <w:numFmt w:val="lowerRoman"/>
+      <w:lvlText w:val="%6."/>
+      <w:lvlJc w:val="right"/>
+      <w:pPr>
+        <w:ind w:left="4320" w:hanging="180"/>
+      </w:pPr>
+    </w:lvl>
+    <w:lvl w:ilvl="6" w:tplc="240A000F" w:tentative="1">
+      <w:start w:val="1"/>
+      <w:numFmt w:val="decimal"/>
+      <w:lvlText w:val="%7."/>
+      <w:lvlJc w:val="left"/>
+      <w:pPr>
+        <w:ind w:left="5040" w:hanging="360"/>
+      </w:pPr>
+    </w:lvl>
+    <w:lvl w:ilvl="7" w:tplc="240A0019" w:tentative="1">
+      <w:start w:val="1"/>
+      <w:numFmt w:val="lowerLetter"/>
+      <w:lvlText w:val="%8."/>
+      <w:lvlJc w:val="left"/>
+      <w:pPr>
+        <w:ind w:left="5760" w:hanging="360"/>
+      </w:pPr>
+    </w:lvl>
+    <w:lvl w:ilvl="8" w:tplc="240A001B" w:tentative="1">
+      <w:start w:val="1"/>
+      <w:numFmt w:val="lowerRoman"/>
+      <w:lvlText w:val="%9."/>
+      <w:lvlJc w:val="right"/>
+      <w:pPr>
+        <w:ind w:left="6480" w:hanging="180"/>
+      </w:pPr>
+    </w:lvl>
+  </w:abstractNum>
+  <w:num w:numId="1" w16cid:durableId="1486824243">
+    <w:abstractNumId w:val="0"/>
+  </w:num>
+  <w:num w:numId="2" w16cid:durableId="879393027">
+    <w:abstractNumId w:val="4"/>
+  </w:num>
+  <w:num w:numId="3" w16cid:durableId="1249844455">
+    <w:abstractNumId w:val="2"/>
+  </w:num>
+  <w:num w:numId="4" w16cid:durableId="600987523">
+    <w:abstractNumId w:val="13"/>
+  </w:num>
+  <w:num w:numId="5" w16cid:durableId="152529848">
+    <w:abstractNumId w:val="19"/>
+  </w:num>
+  <w:num w:numId="6" w16cid:durableId="177887006">
+    <w:abstractNumId w:val="16"/>
+  </w:num>
+  <w:num w:numId="7" w16cid:durableId="1197349682">
+    <w:abstractNumId w:val="17"/>
+  </w:num>
+  <w:num w:numId="8" w16cid:durableId="584071463">
+    <w:abstractNumId w:val="1"/>
+  </w:num>
+  <w:num w:numId="9" w16cid:durableId="1264873208">
+    <w:abstractNumId w:val="7"/>
+  </w:num>
+  <w:num w:numId="10" w16cid:durableId="1260017588">
+    <w:abstractNumId w:val="21"/>
+  </w:num>
+  <w:num w:numId="11" w16cid:durableId="1367291222">
+    <w:abstractNumId w:val="6"/>
+  </w:num>
+  <w:num w:numId="12" w16cid:durableId="919410847">
+    <w:abstractNumId w:val="12"/>
+  </w:num>
+  <w:num w:numId="13" w16cid:durableId="734621909">
+    <w:abstractNumId w:val="22"/>
+  </w:num>
+  <w:num w:numId="14" w16cid:durableId="1825855837">
+    <w:abstractNumId w:val="5"/>
+  </w:num>
+  <w:num w:numId="15" w16cid:durableId="435903904">
+    <w:abstractNumId w:val="14"/>
+  </w:num>
+  <w:num w:numId="16" w16cid:durableId="1343972397">
+    <w:abstractNumId w:val="8"/>
+  </w:num>
+  <w:num w:numId="17" w16cid:durableId="271743691">
+    <w:abstractNumId w:val="11"/>
+  </w:num>
+  <w:num w:numId="18" w16cid:durableId="59789775">
+    <w:abstractNumId w:val="15"/>
+  </w:num>
+  <w:num w:numId="19" w16cid:durableId="1829252057">
+    <w:abstractNumId w:val="10"/>
+  </w:num>
+  <w:num w:numId="20" w16cid:durableId="1971935214">
+    <w:abstractNumId w:val="3"/>
+  </w:num>
+  <w:num w:numId="21" w16cid:durableId="2145197701">
+    <w:abstractNumId w:val="9"/>
+  </w:num>
+  <w:num w:numId="22" w16cid:durableId="522134225">
+    <w:abstractNumId w:val="23"/>
+  </w:num>
+  <w:num w:numId="23" w16cid:durableId="218789407">
+    <w:abstractNumId w:val="18"/>
+  </w:num>
+  <w:num w:numId="24" w16cid:durableId="125123486">
+    <w:abstractNumId w:val="20"/>
+    <w:lvlOverride w:ilvl="0">
+      <w:startOverride w:val="1"/>
+    </w:lvlOverride>
+    <w:lvlOverride w:ilvl="1">
+      <w:startOverride w:val="1"/>
+    </w:lvlOverride>
+    <w:lvlOverride w:ilvl="2">
+      <w:startOverride w:val="1"/>
+    </w:lvlOverride>
+    <w:lvlOverride w:ilvl="3">
+      <w:startOverride w:val="1"/>
+    </w:lvlOverride>
+    <w:lvlOverride w:ilvl="4">
+      <w:startOverride w:val="1"/>
+    </w:lvlOverride>
+    <w:lvlOverride w:ilvl="5">
+      <w:startOverride w:val="1"/>
+    </w:lvlOverride>
+    <w:lvlOverride w:ilvl="6">
+      <w:startOverride w:val="1"/>
+    </w:lvlOverride>
+    <w:lvlOverride w:ilvl="7">
+      <w:startOverride w:val="1"/>
+    </w:lvlOverride>
+    <w:lvlOverride w:ilvl="8">
+      <w:startOverride w:val="1"/>
+    </w:lvlOverride>
+  </w:num>
+</w:numbering>
+</file>
+
 <file path=word/styles.xml><?xml version="1.0" encoding="utf-8"?>
 <w:styles xmlns:mc="http://schemas.openxmlformats.org/markup-compatibility/2006" xmlns:r="http://schemas.openxmlformats.org/officeDocument/2006/relationships" xmlns:w="http://schemas.openxmlformats.org/wordprocessingml/2006/main" xmlns:w14="http://schemas.microsoft.com/office/word/2010/wordml" xmlns:w15="http://schemas.microsoft.com/office/word/2012/wordml" xmlns:w16cex="http://schemas.microsoft.com/office/word/2018/wordml/cex" xmlns:w16cid="http://schemas.microsoft.com/office/word/2016/wordml/cid" xmlns:w16="http://schemas.microsoft.com/office/word/2018/wordml" xmlns:w16du="http://schemas.microsoft.com/office/word/2023/wordml/word16du" xmlns:w16sdtdh="http://schemas.microsoft.com/office/word/2020/wordml/sdtdatahash" xmlns:w16sdtfl="http://schemas.microsoft.com/office/word/2024/wordml/sdtformatlock" xmlns:w16se="http://schemas.microsoft.com/office/word/2015/wordml/symex" mc:Ignorable="w14 w15 w16se w16cid w16 w16cex w16sdtdh w16sdtfl w16du">
   <w:docDefaults>
     <w:rPrDefault>
       <w:rPr>
-        <w:rFonts w:ascii="Liberation Serif" w:eastAsia="Liberation Serif" w:hAnsi="Liberation Serif" w:cs="Liberation Serif"/>
-        <w:sz w:val="24"/>
-        <w:szCs w:val="24"/>
-        <w:lang w:val="es-CO" w:eastAsia="es-ES" w:bidi="ar-SA"/>
+        <w:rFonts w:ascii="Times New Roman" w:eastAsia="Times New Roman" w:hAnsi="Times New Roman" w:cs="Times New Roman"/>
+        <w:lang w:val="es-CO" w:eastAsia="es-CO" w:bidi="ar-SA"/>
       </w:rPr>
     </w:rPrDefault>
-    <w:pPrDefault>
-      <w:pPr>
-        <w:widowControl w:val="0"/>
-      </w:pPr>
-    </w:pPrDefault>
+    <w:pPrDefault/>
   </w:docDefaults>
   <w:latentStyles w:defLockedState="0" w:defUIPriority="99" w:defSemiHidden="0" w:defUnhideWhenUsed="0" w:defQFormat="0" w:count="376">
     <w:lsdException w:name="Normal" w:uiPriority="0" w:qFormat="1"/>
-    <w:lsdException w:name="heading 1" w:uiPriority="9" w:qFormat="1"/>
-    <w:lsdException w:name="heading 2" w:semiHidden="1" w:uiPriority="9" w:unhideWhenUsed="1" w:qFormat="1"/>
-    <w:lsdException w:name="heading 3" w:semiHidden="1" w:uiPriority="9" w:unhideWhenUsed="1" w:qFormat="1"/>
+    <w:lsdException w:name="heading 1" w:uiPriority="1" w:qFormat="1"/>
+    <w:lsdException w:name="heading 2" w:uiPriority="0" w:qFormat="1"/>
+    <w:lsdException w:name="heading 3" w:uiPriority="1" w:qFormat="1"/>
     <w:lsdException w:name="heading 4" w:semiHidden="1" w:uiPriority="9" w:unhideWhenUsed="1" w:qFormat="1"/>
     <w:lsdException w:name="heading 5" w:semiHidden="1" w:uiPriority="9" w:unhideWhenUsed="1" w:qFormat="1"/>
     <w:lsdException w:name="heading 6" w:semiHidden="1" w:uiPriority="9" w:unhideWhenUsed="1" w:qFormat="1"/>
@@ -2768,7 +6348,7 @@
     <w:lsdException w:name="footnote text" w:semiHidden="1" w:unhideWhenUsed="1"/>
     <w:lsdException w:name="annotation text" w:semiHidden="1" w:unhideWhenUsed="1"/>
     <w:lsdException w:name="header" w:semiHidden="1" w:unhideWhenUsed="1"/>
-    <w:lsdException w:name="footer" w:semiHidden="1" w:unhideWhenUsed="1"/>
+    <w:lsdException w:name="footer" w:semiHidden="1" w:unhideWhenUsed="1" w:qFormat="1"/>
     <w:lsdException w:name="index heading" w:semiHidden="1" w:unhideWhenUsed="1"/>
     <w:lsdException w:name="caption" w:semiHidden="1" w:uiPriority="35" w:unhideWhenUsed="1" w:qFormat="1"/>
     <w:lsdException w:name="table of figures" w:semiHidden="1" w:unhideWhenUsed="1"/>
@@ -2798,11 +6378,11 @@
     <w:lsdException w:name="List Number 3" w:semiHidden="1" w:unhideWhenUsed="1"/>
     <w:lsdException w:name="List Number 4" w:semiHidden="1" w:unhideWhenUsed="1"/>
     <w:lsdException w:name="List Number 5" w:semiHidden="1" w:unhideWhenUsed="1"/>
-    <w:lsdException w:name="Title" w:uiPriority="10" w:qFormat="1"/>
+    <w:lsdException w:name="Title" w:uiPriority="0" w:qFormat="1"/>
     <w:lsdException w:name="Closing" w:semiHidden="1" w:unhideWhenUsed="1"/>
     <w:lsdException w:name="Signature" w:semiHidden="1" w:unhideWhenUsed="1"/>
     <w:lsdException w:name="Default Paragraph Font" w:semiHidden="1" w:uiPriority="1" w:unhideWhenUsed="1"/>
-    <w:lsdException w:name="Body Text" w:semiHidden="1" w:unhideWhenUsed="1"/>
+    <w:lsdException w:name="Body Text" w:semiHidden="1" w:uiPriority="0" w:unhideWhenUsed="1" w:qFormat="1"/>
     <w:lsdException w:name="Body Text Indent" w:semiHidden="1" w:unhideWhenUsed="1"/>
     <w:lsdException w:name="List Continue" w:semiHidden="1" w:unhideWhenUsed="1"/>
     <w:lsdException w:name="List Continue 2" w:semiHidden="1" w:unhideWhenUsed="1"/>
@@ -2821,7 +6401,7 @@
     <w:lsdException w:name="Body Text Indent 2" w:semiHidden="1" w:unhideWhenUsed="1"/>
     <w:lsdException w:name="Body Text Indent 3" w:semiHidden="1" w:unhideWhenUsed="1"/>
     <w:lsdException w:name="Block Text" w:semiHidden="1" w:unhideWhenUsed="1"/>
-    <w:lsdException w:name="Hyperlink" w:semiHidden="1" w:unhideWhenUsed="1"/>
+    <w:lsdException w:name="Hyperlink" w:semiHidden="1" w:uiPriority="0" w:unhideWhenUsed="1"/>
     <w:lsdException w:name="FollowedHyperlink" w:semiHidden="1" w:unhideWhenUsed="1"/>
     <w:lsdException w:name="Strong" w:uiPriority="22" w:qFormat="1"/>
     <w:lsdException w:name="Emphasis" w:uiPriority="20" w:qFormat="1"/>
@@ -2842,7 +6422,7 @@
     <w:lsdException w:name="HTML Typewriter" w:semiHidden="1" w:unhideWhenUsed="1"/>
     <w:lsdException w:name="HTML Variable" w:semiHidden="1" w:unhideWhenUsed="1"/>
     <w:lsdException w:name="Normal Table" w:semiHidden="1" w:unhideWhenUsed="1"/>
-    <w:lsdException w:name="annotation subject" w:semiHidden="1" w:unhideWhenUsed="1"/>
+    <w:lsdException w:name="annotation subject" w:semiHidden="1" w:uiPriority="0" w:unhideWhenUsed="1"/>
     <w:lsdException w:name="No List" w:semiHidden="1" w:unhideWhenUsed="1"/>
     <w:lsdException w:name="Outline List 1" w:semiHidden="1" w:unhideWhenUsed="1"/>
     <w:lsdException w:name="Outline List 2" w:semiHidden="1" w:unhideWhenUsed="1"/>
@@ -2890,7 +6470,7 @@
     <w:lsdException w:name="Table Web 2" w:semiHidden="1" w:unhideWhenUsed="1"/>
     <w:lsdException w:name="Table Web 3" w:semiHidden="1" w:unhideWhenUsed="1"/>
     <w:lsdException w:name="Balloon Text" w:semiHidden="1" w:unhideWhenUsed="1"/>
-    <w:lsdException w:name="Table Grid" w:uiPriority="39"/>
+    <w:lsdException w:name="Table Grid" w:uiPriority="0"/>
     <w:lsdException w:name="Table Theme" w:semiHidden="1" w:unhideWhenUsed="1"/>
     <w:lsdException w:name="Placeholder Text" w:semiHidden="1"/>
     <w:lsdException w:name="No Spacing" w:uiPriority="1" w:qFormat="1"/>
@@ -3116,120 +6696,83 @@
   <w:style w:type="paragraph" w:default="1" w:styleId="Normal">
     <w:name w:val="Normal"/>
     <w:qFormat/>
+    <w:rsid w:val="0007412C"/>
+    <w:pPr>
+      <w:widowControl w:val="0"/>
+      <w:suppressAutoHyphens/>
+    </w:pPr>
+    <w:rPr>
+      <w:rFonts w:ascii="Liberation Serif" w:eastAsia="DejaVu Sans" w:hAnsi="Liberation Serif"/>
+      <w:kern w:val="1"/>
+      <w:sz w:val="24"/>
+      <w:szCs w:val="24"/>
+    </w:rPr>
   </w:style>
   <w:style w:type="paragraph" w:styleId="Ttulo1">
     <w:name w:val="heading 1"/>
     <w:basedOn w:val="Normal"/>
     <w:next w:val="Normal"/>
-    <w:uiPriority w:val="9"/>
+    <w:uiPriority w:val="1"/>
     <w:qFormat/>
     <w:pPr>
       <w:keepNext/>
+      <w:numPr>
+        <w:numId w:val="1"/>
+      </w:numPr>
       <w:spacing w:before="120" w:after="120"/>
       <w:jc w:val="center"/>
       <w:outlineLvl w:val="0"/>
     </w:pPr>
     <w:rPr>
-      <w:rFonts w:ascii="Arial" w:eastAsia="Arial" w:hAnsi="Arial" w:cs="Arial"/>
+      <w:rFonts w:ascii="Arial" w:hAnsi="Arial" w:cs="Arial"/>
       <w:b/>
+      <w:bCs/>
     </w:rPr>
   </w:style>
   <w:style w:type="paragraph" w:styleId="Ttulo2">
     <w:name w:val="heading 2"/>
     <w:basedOn w:val="Normal"/>
     <w:next w:val="Normal"/>
-    <w:uiPriority w:val="9"/>
-    <w:semiHidden/>
-    <w:unhideWhenUsed/>
+    <w:link w:val="Ttulo2Car"/>
     <w:qFormat/>
     <w:pPr>
       <w:keepNext/>
+      <w:numPr>
+        <w:ilvl w:val="1"/>
+        <w:numId w:val="1"/>
+      </w:numPr>
       <w:spacing w:before="120" w:after="120"/>
       <w:jc w:val="center"/>
       <w:outlineLvl w:val="1"/>
     </w:pPr>
     <w:rPr>
-      <w:rFonts w:ascii="Arial" w:eastAsia="Arial" w:hAnsi="Arial" w:cs="Arial"/>
+      <w:rFonts w:ascii="Arial" w:hAnsi="Arial" w:cs="Arial"/>
       <w:b/>
+      <w:bCs/>
       <w:sz w:val="22"/>
-      <w:szCs w:val="22"/>
     </w:rPr>
   </w:style>
   <w:style w:type="paragraph" w:styleId="Ttulo3">
     <w:name w:val="heading 3"/>
     <w:basedOn w:val="Normal"/>
     <w:next w:val="Normal"/>
-    <w:uiPriority w:val="9"/>
-    <w:semiHidden/>
-    <w:unhideWhenUsed/>
+    <w:uiPriority w:val="1"/>
     <w:qFormat/>
     <w:pPr>
       <w:keepNext/>
+      <w:numPr>
+        <w:ilvl w:val="2"/>
+        <w:numId w:val="1"/>
+      </w:numPr>
+      <w:autoSpaceDE w:val="0"/>
       <w:ind w:left="360"/>
       <w:jc w:val="center"/>
       <w:outlineLvl w:val="2"/>
     </w:pPr>
     <w:rPr>
-      <w:rFonts w:ascii="Arial" w:eastAsia="Arial" w:hAnsi="Arial" w:cs="Arial"/>
+      <w:rFonts w:ascii="Arial" w:hAnsi="Arial"/>
       <w:b/>
-    </w:rPr>
-  </w:style>
-  <w:style w:type="paragraph" w:styleId="Ttulo4">
-    <w:name w:val="heading 4"/>
-    <w:basedOn w:val="Normal"/>
-    <w:next w:val="Normal"/>
-    <w:uiPriority w:val="9"/>
-    <w:semiHidden/>
-    <w:unhideWhenUsed/>
-    <w:qFormat/>
-    <w:pPr>
-      <w:keepNext/>
-      <w:keepLines/>
-      <w:spacing w:before="240" w:after="40"/>
-      <w:outlineLvl w:val="3"/>
-    </w:pPr>
-    <w:rPr>
-      <w:b/>
-    </w:rPr>
-  </w:style>
-  <w:style w:type="paragraph" w:styleId="Ttulo5">
-    <w:name w:val="heading 5"/>
-    <w:basedOn w:val="Normal"/>
-    <w:next w:val="Normal"/>
-    <w:uiPriority w:val="9"/>
-    <w:semiHidden/>
-    <w:unhideWhenUsed/>
-    <w:qFormat/>
-    <w:pPr>
-      <w:keepNext/>
-      <w:keepLines/>
-      <w:spacing w:before="220" w:after="40"/>
-      <w:outlineLvl w:val="4"/>
-    </w:pPr>
-    <w:rPr>
-      <w:b/>
-      <w:sz w:val="22"/>
-      <w:szCs w:val="22"/>
-    </w:rPr>
-  </w:style>
-  <w:style w:type="paragraph" w:styleId="Ttulo6">
-    <w:name w:val="heading 6"/>
-    <w:basedOn w:val="Normal"/>
-    <w:next w:val="Normal"/>
-    <w:uiPriority w:val="9"/>
-    <w:semiHidden/>
-    <w:unhideWhenUsed/>
-    <w:qFormat/>
-    <w:pPr>
-      <w:keepNext/>
-      <w:keepLines/>
-      <w:spacing w:before="200" w:after="40"/>
-      <w:outlineLvl w:val="5"/>
-    </w:pPr>
-    <w:rPr>
-      <w:b/>
-      <w:sz w:val="20"/>
-      <w:szCs w:val="20"/>
+      <w:bCs/>
     </w:rPr>
   </w:style>
   <w:style w:type="paragraph" w:styleId="Ttulo9">
@@ -3283,34 +6826,6 @@
     <w:uiPriority w:val="99"/>
     <w:semiHidden/>
     <w:unhideWhenUsed/>
-  </w:style>
-  <w:style w:type="table" w:customStyle="1" w:styleId="TableNormal">
-    <w:name w:val="TableNormal"/>
-    <w:tblPr>
-      <w:tblCellMar>
-        <w:top w:w="0" w:type="dxa"/>
-        <w:left w:w="0" w:type="dxa"/>
-        <w:bottom w:w="0" w:type="dxa"/>
-        <w:right w:w="0" w:type="dxa"/>
-      </w:tblCellMar>
-    </w:tblPr>
-  </w:style>
-  <w:style w:type="paragraph" w:styleId="Ttulo">
-    <w:name w:val="Title"/>
-    <w:basedOn w:val="Normal"/>
-    <w:next w:val="Normal"/>
-    <w:uiPriority w:val="10"/>
-    <w:qFormat/>
-    <w:pPr>
-      <w:widowControl/>
-      <w:jc w:val="center"/>
-    </w:pPr>
-    <w:rPr>
-      <w:rFonts w:ascii="Tahoma" w:eastAsia="Tahoma" w:hAnsi="Tahoma" w:cs="Tahoma"/>
-      <w:b/>
-      <w:sz w:val="20"/>
-      <w:szCs w:val="20"/>
-    </w:rPr>
   </w:style>
   <w:style w:type="character" w:customStyle="1" w:styleId="Fuentedeprrafopredeter1">
     <w:name w:val="Fuente de párrafo predeter.1"/>
@@ -3384,11 +6899,14 @@
   <w:style w:type="paragraph" w:customStyle="1" w:styleId="Normal1">
     <w:name w:val="Normal1"/>
     <w:pPr>
+      <w:widowControl w:val="0"/>
       <w:suppressAutoHyphens/>
     </w:pPr>
     <w:rPr>
-      <w:rFonts w:eastAsia="DejaVu Sans"/>
+      <w:rFonts w:ascii="Liberation Serif" w:eastAsia="DejaVu Sans" w:hAnsi="Liberation Serif"/>
       <w:kern w:val="1"/>
+      <w:sz w:val="24"/>
+      <w:szCs w:val="24"/>
       <w:lang w:val="es-ES"/>
     </w:rPr>
   </w:style>
@@ -3449,11 +6967,13 @@
     <w:rsid w:val="004A444E"/>
     <w:pPr>
       <w:widowControl/>
+      <w:suppressAutoHyphens w:val="0"/>
       <w:spacing w:before="100" w:beforeAutospacing="1" w:after="119"/>
     </w:pPr>
     <w:rPr>
       <w:rFonts w:ascii="Times New Roman" w:eastAsia="Times New Roman" w:hAnsi="Times New Roman"/>
-      <w:lang w:val="es-ES"/>
+      <w:kern w:val="0"/>
+      <w:lang w:val="es-ES" w:eastAsia="es-ES"/>
     </w:rPr>
   </w:style>
   <w:style w:type="table" w:styleId="Tablaconcuadrcula">
@@ -3479,11 +6999,14 @@
     <w:qFormat/>
     <w:rsid w:val="00E74C72"/>
     <w:pPr>
+      <w:widowControl w:val="0"/>
       <w:suppressAutoHyphens/>
     </w:pPr>
     <w:rPr>
-      <w:rFonts w:eastAsia="DejaVu Sans"/>
+      <w:rFonts w:ascii="Liberation Serif" w:eastAsia="DejaVu Sans" w:hAnsi="Liberation Serif"/>
       <w:kern w:val="1"/>
+      <w:sz w:val="24"/>
+      <w:szCs w:val="24"/>
     </w:rPr>
   </w:style>
   <w:style w:type="paragraph" w:styleId="Textodeglobo">
@@ -3603,12 +7126,36 @@
     <w:rPr>
       <w:rFonts w:ascii="Arial" w:hAnsi="Arial" w:cs="Arial"/>
       <w:color w:val="000000"/>
+      <w:sz w:val="24"/>
+      <w:szCs w:val="24"/>
+    </w:rPr>
+  </w:style>
+  <w:style w:type="paragraph" w:styleId="Ttulo">
+    <w:name w:val="Title"/>
+    <w:aliases w:val="AL Título,Título AL,Títulos Principales sin numeración,TITULO 1,ECO Título 3,Car7,Puesto1,Title,Título 3 CCE,Título AL + 9 pt,Sin Negrita + 10 pt,Sin Negrita,Título Car Car Car,Título Car Car Car Car,Título Car Car Car Car Car"/>
+    <w:basedOn w:val="Normal"/>
+    <w:link w:val="TtuloCar"/>
+    <w:qFormat/>
+    <w:rsid w:val="00EE4B8D"/>
+    <w:pPr>
+      <w:widowControl/>
+      <w:suppressAutoHyphens w:val="0"/>
+      <w:jc w:val="center"/>
+    </w:pPr>
+    <w:rPr>
+      <w:rFonts w:ascii="Tahoma" w:eastAsia="Times New Roman" w:hAnsi="Tahoma"/>
+      <w:b/>
+      <w:kern w:val="0"/>
+      <w:sz w:val="20"/>
+      <w:szCs w:val="20"/>
+      <w:lang w:val="es-MX" w:eastAsia="es-ES"/>
     </w:rPr>
   </w:style>
   <w:style w:type="character" w:customStyle="1" w:styleId="TtuloCar">
     <w:name w:val="Título Car"/>
     <w:aliases w:val="AL Título Car,Título AL Car,Títulos Principales sin numeración Car,TITULO 1 Car,ECO Título 3 Car,Car7 Car,Puesto1 Car,Title Car,Título 3 CCE Car,Título AL + 9 pt Car,Sin Negrita + 10 pt Car,Sin Negrita Car,Título Car Car Car Car1"/>
     <w:basedOn w:val="Fuentedeprrafopredeter"/>
+    <w:link w:val="Ttulo"/>
     <w:rsid w:val="00EE4B8D"/>
     <w:rPr>
       <w:rFonts w:ascii="Tahoma" w:hAnsi="Tahoma"/>
@@ -3619,10 +7166,12 @@
   <w:style w:type="paragraph" w:customStyle="1" w:styleId="1">
     <w:name w:val="1"/>
     <w:basedOn w:val="Normal"/>
+    <w:next w:val="Ttulo"/>
     <w:qFormat/>
     <w:rsid w:val="00D317AD"/>
     <w:pPr>
       <w:widowControl/>
+      <w:suppressAutoHyphens w:val="0"/>
       <w:overflowPunct w:val="0"/>
       <w:autoSpaceDE w:val="0"/>
       <w:autoSpaceDN w:val="0"/>
@@ -3673,12 +7222,14 @@
     <w:rsid w:val="00A63017"/>
     <w:pPr>
       <w:widowControl/>
+      <w:suppressAutoHyphens w:val="0"/>
       <w:spacing w:after="200"/>
     </w:pPr>
     <w:rPr>
       <w:rFonts w:asciiTheme="minorHAnsi" w:eastAsiaTheme="minorHAnsi" w:hAnsiTheme="minorHAnsi" w:cstheme="minorBidi"/>
       <w:b/>
       <w:bCs/>
+      <w:kern w:val="0"/>
       <w:lang w:eastAsia="en-US"/>
     </w:rPr>
   </w:style>
@@ -3713,6 +7264,7 @@
   <w:style w:type="character" w:customStyle="1" w:styleId="Ttulo2Car">
     <w:name w:val="Título 2 Car"/>
     <w:basedOn w:val="Fuentedeprrafopredeter"/>
+    <w:link w:val="Ttulo2"/>
     <w:rsid w:val="00EC7391"/>
     <w:rPr>
       <w:rFonts w:ascii="Arial" w:eastAsia="DejaVu Sans" w:hAnsi="Arial" w:cs="Arial"/>
@@ -3744,8 +7296,8 @@
       <w:szCs w:val="16"/>
     </w:rPr>
   </w:style>
-  <w:style w:type="character" w:styleId="Mencinsinresolver">
-    <w:name w:val="Unresolved Mention"/>
+  <w:style w:type="character" w:customStyle="1" w:styleId="Mencinsinresolver1">
+    <w:name w:val="Mención sin resolver1"/>
     <w:basedOn w:val="Fuentedeprrafopredeter"/>
     <w:uiPriority w:val="99"/>
     <w:semiHidden/>
@@ -3767,6 +7319,7 @@
         <w:bottom w:val="single" w:sz="8" w:space="0" w:color="auto"/>
         <w:right w:val="single" w:sz="8" w:space="0" w:color="auto"/>
       </w:pBdr>
+      <w:suppressAutoHyphens w:val="0"/>
       <w:spacing w:before="100" w:beforeAutospacing="1" w:after="100" w:afterAutospacing="1"/>
       <w:jc w:val="both"/>
       <w:textAlignment w:val="center"/>
@@ -3774,55 +7327,11 @@
     <w:rPr>
       <w:rFonts w:ascii="Arial Narrow" w:eastAsia="Times New Roman" w:hAnsi="Arial Narrow"/>
       <w:color w:val="000000"/>
+      <w:kern w:val="0"/>
       <w:sz w:val="16"/>
       <w:szCs w:val="16"/>
       <w:lang w:eastAsia="es-MX"/>
     </w:rPr>
-  </w:style>
-  <w:style w:type="paragraph" w:styleId="Subttulo">
-    <w:name w:val="Subtitle"/>
-    <w:basedOn w:val="Normal"/>
-    <w:next w:val="Normal"/>
-    <w:uiPriority w:val="11"/>
-    <w:qFormat/>
-    <w:pPr>
-      <w:keepNext/>
-      <w:keepLines/>
-      <w:spacing w:before="360" w:after="80"/>
-    </w:pPr>
-    <w:rPr>
-      <w:rFonts w:ascii="Georgia" w:eastAsia="Georgia" w:hAnsi="Georgia" w:cs="Georgia"/>
-      <w:i/>
-      <w:color w:val="666666"/>
-      <w:sz w:val="48"/>
-      <w:szCs w:val="48"/>
-    </w:rPr>
-  </w:style>
-  <w:style w:type="table" w:customStyle="1" w:styleId="a">
-    <w:basedOn w:val="TableNormal"/>
-    <w:tblPr>
-      <w:tblStyleRowBandSize w:val="1"/>
-      <w:tblStyleColBandSize w:val="1"/>
-      <w:tblCellMar>
-        <w:top w:w="0" w:type="dxa"/>
-        <w:left w:w="108" w:type="dxa"/>
-        <w:bottom w:w="0" w:type="dxa"/>
-        <w:right w:w="108" w:type="dxa"/>
-      </w:tblCellMar>
-    </w:tblPr>
-  </w:style>
-  <w:style w:type="table" w:customStyle="1" w:styleId="a0">
-    <w:basedOn w:val="TableNormal"/>
-    <w:tblPr>
-      <w:tblStyleRowBandSize w:val="1"/>
-      <w:tblStyleColBandSize w:val="1"/>
-      <w:tblCellMar>
-        <w:top w:w="0" w:type="dxa"/>
-        <w:left w:w="115" w:type="dxa"/>
-        <w:bottom w:w="0" w:type="dxa"/>
-        <w:right w:w="115" w:type="dxa"/>
-      </w:tblCellMar>
-    </w:tblPr>
   </w:style>
 </w:styles>
 </file>
@@ -4113,16 +7622,13 @@
 </file>
 
 <file path=customXml/item1.xml><?xml version="1.0" encoding="utf-8"?>
-<go:gDocsCustomXmlDataStorage xmlns:go="http://customooxmlschemas.google.com/" xmlns:r="http://schemas.openxmlformats.org/officeDocument/2006/relationships" uri="GoogleDocsCustomDataVersion2">
-  <go:docsCustomData xmlns:go="http://customooxmlschemas.google.com/" roundtripDataSignature="AMtx7mjimu4LEjMxkF57AWqXuj1IJA8PPw==">CgMxLjAyDmgud2ZwenliYzJ3eXFvMg5oLnRjaWxlc2x4eHNjOTgAciExRzVsR1VwdVRUVEhTa0M2SEtTd3JVQUo3eUJMX2hIaEw=</go:docsCustomData>
-</go:gDocsCustomXmlDataStorage>
+<b:Sources xmlns:b="http://schemas.openxmlformats.org/officeDocument/2006/bibliography" xmlns="http://schemas.openxmlformats.org/officeDocument/2006/bibliography" SelectedStyle="\APA.XSL" StyleName="APA"/>
 </file>
 
 <file path=customXml/itemProps1.xml><?xml version="1.0" encoding="utf-8"?>
-<ds:datastoreItem xmlns:ds="http://schemas.openxmlformats.org/officeDocument/2006/customXml" ds:itemID="{11111111-1234-1234-1234-123412341234}">
+<ds:datastoreItem xmlns:ds="http://schemas.openxmlformats.org/officeDocument/2006/customXml" ds:itemID="{E5E87971-3A32-4610-9DF3-0B80E952077B}">
   <ds:schemaRefs>
-    <ds:schemaRef ds:uri="http://customooxmlschemas.google.com/"/>
-    <ds:schemaRef ds:uri="http://schemas.openxmlformats.org/officeDocument/2006/relationships"/>
+    <ds:schemaRef ds:uri="http://schemas.openxmlformats.org/officeDocument/2006/bibliography"/>
   </ds:schemaRefs>
 </ds:datastoreItem>
 </file>
--- a/vista/plantilla_acta_inicio_1.docx
+++ b/vista/plantilla_acta_inicio_1.docx
@@ -518,10 +518,20 @@
               <w:rPr>
                 <w:rFonts w:ascii="Arial" w:eastAsia="Arial" w:hAnsi="Arial" w:cs="Arial"/>
                 <w:b/>
+                <w:bCs/>
                 <w:sz w:val="19"/>
                 <w:szCs w:val="19"/>
               </w:rPr>
-              <w:t>SP. ${</w:t>
+              <w:t>Sargento Viceprimero</w:t>
+            </w:r>
+            <w:r>
+              <w:rPr>
+                <w:rFonts w:ascii="Arial" w:eastAsia="Arial" w:hAnsi="Arial" w:cs="Arial"/>
+                <w:b/>
+                <w:sz w:val="19"/>
+                <w:szCs w:val="19"/>
+              </w:rPr>
+              <w:t xml:space="preserve"> ${</w:t>
             </w:r>
             <w:proofErr w:type="spellStart"/>
             <w:r>
@@ -590,6 +600,44 @@
               </w:rPr>
               <w:t>}</w:t>
             </w:r>
+            <w:r>
+              <w:rPr>
+                <w:rFonts w:ascii="Arial" w:eastAsia="Arial" w:hAnsi="Arial" w:cs="Arial"/>
+                <w:b/>
+                <w:sz w:val="19"/>
+                <w:szCs w:val="19"/>
+              </w:rPr>
+              <w:t>-</w:t>
+            </w:r>
+            <w:r>
+              <w:rPr>
+                <w:rFonts w:ascii="Arial" w:eastAsia="Arial" w:hAnsi="Arial" w:cs="Arial"/>
+                <w:b/>
+                <w:sz w:val="18"/>
+                <w:szCs w:val="18"/>
+              </w:rPr>
+              <w:t>DMMED-${</w:t>
+            </w:r>
+            <w:proofErr w:type="spellStart"/>
+            <w:r>
+              <w:rPr>
+                <w:rFonts w:ascii="Arial" w:eastAsia="Arial" w:hAnsi="Arial" w:cs="Arial"/>
+                <w:b/>
+                <w:sz w:val="18"/>
+                <w:szCs w:val="18"/>
+              </w:rPr>
+              <w:t>anio_contrato</w:t>
+            </w:r>
+            <w:proofErr w:type="spellEnd"/>
+            <w:r>
+              <w:rPr>
+                <w:rFonts w:ascii="Arial" w:eastAsia="Arial" w:hAnsi="Arial" w:cs="Arial"/>
+                <w:b/>
+                <w:sz w:val="18"/>
+                <w:szCs w:val="18"/>
+              </w:rPr>
+              <w:t>}</w:t>
+            </w:r>
           </w:p>
           <w:p>
             <w:pPr>
@@ -628,23 +676,32 @@
                 <w:sz w:val="19"/>
                 <w:szCs w:val="19"/>
               </w:rPr>
-              <w:t>} con NIT. ${</w:t>
-            </w:r>
-            <w:proofErr w:type="spellStart"/>
-            <w:r>
-              <w:rPr>
-                <w:rFonts w:ascii="Arial" w:eastAsia="Arial" w:hAnsi="Arial" w:cs="Arial"/>
-                <w:b/>
+              <w:t xml:space="preserve">} </w:t>
+            </w:r>
+            <w:r>
+              <w:rPr>
+                <w:rFonts w:ascii="Arial" w:eastAsia="Arial" w:hAnsi="Arial" w:cs="Arial"/>
+                <w:bCs/>
                 <w:sz w:val="19"/>
                 <w:szCs w:val="19"/>
               </w:rPr>
+              <w:t>con NIT. ${</w:t>
+            </w:r>
+            <w:proofErr w:type="spellStart"/>
+            <w:r>
+              <w:rPr>
+                <w:rFonts w:ascii="Arial" w:eastAsia="Arial" w:hAnsi="Arial" w:cs="Arial"/>
+                <w:bCs/>
+                <w:sz w:val="19"/>
+                <w:szCs w:val="19"/>
+              </w:rPr>
               <w:t>nit_contratista</w:t>
             </w:r>
             <w:proofErr w:type="spellEnd"/>
             <w:r>
               <w:rPr>
                 <w:rFonts w:ascii="Arial" w:eastAsia="Arial" w:hAnsi="Arial" w:cs="Arial"/>
-                <w:b/>
+                <w:bCs/>
                 <w:sz w:val="19"/>
                 <w:szCs w:val="19"/>
               </w:rPr>
@@ -716,9 +773,8 @@
                 <w:sz w:val="19"/>
                 <w:szCs w:val="19"/>
               </w:rPr>
-              <w:t>identificado con cedula ciudadanía No. ${</w:t>
-            </w:r>
-            <w:proofErr w:type="spellStart"/>
+              <w:t>CC</w:t>
+            </w:r>
             <w:r>
               <w:rPr>
                 <w:rFonts w:ascii="Arial" w:eastAsia="Arial" w:hAnsi="Arial" w:cs="Arial"/>
@@ -726,9 +782,9 @@
                 <w:sz w:val="19"/>
                 <w:szCs w:val="19"/>
               </w:rPr>
-              <w:t>cedula_contratista</w:t>
-            </w:r>
-            <w:proofErr w:type="spellEnd"/>
+              <w:t xml:space="preserve"> No. ${</w:t>
+            </w:r>
+            <w:proofErr w:type="spellStart"/>
             <w:r>
               <w:rPr>
                 <w:rFonts w:ascii="Arial" w:eastAsia="Arial" w:hAnsi="Arial" w:cs="Arial"/>
@@ -736,7 +792,35 @@
                 <w:sz w:val="19"/>
                 <w:szCs w:val="19"/>
               </w:rPr>
-              <w:t>} de ${</w:t>
+              <w:t>cedula_contratista</w:t>
+            </w:r>
+            <w:proofErr w:type="spellEnd"/>
+            <w:r>
+              <w:rPr>
+                <w:rFonts w:ascii="Arial" w:eastAsia="Arial" w:hAnsi="Arial" w:cs="Arial"/>
+                <w:color w:val="000000"/>
+                <w:sz w:val="19"/>
+                <w:szCs w:val="19"/>
+              </w:rPr>
+              <w:t xml:space="preserve">} </w:t>
+            </w:r>
+            <w:r>
+              <w:rPr>
+                <w:rFonts w:ascii="Arial" w:eastAsia="Arial" w:hAnsi="Arial" w:cs="Arial"/>
+                <w:color w:val="000000"/>
+                <w:sz w:val="19"/>
+                <w:szCs w:val="19"/>
+              </w:rPr>
+              <w:t>expedida en</w:t>
+            </w:r>
+            <w:r>
+              <w:rPr>
+                <w:rFonts w:ascii="Arial" w:eastAsia="Arial" w:hAnsi="Arial" w:cs="Arial"/>
+                <w:color w:val="000000"/>
+                <w:sz w:val="19"/>
+                <w:szCs w:val="19"/>
+              </w:rPr>
+              <w:t xml:space="preserve"> ${</w:t>
             </w:r>
             <w:proofErr w:type="spellStart"/>
             <w:r>
@@ -843,6 +927,44 @@
                 <w:szCs w:val="18"/>
               </w:rPr>
               <w:t>numero_contrato</w:t>
+            </w:r>
+            <w:proofErr w:type="spellEnd"/>
+            <w:r>
+              <w:rPr>
+                <w:rFonts w:ascii="Arial" w:eastAsia="Arial" w:hAnsi="Arial" w:cs="Arial"/>
+                <w:b/>
+                <w:sz w:val="18"/>
+                <w:szCs w:val="18"/>
+              </w:rPr>
+              <w:t>}</w:t>
+            </w:r>
+            <w:r>
+              <w:rPr>
+                <w:rFonts w:ascii="Arial" w:eastAsia="Arial" w:hAnsi="Arial" w:cs="Arial"/>
+                <w:b/>
+                <w:sz w:val="18"/>
+                <w:szCs w:val="18"/>
+              </w:rPr>
+              <w:t>-</w:t>
+            </w:r>
+            <w:r>
+              <w:rPr>
+                <w:rFonts w:ascii="Arial" w:eastAsia="Arial" w:hAnsi="Arial" w:cs="Arial"/>
+                <w:b/>
+                <w:sz w:val="18"/>
+                <w:szCs w:val="18"/>
+              </w:rPr>
+              <w:t>DMMED-${</w:t>
+            </w:r>
+            <w:proofErr w:type="spellStart"/>
+            <w:r>
+              <w:rPr>
+                <w:rFonts w:ascii="Arial" w:eastAsia="Arial" w:hAnsi="Arial" w:cs="Arial"/>
+                <w:b/>
+                <w:sz w:val="18"/>
+                <w:szCs w:val="18"/>
+              </w:rPr>
+              <w:t>anio_contrato</w:t>
             </w:r>
             <w:proofErr w:type="spellEnd"/>
             <w:r>
@@ -1197,6 +1319,44 @@
               </w:rPr>
               <w:t>}</w:t>
             </w:r>
+            <w:r>
+              <w:rPr>
+                <w:rFonts w:ascii="Arial" w:eastAsia="Arial" w:hAnsi="Arial" w:cs="Arial"/>
+                <w:b/>
+                <w:sz w:val="17"/>
+                <w:szCs w:val="17"/>
+              </w:rPr>
+              <w:t>-</w:t>
+            </w:r>
+            <w:r>
+              <w:rPr>
+                <w:rFonts w:ascii="Arial" w:eastAsia="Arial" w:hAnsi="Arial" w:cs="Arial"/>
+                <w:b/>
+                <w:sz w:val="17"/>
+                <w:szCs w:val="17"/>
+              </w:rPr>
+              <w:t>DMMED-${</w:t>
+            </w:r>
+            <w:proofErr w:type="spellStart"/>
+            <w:r>
+              <w:rPr>
+                <w:rFonts w:ascii="Arial" w:eastAsia="Arial" w:hAnsi="Arial" w:cs="Arial"/>
+                <w:b/>
+                <w:sz w:val="17"/>
+                <w:szCs w:val="17"/>
+              </w:rPr>
+              <w:t>anio_contrato</w:t>
+            </w:r>
+            <w:proofErr w:type="spellEnd"/>
+            <w:r>
+              <w:rPr>
+                <w:rFonts w:ascii="Arial" w:eastAsia="Arial" w:hAnsi="Arial" w:cs="Arial"/>
+                <w:b/>
+                <w:sz w:val="17"/>
+                <w:szCs w:val="17"/>
+              </w:rPr>
+              <w:t>}</w:t>
+            </w:r>
           </w:p>
         </w:tc>
       </w:tr>
@@ -1391,14 +1551,16 @@
                 <w:color w:val="000000"/>
                 <w:sz w:val="17"/>
                 <w:szCs w:val="17"/>
+                <w:u w:val="single"/>
               </w:rPr>
             </w:pPr>
             <w:r>
               <w:rPr>
                 <w:rFonts w:ascii="Arial" w:eastAsia="Arial" w:hAnsi="Arial" w:cs="Arial"/>
-                <w:b/>
-                <w:sz w:val="17"/>
-                <w:szCs w:val="17"/>
+                <w:bCs/>
+                <w:sz w:val="17"/>
+                <w:szCs w:val="17"/>
+                <w:u w:val="single"/>
               </w:rPr>
               <w:t>${</w:t>
             </w:r>
@@ -1406,9 +1568,10 @@
             <w:r>
               <w:rPr>
                 <w:rFonts w:ascii="Arial" w:eastAsia="Arial" w:hAnsi="Arial" w:cs="Arial"/>
-                <w:b/>
-                <w:sz w:val="17"/>
-                <w:szCs w:val="17"/>
+                <w:bCs/>
+                <w:sz w:val="17"/>
+                <w:szCs w:val="17"/>
+                <w:u w:val="single"/>
               </w:rPr>
               <w:t>valor_letras</w:t>
             </w:r>
@@ -1416,39 +1579,12 @@
             <w:r>
               <w:rPr>
                 <w:rFonts w:ascii="Arial" w:eastAsia="Arial" w:hAnsi="Arial" w:cs="Arial"/>
-                <w:b/>
-                <w:sz w:val="17"/>
-                <w:szCs w:val="17"/>
-              </w:rPr>
-              <w:t>} (${</w:t>
-            </w:r>
-            <w:proofErr w:type="spellStart"/>
-            <w:r>
-              <w:rPr>
-                <w:rFonts w:ascii="Arial" w:eastAsia="Arial" w:hAnsi="Arial" w:cs="Arial"/>
-                <w:b/>
-                <w:sz w:val="17"/>
-                <w:szCs w:val="17"/>
-              </w:rPr>
-              <w:t>valor_numerico</w:t>
-            </w:r>
-            <w:proofErr w:type="spellEnd"/>
-            <w:r>
-              <w:rPr>
-                <w:rFonts w:ascii="Arial" w:eastAsia="Arial" w:hAnsi="Arial" w:cs="Arial"/>
-                <w:b/>
-                <w:sz w:val="17"/>
-                <w:szCs w:val="17"/>
-              </w:rPr>
-              <w:t xml:space="preserve">}) </w:t>
-            </w:r>
-            <w:r>
-              <w:rPr>
-                <w:rFonts w:ascii="Arial" w:eastAsia="Arial" w:hAnsi="Arial" w:cs="Arial"/>
-                <w:sz w:val="17"/>
-                <w:szCs w:val="17"/>
-              </w:rPr>
-              <w:t>IVA INCLUIDO</w:t>
+                <w:bCs/>
+                <w:sz w:val="17"/>
+                <w:szCs w:val="17"/>
+                <w:u w:val="single"/>
+              </w:rPr>
+              <w:t>}</w:t>
             </w:r>
           </w:p>
         </w:tc>
@@ -1543,11 +1679,13 @@
           </w:tcPr>
           <w:p>
             <w:pPr>
+              <w:ind w:left="709" w:hanging="709"/>
               <w:jc w:val="both"/>
               <w:rPr>
                 <w:rFonts w:ascii="Arial" w:hAnsi="Arial" w:cs="Arial"/>
                 <w:sz w:val="17"/>
                 <w:szCs w:val="17"/>
+                <w:lang w:val="es-ES"/>
               </w:rPr>
             </w:pPr>
             <w:r>
@@ -1556,24 +1694,48 @@
                 <w:sz w:val="17"/>
                 <w:szCs w:val="17"/>
               </w:rPr>
+              <w:t xml:space="preserve">Sargento Viceprimero </w:t>
+            </w:r>
+            <w:r>
+              <w:rPr>
+                <w:rFonts w:ascii="Arial" w:hAnsi="Arial" w:cs="Arial"/>
+                <w:sz w:val="17"/>
+                <w:szCs w:val="17"/>
+                <w:lang w:val="es-ES"/>
+              </w:rPr>
               <w:t>${</w:t>
             </w:r>
+            <w:proofErr w:type="spellStart"/>
             <w:r>
               <w:rPr>
                 <w:rFonts w:ascii="Arial" w:hAnsi="Arial" w:cs="Arial"/>
                 <w:sz w:val="17"/>
                 <w:szCs w:val="17"/>
-              </w:rPr>
-              <w:t>supervisor</w:t>
-            </w:r>
+                <w:lang w:val="es-ES"/>
+              </w:rPr>
+              <w:t>nombre_supervisor</w:t>
+            </w:r>
+            <w:proofErr w:type="spellEnd"/>
             <w:r>
               <w:rPr>
                 <w:rFonts w:ascii="Arial" w:hAnsi="Arial" w:cs="Arial"/>
                 <w:sz w:val="17"/>
                 <w:szCs w:val="17"/>
+                <w:lang w:val="es-ES"/>
               </w:rPr>
               <w:t>}</w:t>
             </w:r>
+          </w:p>
+          <w:p>
+            <w:pPr>
+              <w:ind w:left="709" w:hanging="709"/>
+              <w:jc w:val="both"/>
+              <w:rPr>
+                <w:rFonts w:ascii="Arial" w:hAnsi="Arial" w:cs="Arial"/>
+                <w:sz w:val="17"/>
+                <w:szCs w:val="17"/>
+              </w:rPr>
+            </w:pPr>
           </w:p>
         </w:tc>
       </w:tr>
@@ -2025,6 +2187,44 @@
             <w:r>
               <w:rPr>
                 <w:rFonts w:ascii="Arial" w:eastAsia="Arial" w:hAnsi="Arial" w:cs="Arial"/>
+                <w:b/>
+                <w:sz w:val="17"/>
+                <w:szCs w:val="17"/>
+              </w:rPr>
+              <w:t>-DMMED-</w:t>
+            </w:r>
+            <w:r>
+              <w:rPr>
+                <w:rFonts w:ascii="Arial" w:eastAsia="Arial" w:hAnsi="Arial" w:cs="Arial"/>
+                <w:b/>
+                <w:sz w:val="17"/>
+                <w:szCs w:val="17"/>
+              </w:rPr>
+              <w:t>${</w:t>
+            </w:r>
+            <w:proofErr w:type="spellStart"/>
+            <w:r>
+              <w:rPr>
+                <w:rFonts w:ascii="Arial" w:eastAsia="Arial" w:hAnsi="Arial" w:cs="Arial"/>
+                <w:b/>
+                <w:sz w:val="17"/>
+                <w:szCs w:val="17"/>
+              </w:rPr>
+              <w:t>anio_contrato</w:t>
+            </w:r>
+            <w:proofErr w:type="spellEnd"/>
+            <w:r>
+              <w:rPr>
+                <w:rFonts w:ascii="Arial" w:eastAsia="Arial" w:hAnsi="Arial" w:cs="Arial"/>
+                <w:b/>
+                <w:sz w:val="17"/>
+                <w:szCs w:val="17"/>
+              </w:rPr>
+              <w:t>}</w:t>
+            </w:r>
+            <w:r>
+              <w:rPr>
+                <w:rFonts w:ascii="Arial" w:eastAsia="Arial" w:hAnsi="Arial" w:cs="Arial"/>
                 <w:sz w:val="17"/>
                 <w:szCs w:val="17"/>
               </w:rPr>
@@ -2345,7 +2545,25 @@
           <w:sz w:val="19"/>
           <w:szCs w:val="19"/>
         </w:rPr>
-        <w:t>SP. ${</w:t>
+        <w:t>S</w:t>
+      </w:r>
+      <w:r>
+        <w:rPr>
+          <w:rFonts w:ascii="Arial Narrow" w:eastAsia="Arial Narrow" w:hAnsi="Arial Narrow" w:cs="Arial Narrow"/>
+          <w:b/>
+          <w:sz w:val="19"/>
+          <w:szCs w:val="19"/>
+        </w:rPr>
+        <w:t>argento Viceprimero</w:t>
+      </w:r>
+      <w:r>
+        <w:rPr>
+          <w:rFonts w:ascii="Arial Narrow" w:eastAsia="Arial Narrow" w:hAnsi="Arial Narrow" w:cs="Arial Narrow"/>
+          <w:b/>
+          <w:sz w:val="19"/>
+          <w:szCs w:val="19"/>
+        </w:rPr>
+        <w:t xml:space="preserve"> ${</w:t>
       </w:r>
       <w:proofErr w:type="spellStart"/>
       <w:r>
@@ -2391,42 +2609,62 @@
       </w:r>
       <w:r>
         <w:rPr>
-          <w:rFonts w:ascii="Arial Narrow" w:eastAsia="Arial Narrow" w:hAnsi="Arial Narrow" w:cs="Arial Narrow"/>
+          <w:rFonts w:ascii="Arial" w:eastAsia="Arial" w:hAnsi="Arial" w:cs="Arial"/>
           <w:b/>
-          <w:sz w:val="19"/>
-          <w:szCs w:val="19"/>
+          <w:sz w:val="17"/>
+          <w:szCs w:val="17"/>
         </w:rPr>
         <w:t>${</w:t>
       </w:r>
       <w:proofErr w:type="spellStart"/>
       <w:r>
         <w:rPr>
-          <w:rFonts w:ascii="Arial Narrow" w:eastAsia="Arial Narrow" w:hAnsi="Arial Narrow" w:cs="Arial Narrow"/>
+          <w:rFonts w:ascii="Arial" w:eastAsia="Arial" w:hAnsi="Arial" w:cs="Arial"/>
           <w:b/>
-          <w:sz w:val="19"/>
-          <w:szCs w:val="19"/>
+          <w:sz w:val="17"/>
+          <w:szCs w:val="17"/>
         </w:rPr>
         <w:t>numero_contrato</w:t>
       </w:r>
       <w:proofErr w:type="spellEnd"/>
       <w:r>
         <w:rPr>
-          <w:rFonts w:ascii="Arial Narrow" w:eastAsia="Arial Narrow" w:hAnsi="Arial Narrow" w:cs="Arial Narrow"/>
+          <w:rFonts w:ascii="Arial" w:eastAsia="Arial" w:hAnsi="Arial" w:cs="Arial"/>
           <w:b/>
-          <w:sz w:val="19"/>
-          <w:szCs w:val="19"/>
+          <w:sz w:val="17"/>
+          <w:szCs w:val="17"/>
         </w:rPr>
         <w:t>}</w:t>
       </w:r>
-    </w:p>
-    <w:p>
-      <w:pPr>
+      <w:r>
         <w:rPr>
           <w:rFonts w:ascii="Arial" w:eastAsia="Arial" w:hAnsi="Arial" w:cs="Arial"/>
-          <w:sz w:val="19"/>
-          <w:szCs w:val="19"/>
-        </w:rPr>
-      </w:pPr>
+          <w:b/>
+          <w:sz w:val="17"/>
+          <w:szCs w:val="17"/>
+        </w:rPr>
+        <w:t>-DMMED-${</w:t>
+      </w:r>
+      <w:proofErr w:type="spellStart"/>
+      <w:r>
+        <w:rPr>
+          <w:rFonts w:ascii="Arial" w:eastAsia="Arial" w:hAnsi="Arial" w:cs="Arial"/>
+          <w:b/>
+          <w:sz w:val="17"/>
+          <w:szCs w:val="17"/>
+        </w:rPr>
+        <w:t>anio_contrato</w:t>
+      </w:r>
+      <w:proofErr w:type="spellEnd"/>
+      <w:r>
+        <w:rPr>
+          <w:rFonts w:ascii="Arial" w:eastAsia="Arial" w:hAnsi="Arial" w:cs="Arial"/>
+          <w:b/>
+          <w:sz w:val="17"/>
+          <w:szCs w:val="17"/>
+        </w:rPr>
+        <w:t>}</w:t>
+      </w:r>
     </w:p>
     <w:p>
       <w:pPr>
@@ -6803,7 +7041,6 @@
   <w:style w:type="character" w:default="1" w:styleId="Fuentedeprrafopredeter">
     <w:name w:val="Default Paragraph Font"/>
     <w:uiPriority w:val="1"/>
-    <w:semiHidden/>
     <w:unhideWhenUsed/>
   </w:style>
   <w:style w:type="table" w:default="1" w:styleId="Tablanormal">

--- a/vista/plantilla_acta_inicio_1.docx
+++ b/vista/plantilla_acta_inicio_1.docx
@@ -222,15 +222,7 @@
           <w:b/>
           <w:u w:val="single"/>
         </w:rPr>
-        <w:t>3</w:t>
-      </w:r>
-      <w:r>
-        <w:rPr>
-          <w:rFonts w:ascii="Arial" w:hAnsi="Arial" w:cs="Arial"/>
-          <w:b/>
-          <w:u w:val="single"/>
-        </w:rPr>
-        <w:t>4</w:t>
+        <w:t>${folio}</w:t>
       </w:r>
       <w:r>
         <w:rPr>
@@ -3109,7 +3101,7 @@
           <w:rFonts w:ascii="Arial" w:hAnsi="Arial" w:cs="Arial"/>
           <w:sz w:val="14"/>
           <w:szCs w:val="14"/>
-          <w:lang w:val="en-US" w:eastAsia="es-ES"/>
+          <w:lang w:val="es-ES" w:eastAsia="es-ES"/>
         </w:rPr>
       </w:pPr>
       <w:r>
@@ -7041,6 +7033,7 @@
   <w:style w:type="character" w:default="1" w:styleId="Fuentedeprrafopredeter">
     <w:name w:val="Default Paragraph Font"/>
     <w:uiPriority w:val="1"/>
+    <w:semiHidden/>
     <w:unhideWhenUsed/>
   </w:style>
   <w:style w:type="table" w:default="1" w:styleId="Tablanormal">
